--- a/STARLAB_Unit_3/Student Handouts/Student_Handout_18_Unit 3 Readiness for Analysis Review.docx
+++ b/STARLAB_Unit_3/Student Handouts/Student_Handout_18_Unit 3 Readiness for Analysis Review.docx
@@ -4,17 +4,57 @@
   <w:body>
     <w:p>
       <w:pPr>
+        <w:pStyle w:val="STARLABKicker"/>
+      </w:pPr>
+      <w:r>
+        <w:rPr>
+          <w:rFonts w:ascii="Arial" w:hAnsi="Arial" w:eastAsia="Arial" w:cs="Arial"/>
+          <w:color w:val="E31B23"/>
+          <w:sz w:val="18"/>
+          <w:szCs w:val="18"/>
+          <w:b w:val="1"/>
+        </w:rPr>
+        <w:t>STARLAB</w:t>
+      </w:r>
+    </w:p>
+    <w:p>
+      <w:pPr>
+        <w:pStyle w:val="STARLABResourceTitle"/>
         <w:spacing w:after="20"/>
       </w:pPr>
       <w:r>
         <w:rPr>
-          <w:rFonts w:ascii="Arial" w:hAnsi="Arial"/>
-          <w:b/>
+          <w:rFonts w:ascii="Arial" w:hAnsi="Arial" w:eastAsia="Arial" w:cs="Arial"/>
           <w:color w:val="111111"/>
-          <w:sz w:val="34"/>
+          <w:sz w:val="38"/>
+          <w:szCs w:val="38"/>
+          <w:b w:val="1"/>
         </w:rPr>
-        <w:t>Student Handout 18: Unit 3 Readiness for Analysis Review</w:t>
+        <w:t>Unit 3 Readiness for Analysis Review</w:t>
       </w:r>
+    </w:p>
+    <w:p>
+      <w:pPr>
+        <w:pStyle w:val="STARLABResourceMeta"/>
+      </w:pPr>
+      <w:r>
+        <w:rPr>
+          <w:rFonts w:ascii="Arial" w:hAnsi="Arial" w:eastAsia="Arial" w:cs="Arial"/>
+          <w:color w:val="555555"/>
+          <w:sz w:val="17"/>
+          <w:szCs w:val="17"/>
+          <w:b w:val="1"/>
+        </w:rPr>
+        <w:t>Unit 3 | Student Handout 18 | Week 16 | Required</w:t>
+      </w:r>
+    </w:p>
+    <w:p>
+      <w:pPr>
+        <w:pStyle w:val="STARLABDivider"/>
+        <w:pBdr>
+          <w:bottom w:val="single" w:sz="12" w:space="1" w:color="E31B23"/>
+        </w:pBdr>
+      </w:pPr>
     </w:p>
     <w:p>
       <w:pPr>
@@ -22,9 +62,10 @@
       </w:pPr>
       <w:r>
         <w:rPr>
-          <w:rFonts w:ascii="Arial" w:hAnsi="Arial"/>
-          <w:color w:val="555555"/>
-          <w:sz w:val="20"/>
+          <w:rFonts w:ascii="Arial" w:hAnsi="Arial" w:eastAsia="Arial" w:cs="Arial"/>
+          <w:color w:val="111111"/>
+          <w:sz w:val="19"/>
+          <w:szCs w:val="19"/>
         </w:rPr>
         <w:t>STARLAB Unit 3 | Week 16</w:t>
       </w:r>
@@ -34,11 +75,25 @@
         <w:pStyle w:val="Heading2"/>
       </w:pPr>
       <w:r>
+        <w:rPr>
+          <w:rFonts w:ascii="Arial" w:hAnsi="Arial" w:eastAsia="Arial" w:cs="Arial"/>
+          <w:color w:val="111111"/>
+          <w:sz w:val="22"/>
+          <w:szCs w:val="22"/>
+          <w:b w:val="1"/>
+        </w:rPr>
         <w:t>Purpose</w:t>
       </w:r>
     </w:p>
     <w:p>
+      <w:pPr/>
       <w:r>
+        <w:rPr>
+          <w:rFonts w:ascii="Arial" w:hAnsi="Arial" w:eastAsia="Arial" w:cs="Arial"/>
+          <w:color w:val="111111"/>
+          <w:sz w:val="19"/>
+          <w:szCs w:val="19"/>
+        </w:rPr>
         <w:t>Use this review to decide whether your project evidence is ready for Unit 4. Readiness does not mean your project worked perfectly or produced the result you expected. It means your evidence is preserved, understandable, honest, and organized well enough to analyze.</w:t>
       </w:r>
     </w:p>
@@ -47,50 +102,87 @@
         <w:pStyle w:val="Heading2"/>
       </w:pPr>
       <w:r>
+        <w:rPr>
+          <w:rFonts w:ascii="Arial" w:hAnsi="Arial" w:eastAsia="Arial" w:cs="Arial"/>
+          <w:color w:val="111111"/>
+          <w:sz w:val="22"/>
+          <w:szCs w:val="22"/>
+          <w:b w:val="1"/>
+        </w:rPr>
         <w:t>Student Information</w:t>
       </w:r>
     </w:p>
     <w:p>
+      <w:pPr>
+        <w:pStyle w:val="STARLABPrompt"/>
+      </w:pPr>
       <w:r>
         <w:rPr>
-          <w:rFonts w:ascii="Arial" w:hAnsi="Arial"/>
-          <w:b/>
+          <w:rFonts w:ascii="Arial" w:hAnsi="Arial" w:eastAsia="Arial" w:cs="Arial"/>
+          <w:b w:val="1"/>
+          <w:color w:val="111111"/>
+          <w:sz w:val="20"/>
+          <w:szCs w:val="20"/>
         </w:rPr>
         <w:t xml:space="preserve">Name: </w:t>
       </w:r>
       <w:r>
         <w:rPr>
-          <w:rFonts w:ascii="Arial" w:hAnsi="Arial"/>
+          <w:rFonts w:ascii="Arial" w:hAnsi="Arial" w:eastAsia="Arial" w:cs="Arial"/>
+          <w:color w:val="111111"/>
+          <w:sz w:val="20"/>
+          <w:szCs w:val="20"/>
+          <w:b w:val="1"/>
         </w:rPr>
         <w:t>____________________________________________________________</w:t>
       </w:r>
     </w:p>
     <w:p>
+      <w:pPr>
+        <w:pStyle w:val="STARLABPrompt"/>
+      </w:pPr>
       <w:r>
         <w:rPr>
-          <w:rFonts w:ascii="Arial" w:hAnsi="Arial"/>
-          <w:b/>
+          <w:rFonts w:ascii="Arial" w:hAnsi="Arial" w:eastAsia="Arial" w:cs="Arial"/>
+          <w:b w:val="1"/>
+          <w:color w:val="111111"/>
+          <w:sz w:val="20"/>
+          <w:szCs w:val="20"/>
         </w:rPr>
         <w:t xml:space="preserve">Project title: </w:t>
       </w:r>
       <w:r>
         <w:rPr>
-          <w:rFonts w:ascii="Arial" w:hAnsi="Arial"/>
+          <w:rFonts w:ascii="Arial" w:hAnsi="Arial" w:eastAsia="Arial" w:cs="Arial"/>
+          <w:color w:val="111111"/>
+          <w:sz w:val="20"/>
+          <w:szCs w:val="20"/>
+          <w:b w:val="1"/>
         </w:rPr>
         <w:t>____________________________________________________</w:t>
       </w:r>
     </w:p>
     <w:p>
+      <w:pPr>
+        <w:pStyle w:val="STARLABPrompt"/>
+      </w:pPr>
       <w:r>
         <w:rPr>
-          <w:rFonts w:ascii="Arial" w:hAnsi="Arial"/>
-          <w:b/>
+          <w:rFonts w:ascii="Arial" w:hAnsi="Arial" w:eastAsia="Arial" w:cs="Arial"/>
+          <w:b w:val="1"/>
+          <w:color w:val="111111"/>
+          <w:sz w:val="20"/>
+          <w:szCs w:val="20"/>
         </w:rPr>
         <w:t xml:space="preserve">Date: </w:t>
       </w:r>
       <w:r>
         <w:rPr>
-          <w:rFonts w:ascii="Arial" w:hAnsi="Arial"/>
+          <w:rFonts w:ascii="Arial" w:hAnsi="Arial" w:eastAsia="Arial" w:cs="Arial"/>
+          <w:color w:val="111111"/>
+          <w:sz w:val="20"/>
+          <w:szCs w:val="20"/>
+          <w:b w:val="1"/>
         </w:rPr>
         <w:t>____________________</w:t>
       </w:r>
@@ -100,8 +192,40 @@
         <w:pStyle w:val="Heading2"/>
       </w:pPr>
       <w:r>
+        <w:rPr>
+          <w:rFonts w:ascii="Arial" w:hAnsi="Arial" w:eastAsia="Arial" w:cs="Arial"/>
+          <w:color w:val="111111"/>
+          <w:sz w:val="22"/>
+          <w:szCs w:val="22"/>
+          <w:b w:val="1"/>
+        </w:rPr>
         <w:t>Part A: Current Project Snapshot</w:t>
       </w:r>
+    </w:p>
+    <w:p>
+      <w:pPr>
+        <w:pStyle w:val="STARLABPrompt"/>
+        <w:spacing w:after="20"/>
+      </w:pPr>
+      <w:r>
+        <w:rPr>
+          <w:rFonts w:ascii="Arial" w:hAnsi="Arial" w:eastAsia="Arial" w:cs="Arial"/>
+          <w:b w:val="1"/>
+          <w:color w:val="111111"/>
+          <w:sz w:val="20"/>
+          <w:szCs w:val="20"/>
+        </w:rPr>
+        <w:t>1. What is your current research question or engineering goal?</w:t>
+      </w:r>
+    </w:p>
+    <w:p>
+      <w:pPr>
+        <w:pStyle w:val="STARLABResponseLine"/>
+        <w:spacing w:line="300" w:lineRule="exact" w:after="60"/>
+        <w:pBdr>
+          <w:bottom w:val="single" w:sz="6" w:space="1" w:color="D9D9D9"/>
+        </w:pBdr>
+      </w:pPr>
     </w:p>
     <w:p>
       <w:pPr>
@@ -109,21 +233,10 @@
       </w:pPr>
       <w:r>
         <w:rPr>
-          <w:rFonts w:ascii="Arial" w:hAnsi="Arial"/>
-          <w:b/>
-        </w:rPr>
-        <w:t>1. What is your current research question or engineering goal?</w:t>
-      </w:r>
-    </w:p>
-    <w:p>
-      <w:pPr>
-        <w:spacing w:after="20"/>
-      </w:pPr>
-      <w:r>
-        <w:rPr>
-          <w:rFonts w:ascii="Arial" w:hAnsi="Arial"/>
-          <w:color w:val="777777"/>
-          <w:sz w:val="18"/>
+          <w:rFonts w:ascii="Arial" w:hAnsi="Arial" w:eastAsia="Arial" w:cs="Arial"/>
+          <w:color w:val="111111"/>
+          <w:sz w:val="19"/>
+          <w:szCs w:val="19"/>
         </w:rPr>
         <w:t>____________________________________________________________________________________________</w:t>
       </w:r>
@@ -134,9 +247,49 @@
       </w:pPr>
       <w:r>
         <w:rPr>
-          <w:rFonts w:ascii="Arial" w:hAnsi="Arial"/>
-          <w:color w:val="777777"/>
-          <w:sz w:val="18"/>
+          <w:rFonts w:ascii="Arial" w:hAnsi="Arial" w:eastAsia="Arial" w:cs="Arial"/>
+          <w:color w:val="111111"/>
+          <w:sz w:val="19"/>
+          <w:szCs w:val="19"/>
+        </w:rPr>
+        <w:t>____________________________________________________________________________________________</w:t>
+      </w:r>
+    </w:p>
+    <w:p>
+      <w:pPr>
+        <w:pStyle w:val="STARLABPrompt"/>
+        <w:spacing w:after="20"/>
+      </w:pPr>
+      <w:r>
+        <w:rPr>
+          <w:rFonts w:ascii="Arial" w:hAnsi="Arial" w:eastAsia="Arial" w:cs="Arial"/>
+          <w:b w:val="1"/>
+          <w:color w:val="111111"/>
+          <w:sz w:val="20"/>
+          <w:szCs w:val="20"/>
+        </w:rPr>
+        <w:t>2. What procedure, testing protocol, or design version produced the evidence you will analyze?</w:t>
+      </w:r>
+    </w:p>
+    <w:p>
+      <w:pPr>
+        <w:pStyle w:val="STARLABResponseLine"/>
+        <w:spacing w:line="300" w:lineRule="exact" w:after="60"/>
+        <w:pBdr>
+          <w:bottom w:val="single" w:sz="6" w:space="1" w:color="D9D9D9"/>
+        </w:pBdr>
+      </w:pPr>
+    </w:p>
+    <w:p>
+      <w:pPr>
+        <w:spacing w:after="20"/>
+      </w:pPr>
+      <w:r>
+        <w:rPr>
+          <w:rFonts w:ascii="Arial" w:hAnsi="Arial" w:eastAsia="Arial" w:cs="Arial"/>
+          <w:color w:val="111111"/>
+          <w:sz w:val="19"/>
+          <w:szCs w:val="19"/>
         </w:rPr>
         <w:t>____________________________________________________________________________________________</w:t>
       </w:r>
@@ -147,21 +300,10 @@
       </w:pPr>
       <w:r>
         <w:rPr>
-          <w:rFonts w:ascii="Arial" w:hAnsi="Arial"/>
-          <w:b/>
-        </w:rPr>
-        <w:t>2. What procedure, testing protocol, or design version produced the evidence you will analyze?</w:t>
-      </w:r>
-    </w:p>
-    <w:p>
-      <w:pPr>
-        <w:spacing w:after="20"/>
-      </w:pPr>
-      <w:r>
-        <w:rPr>
-          <w:rFonts w:ascii="Arial" w:hAnsi="Arial"/>
-          <w:color w:val="777777"/>
-          <w:sz w:val="18"/>
+          <w:rFonts w:ascii="Arial" w:hAnsi="Arial" w:eastAsia="Arial" w:cs="Arial"/>
+          <w:color w:val="111111"/>
+          <w:sz w:val="19"/>
+          <w:szCs w:val="19"/>
         </w:rPr>
         <w:t>____________________________________________________________________________________________</w:t>
       </w:r>
@@ -172,9 +314,25 @@
       </w:pPr>
       <w:r>
         <w:rPr>
-          <w:rFonts w:ascii="Arial" w:hAnsi="Arial"/>
-          <w:color w:val="777777"/>
-          <w:sz w:val="18"/>
+          <w:rFonts w:ascii="Arial" w:hAnsi="Arial" w:eastAsia="Arial" w:cs="Arial"/>
+          <w:b/>
+          <w:color w:val="111111"/>
+          <w:sz w:val="19"/>
+          <w:szCs w:val="19"/>
+        </w:rPr>
+        <w:t>3. Where are your original raw data and evidence stored? Include the folder, file, notebook, or link.</w:t>
+      </w:r>
+    </w:p>
+    <w:p>
+      <w:pPr>
+        <w:spacing w:after="20"/>
+      </w:pPr>
+      <w:r>
+        <w:rPr>
+          <w:rFonts w:ascii="Arial" w:hAnsi="Arial" w:eastAsia="Arial" w:cs="Arial"/>
+          <w:color w:val="111111"/>
+          <w:sz w:val="19"/>
+          <w:szCs w:val="19"/>
         </w:rPr>
         <w:t>____________________________________________________________________________________________</w:t>
       </w:r>
@@ -185,21 +343,10 @@
       </w:pPr>
       <w:r>
         <w:rPr>
-          <w:rFonts w:ascii="Arial" w:hAnsi="Arial"/>
-          <w:b/>
-        </w:rPr>
-        <w:t>3. Where are your original raw data and evidence stored? Include the folder, file, notebook, or link.</w:t>
-      </w:r>
-    </w:p>
-    <w:p>
-      <w:pPr>
-        <w:spacing w:after="20"/>
-      </w:pPr>
-      <w:r>
-        <w:rPr>
-          <w:rFonts w:ascii="Arial" w:hAnsi="Arial"/>
-          <w:color w:val="777777"/>
-          <w:sz w:val="18"/>
+          <w:rFonts w:ascii="Arial" w:hAnsi="Arial" w:eastAsia="Arial" w:cs="Arial"/>
+          <w:color w:val="111111"/>
+          <w:sz w:val="19"/>
+          <w:szCs w:val="19"/>
         </w:rPr>
         <w:t>____________________________________________________________________________________________</w:t>
       </w:r>
@@ -210,21 +357,11 @@
       </w:pPr>
       <w:r>
         <w:rPr>
-          <w:rFonts w:ascii="Arial" w:hAnsi="Arial"/>
-          <w:color w:val="777777"/>
-          <w:sz w:val="18"/>
-        </w:rPr>
-        <w:t>____________________________________________________________________________________________</w:t>
-      </w:r>
-    </w:p>
-    <w:p>
-      <w:pPr>
-        <w:spacing w:after="20"/>
-      </w:pPr>
-      <w:r>
-        <w:rPr>
-          <w:rFonts w:ascii="Arial" w:hAnsi="Arial"/>
+          <w:rFonts w:ascii="Arial" w:hAnsi="Arial" w:eastAsia="Arial" w:cs="Arial"/>
           <w:b/>
+          <w:color w:val="111111"/>
+          <w:sz w:val="19"/>
+          <w:szCs w:val="19"/>
         </w:rPr>
         <w:t>4. What kinds of evidence do you have? Check all that apply.</w:t>
       </w:r>
@@ -232,15 +369,23 @@
     <w:tbl>
       <w:tblPr>
         <w:tblStyle w:val="TableGrid"/>
-        <w:tblW w:type="dxa" w:w="9576"/>
+        <w:tblW w:type="dxa" w:w="9360"/>
         <w:tblLayout w:type="fixed"/>
         <w:tblLook w:firstColumn="1" w:firstRow="1" w:lastColumn="0" w:lastRow="0" w:noHBand="0" w:noVBand="1" w:val="04A0"/>
-        <w:tblInd w:w="100" w:type="dxa"/>
+        <w:tblInd w:w="120" w:type="dxa"/>
+        <w:tblBorders>
+          <w:top w:val="single" w:sz="6" w:space="0" w:color="D9D9D9"/>
+          <w:left w:val="single" w:sz="6" w:space="0" w:color="D9D9D9"/>
+          <w:bottom w:val="single" w:sz="6" w:space="0" w:color="D9D9D9"/>
+          <w:right w:val="single" w:sz="6" w:space="0" w:color="D9D9D9"/>
+          <w:insideH w:val="single" w:sz="6" w:space="0" w:color="D9D9D9"/>
+          <w:insideV w:val="single" w:sz="6" w:space="0" w:color="D9D9D9"/>
+        </w:tblBorders>
       </w:tblPr>
       <w:tblGrid>
-        <w:gridCol w:w="792"/>
-        <w:gridCol w:w="3672"/>
-        <w:gridCol w:w="5112"/>
+        <w:gridCol w:w="774"/>
+        <w:gridCol w:w="3589"/>
+        <w:gridCol w:w="4997"/>
       </w:tblGrid>
       <w:tr>
         <w:trPr>
@@ -249,27 +394,28 @@
         </w:trPr>
         <w:tc>
           <w:tcPr>
-            <w:tcW w:type="dxa" w:w="792"/>
-            <w:shd w:fill="DCE6F1"/>
+            <w:tcW w:type="dxa" w:w="774"/>
+            <w:shd w:fill="E31B23" w:val="clear"/>
             <w:vAlign w:val="center"/>
             <w:tcMar>
-              <w:top w:w="90" w:type="dxa"/>
-              <w:start w:w="100" w:type="dxa"/>
-              <w:bottom w:w="90" w:type="dxa"/>
-              <w:end w:w="100" w:type="dxa"/>
+              <w:top w:w="80" w:type="dxa"/>
+              <w:start w:w="120" w:type="dxa"/>
+              <w:bottom w:w="80" w:type="dxa"/>
+              <w:end w:w="120" w:type="dxa"/>
             </w:tcMar>
           </w:tcPr>
           <w:p>
             <w:pPr>
-              <w:spacing w:after="0"/>
+              <w:spacing w:after="40" w:before="0" w:line="240" w:lineRule="auto"/>
               <w:jc w:val="center"/>
             </w:pPr>
             <w:r>
               <w:rPr>
-                <w:rFonts w:ascii="Arial" w:hAnsi="Arial"/>
-                <w:b/>
-                <w:color w:val="111111"/>
-                <w:sz w:val="18"/>
+                <w:rFonts w:ascii="Arial" w:hAnsi="Arial" w:eastAsia="Arial" w:cs="Arial"/>
+                <w:b w:val="1"/>
+                <w:color w:val="FFFFFF"/>
+                <w:sz w:val="16"/>
+                <w:szCs w:val="16"/>
               </w:rPr>
               <w:t>Check</w:t>
             </w:r>
@@ -277,27 +423,28 @@
         </w:tc>
         <w:tc>
           <w:tcPr>
-            <w:tcW w:type="dxa" w:w="3672"/>
-            <w:shd w:fill="DCE6F1"/>
+            <w:tcW w:type="dxa" w:w="3589"/>
+            <w:shd w:fill="E31B23" w:val="clear"/>
             <w:vAlign w:val="center"/>
             <w:tcMar>
-              <w:top w:w="90" w:type="dxa"/>
-              <w:start w:w="100" w:type="dxa"/>
-              <w:bottom w:w="90" w:type="dxa"/>
-              <w:end w:w="100" w:type="dxa"/>
+              <w:top w:w="80" w:type="dxa"/>
+              <w:start w:w="120" w:type="dxa"/>
+              <w:bottom w:w="80" w:type="dxa"/>
+              <w:end w:w="120" w:type="dxa"/>
             </w:tcMar>
           </w:tcPr>
           <w:p>
             <w:pPr>
-              <w:spacing w:after="0"/>
-              <w:jc w:val="left"/>
+              <w:spacing w:after="40" w:before="0" w:line="240" w:lineRule="auto"/>
+              <w:jc w:val="center"/>
             </w:pPr>
             <w:r>
               <w:rPr>
-                <w:rFonts w:ascii="Arial" w:hAnsi="Arial"/>
-                <w:b/>
-                <w:color w:val="111111"/>
-                <w:sz w:val="18"/>
+                <w:rFonts w:ascii="Arial" w:hAnsi="Arial" w:eastAsia="Arial" w:cs="Arial"/>
+                <w:b w:val="1"/>
+                <w:color w:val="FFFFFF"/>
+                <w:sz w:val="16"/>
+                <w:szCs w:val="16"/>
               </w:rPr>
               <w:t>Evidence Type</w:t>
             </w:r>
@@ -305,27 +452,28 @@
         </w:tc>
         <w:tc>
           <w:tcPr>
-            <w:tcW w:type="dxa" w:w="5112"/>
-            <w:shd w:fill="DCE6F1"/>
+            <w:tcW w:type="dxa" w:w="4997"/>
+            <w:shd w:fill="E31B23" w:val="clear"/>
             <w:vAlign w:val="center"/>
             <w:tcMar>
-              <w:top w:w="90" w:type="dxa"/>
-              <w:start w:w="100" w:type="dxa"/>
-              <w:bottom w:w="90" w:type="dxa"/>
-              <w:end w:w="100" w:type="dxa"/>
+              <w:top w:w="80" w:type="dxa"/>
+              <w:start w:w="120" w:type="dxa"/>
+              <w:bottom w:w="80" w:type="dxa"/>
+              <w:end w:w="120" w:type="dxa"/>
             </w:tcMar>
           </w:tcPr>
           <w:p>
             <w:pPr>
-              <w:spacing w:after="0"/>
-              <w:jc w:val="left"/>
+              <w:spacing w:after="40" w:before="0" w:line="240" w:lineRule="auto"/>
+              <w:jc w:val="center"/>
             </w:pPr>
             <w:r>
               <w:rPr>
-                <w:rFonts w:ascii="Arial" w:hAnsi="Arial"/>
-                <w:b/>
-                <w:color w:val="111111"/>
-                <w:sz w:val="18"/>
+                <w:rFonts w:ascii="Arial" w:hAnsi="Arial" w:eastAsia="Arial" w:cs="Arial"/>
+                <w:b w:val="1"/>
+                <w:color w:val="FFFFFF"/>
+                <w:sz w:val="16"/>
+                <w:szCs w:val="16"/>
               </w:rPr>
               <w:t>File / Location / Notes</w:t>
             </w:r>
@@ -338,24 +486,27 @@
         </w:trPr>
         <w:tc>
           <w:tcPr>
-            <w:tcW w:type="dxa" w:w="792"/>
+            <w:tcW w:type="dxa" w:w="774"/>
             <w:vAlign w:val="center"/>
             <w:tcMar>
-              <w:top w:w="90" w:type="dxa"/>
-              <w:start w:w="100" w:type="dxa"/>
-              <w:bottom w:w="90" w:type="dxa"/>
-              <w:end w:w="100" w:type="dxa"/>
+              <w:top w:w="80" w:type="dxa"/>
+              <w:start w:w="120" w:type="dxa"/>
+              <w:bottom w:w="80" w:type="dxa"/>
+              <w:end w:w="120" w:type="dxa"/>
             </w:tcMar>
+            <w:shd w:fill="FFFFFF" w:val="clear"/>
           </w:tcPr>
           <w:p>
             <w:pPr>
-              <w:spacing w:after="0"/>
-              <w:jc w:val="center"/>
+              <w:spacing w:after="40" w:before="0" w:line="240" w:lineRule="auto"/>
+              <w:jc w:val="left"/>
             </w:pPr>
             <w:r>
               <w:rPr>
-                <w:rFonts w:ascii="Arial" w:hAnsi="Arial"/>
+                <w:rFonts w:ascii="Arial" w:hAnsi="Arial" w:eastAsia="Arial" w:cs="Arial"/>
                 <w:sz w:val="18"/>
+                <w:color w:val="111111"/>
+                <w:szCs w:val="18"/>
               </w:rPr>
               <w:t>[ ]</w:t>
             </w:r>
@@ -363,24 +514,27 @@
         </w:tc>
         <w:tc>
           <w:tcPr>
-            <w:tcW w:type="dxa" w:w="3672"/>
+            <w:tcW w:type="dxa" w:w="3589"/>
             <w:vAlign w:val="center"/>
             <w:tcMar>
-              <w:top w:w="90" w:type="dxa"/>
-              <w:start w:w="100" w:type="dxa"/>
-              <w:bottom w:w="90" w:type="dxa"/>
-              <w:end w:w="100" w:type="dxa"/>
+              <w:top w:w="80" w:type="dxa"/>
+              <w:start w:w="120" w:type="dxa"/>
+              <w:bottom w:w="80" w:type="dxa"/>
+              <w:end w:w="120" w:type="dxa"/>
             </w:tcMar>
+            <w:shd w:fill="FFFFFF" w:val="clear"/>
           </w:tcPr>
           <w:p>
             <w:pPr>
-              <w:spacing w:after="0"/>
+              <w:spacing w:after="40" w:before="0" w:line="240" w:lineRule="auto"/>
               <w:jc w:val="left"/>
             </w:pPr>
             <w:r>
               <w:rPr>
-                <w:rFonts w:ascii="Arial" w:hAnsi="Arial"/>
+                <w:rFonts w:ascii="Arial" w:hAnsi="Arial" w:eastAsia="Arial" w:cs="Arial"/>
                 <w:sz w:val="18"/>
+                <w:color w:val="111111"/>
+                <w:szCs w:val="18"/>
               </w:rPr>
               <w:t>Measurements or sensor data</w:t>
             </w:r>
@@ -388,24 +542,27 @@
         </w:tc>
         <w:tc>
           <w:tcPr>
-            <w:tcW w:type="dxa" w:w="5112"/>
+            <w:tcW w:type="dxa" w:w="4997"/>
             <w:vAlign w:val="center"/>
             <w:tcMar>
-              <w:top w:w="90" w:type="dxa"/>
-              <w:start w:w="100" w:type="dxa"/>
-              <w:bottom w:w="90" w:type="dxa"/>
-              <w:end w:w="100" w:type="dxa"/>
+              <w:top w:w="80" w:type="dxa"/>
+              <w:start w:w="120" w:type="dxa"/>
+              <w:bottom w:w="80" w:type="dxa"/>
+              <w:end w:w="120" w:type="dxa"/>
             </w:tcMar>
+            <w:shd w:fill="FFFFFF" w:val="clear"/>
           </w:tcPr>
           <w:p>
             <w:pPr>
-              <w:spacing w:after="0"/>
+              <w:spacing w:after="40" w:before="0" w:line="240" w:lineRule="auto"/>
               <w:jc w:val="left"/>
             </w:pPr>
             <w:r>
               <w:rPr>
-                <w:rFonts w:ascii="Arial" w:hAnsi="Arial"/>
+                <w:rFonts w:ascii="Arial" w:hAnsi="Arial" w:eastAsia="Arial" w:cs="Arial"/>
                 <w:sz w:val="18"/>
+                <w:color w:val="111111"/>
+                <w:szCs w:val="18"/>
               </w:rPr>
             </w:r>
           </w:p>
@@ -417,24 +574,27 @@
         </w:trPr>
         <w:tc>
           <w:tcPr>
-            <w:tcW w:type="dxa" w:w="792"/>
+            <w:tcW w:type="dxa" w:w="774"/>
             <w:vAlign w:val="center"/>
             <w:tcMar>
-              <w:top w:w="90" w:type="dxa"/>
-              <w:start w:w="100" w:type="dxa"/>
-              <w:bottom w:w="90" w:type="dxa"/>
-              <w:end w:w="100" w:type="dxa"/>
+              <w:top w:w="80" w:type="dxa"/>
+              <w:start w:w="120" w:type="dxa"/>
+              <w:bottom w:w="80" w:type="dxa"/>
+              <w:end w:w="120" w:type="dxa"/>
             </w:tcMar>
+            <w:shd w:fill="F2F2F2" w:val="clear"/>
           </w:tcPr>
           <w:p>
             <w:pPr>
-              <w:spacing w:after="0"/>
-              <w:jc w:val="center"/>
+              <w:spacing w:after="40" w:before="0" w:line="240" w:lineRule="auto"/>
+              <w:jc w:val="left"/>
             </w:pPr>
             <w:r>
               <w:rPr>
-                <w:rFonts w:ascii="Arial" w:hAnsi="Arial"/>
+                <w:rFonts w:ascii="Arial" w:hAnsi="Arial" w:eastAsia="Arial" w:cs="Arial"/>
                 <w:sz w:val="18"/>
+                <w:color w:val="111111"/>
+                <w:szCs w:val="18"/>
               </w:rPr>
               <w:t>[ ]</w:t>
             </w:r>
@@ -442,24 +602,27 @@
         </w:tc>
         <w:tc>
           <w:tcPr>
-            <w:tcW w:type="dxa" w:w="3672"/>
+            <w:tcW w:type="dxa" w:w="3589"/>
             <w:vAlign w:val="center"/>
             <w:tcMar>
-              <w:top w:w="90" w:type="dxa"/>
-              <w:start w:w="100" w:type="dxa"/>
-              <w:bottom w:w="90" w:type="dxa"/>
-              <w:end w:w="100" w:type="dxa"/>
+              <w:top w:w="80" w:type="dxa"/>
+              <w:start w:w="120" w:type="dxa"/>
+              <w:bottom w:w="80" w:type="dxa"/>
+              <w:end w:w="120" w:type="dxa"/>
             </w:tcMar>
+            <w:shd w:fill="F2F2F2" w:val="clear"/>
           </w:tcPr>
           <w:p>
             <w:pPr>
-              <w:spacing w:after="0"/>
+              <w:spacing w:after="40" w:before="0" w:line="240" w:lineRule="auto"/>
               <w:jc w:val="left"/>
             </w:pPr>
             <w:r>
               <w:rPr>
-                <w:rFonts w:ascii="Arial" w:hAnsi="Arial"/>
+                <w:rFonts w:ascii="Arial" w:hAnsi="Arial" w:eastAsia="Arial" w:cs="Arial"/>
                 <w:sz w:val="18"/>
+                <w:color w:val="111111"/>
+                <w:szCs w:val="18"/>
               </w:rPr>
               <w:t>Counts, ratings, or coded observations</w:t>
             </w:r>
@@ -467,24 +630,27 @@
         </w:tc>
         <w:tc>
           <w:tcPr>
-            <w:tcW w:type="dxa" w:w="5112"/>
+            <w:tcW w:type="dxa" w:w="4997"/>
             <w:vAlign w:val="center"/>
             <w:tcMar>
-              <w:top w:w="90" w:type="dxa"/>
-              <w:start w:w="100" w:type="dxa"/>
-              <w:bottom w:w="90" w:type="dxa"/>
-              <w:end w:w="100" w:type="dxa"/>
+              <w:top w:w="80" w:type="dxa"/>
+              <w:start w:w="120" w:type="dxa"/>
+              <w:bottom w:w="80" w:type="dxa"/>
+              <w:end w:w="120" w:type="dxa"/>
             </w:tcMar>
+            <w:shd w:fill="F2F2F2" w:val="clear"/>
           </w:tcPr>
           <w:p>
             <w:pPr>
-              <w:spacing w:after="0"/>
+              <w:spacing w:after="40" w:before="0" w:line="240" w:lineRule="auto"/>
               <w:jc w:val="left"/>
             </w:pPr>
             <w:r>
               <w:rPr>
-                <w:rFonts w:ascii="Arial" w:hAnsi="Arial"/>
+                <w:rFonts w:ascii="Arial" w:hAnsi="Arial" w:eastAsia="Arial" w:cs="Arial"/>
                 <w:sz w:val="18"/>
+                <w:color w:val="111111"/>
+                <w:szCs w:val="18"/>
               </w:rPr>
             </w:r>
           </w:p>
@@ -496,24 +662,27 @@
         </w:trPr>
         <w:tc>
           <w:tcPr>
-            <w:tcW w:type="dxa" w:w="792"/>
+            <w:tcW w:type="dxa" w:w="774"/>
             <w:vAlign w:val="center"/>
             <w:tcMar>
-              <w:top w:w="90" w:type="dxa"/>
-              <w:start w:w="100" w:type="dxa"/>
-              <w:bottom w:w="90" w:type="dxa"/>
-              <w:end w:w="100" w:type="dxa"/>
+              <w:top w:w="80" w:type="dxa"/>
+              <w:start w:w="120" w:type="dxa"/>
+              <w:bottom w:w="80" w:type="dxa"/>
+              <w:end w:w="120" w:type="dxa"/>
             </w:tcMar>
+            <w:shd w:fill="FFFFFF" w:val="clear"/>
           </w:tcPr>
           <w:p>
             <w:pPr>
-              <w:spacing w:after="0"/>
-              <w:jc w:val="center"/>
+              <w:spacing w:after="40" w:before="0" w:line="240" w:lineRule="auto"/>
+              <w:jc w:val="left"/>
             </w:pPr>
             <w:r>
               <w:rPr>
-                <w:rFonts w:ascii="Arial" w:hAnsi="Arial"/>
+                <w:rFonts w:ascii="Arial" w:hAnsi="Arial" w:eastAsia="Arial" w:cs="Arial"/>
                 <w:sz w:val="18"/>
+                <w:color w:val="111111"/>
+                <w:szCs w:val="18"/>
               </w:rPr>
               <w:t>[ ]</w:t>
             </w:r>
@@ -521,24 +690,27 @@
         </w:tc>
         <w:tc>
           <w:tcPr>
-            <w:tcW w:type="dxa" w:w="3672"/>
+            <w:tcW w:type="dxa" w:w="3589"/>
             <w:vAlign w:val="center"/>
             <w:tcMar>
-              <w:top w:w="90" w:type="dxa"/>
-              <w:start w:w="100" w:type="dxa"/>
-              <w:bottom w:w="90" w:type="dxa"/>
-              <w:end w:w="100" w:type="dxa"/>
+              <w:top w:w="80" w:type="dxa"/>
+              <w:start w:w="120" w:type="dxa"/>
+              <w:bottom w:w="80" w:type="dxa"/>
+              <w:end w:w="120" w:type="dxa"/>
             </w:tcMar>
+            <w:shd w:fill="FFFFFF" w:val="clear"/>
           </w:tcPr>
           <w:p>
             <w:pPr>
-              <w:spacing w:after="0"/>
+              <w:spacing w:after="40" w:before="0" w:line="240" w:lineRule="auto"/>
               <w:jc w:val="left"/>
             </w:pPr>
             <w:r>
               <w:rPr>
-                <w:rFonts w:ascii="Arial" w:hAnsi="Arial"/>
+                <w:rFonts w:ascii="Arial" w:hAnsi="Arial" w:eastAsia="Arial" w:cs="Arial"/>
                 <w:sz w:val="18"/>
+                <w:color w:val="111111"/>
+                <w:szCs w:val="18"/>
               </w:rPr>
               <w:t>Prototype or performance test results</w:t>
             </w:r>
@@ -546,24 +718,27 @@
         </w:tc>
         <w:tc>
           <w:tcPr>
-            <w:tcW w:type="dxa" w:w="5112"/>
+            <w:tcW w:type="dxa" w:w="4997"/>
             <w:vAlign w:val="center"/>
             <w:tcMar>
-              <w:top w:w="90" w:type="dxa"/>
-              <w:start w:w="100" w:type="dxa"/>
-              <w:bottom w:w="90" w:type="dxa"/>
-              <w:end w:w="100" w:type="dxa"/>
+              <w:top w:w="80" w:type="dxa"/>
+              <w:start w:w="120" w:type="dxa"/>
+              <w:bottom w:w="80" w:type="dxa"/>
+              <w:end w:w="120" w:type="dxa"/>
             </w:tcMar>
+            <w:shd w:fill="FFFFFF" w:val="clear"/>
           </w:tcPr>
           <w:p>
             <w:pPr>
-              <w:spacing w:after="0"/>
+              <w:spacing w:after="40" w:before="0" w:line="240" w:lineRule="auto"/>
               <w:jc w:val="left"/>
             </w:pPr>
             <w:r>
               <w:rPr>
-                <w:rFonts w:ascii="Arial" w:hAnsi="Arial"/>
+                <w:rFonts w:ascii="Arial" w:hAnsi="Arial" w:eastAsia="Arial" w:cs="Arial"/>
                 <w:sz w:val="18"/>
+                <w:color w:val="111111"/>
+                <w:szCs w:val="18"/>
               </w:rPr>
             </w:r>
           </w:p>
@@ -575,24 +750,27 @@
         </w:trPr>
         <w:tc>
           <w:tcPr>
-            <w:tcW w:type="dxa" w:w="792"/>
+            <w:tcW w:type="dxa" w:w="774"/>
             <w:vAlign w:val="center"/>
             <w:tcMar>
-              <w:top w:w="90" w:type="dxa"/>
-              <w:start w:w="100" w:type="dxa"/>
-              <w:bottom w:w="90" w:type="dxa"/>
-              <w:end w:w="100" w:type="dxa"/>
+              <w:top w:w="80" w:type="dxa"/>
+              <w:start w:w="120" w:type="dxa"/>
+              <w:bottom w:w="80" w:type="dxa"/>
+              <w:end w:w="120" w:type="dxa"/>
             </w:tcMar>
+            <w:shd w:fill="F2F2F2" w:val="clear"/>
           </w:tcPr>
           <w:p>
             <w:pPr>
-              <w:spacing w:after="0"/>
-              <w:jc w:val="center"/>
+              <w:spacing w:after="40" w:before="0" w:line="240" w:lineRule="auto"/>
+              <w:jc w:val="left"/>
             </w:pPr>
             <w:r>
               <w:rPr>
-                <w:rFonts w:ascii="Arial" w:hAnsi="Arial"/>
+                <w:rFonts w:ascii="Arial" w:hAnsi="Arial" w:eastAsia="Arial" w:cs="Arial"/>
                 <w:sz w:val="18"/>
+                <w:color w:val="111111"/>
+                <w:szCs w:val="18"/>
               </w:rPr>
               <w:t>[ ]</w:t>
             </w:r>
@@ -600,24 +778,27 @@
         </w:tc>
         <w:tc>
           <w:tcPr>
-            <w:tcW w:type="dxa" w:w="3672"/>
+            <w:tcW w:type="dxa" w:w="3589"/>
             <w:vAlign w:val="center"/>
             <w:tcMar>
-              <w:top w:w="90" w:type="dxa"/>
-              <w:start w:w="100" w:type="dxa"/>
-              <w:bottom w:w="90" w:type="dxa"/>
-              <w:end w:w="100" w:type="dxa"/>
+              <w:top w:w="80" w:type="dxa"/>
+              <w:start w:w="120" w:type="dxa"/>
+              <w:bottom w:w="80" w:type="dxa"/>
+              <w:end w:w="120" w:type="dxa"/>
             </w:tcMar>
+            <w:shd w:fill="F2F2F2" w:val="clear"/>
           </w:tcPr>
           <w:p>
             <w:pPr>
-              <w:spacing w:after="0"/>
+              <w:spacing w:after="40" w:before="0" w:line="240" w:lineRule="auto"/>
               <w:jc w:val="left"/>
             </w:pPr>
             <w:r>
               <w:rPr>
-                <w:rFonts w:ascii="Arial" w:hAnsi="Arial"/>
+                <w:rFonts w:ascii="Arial" w:hAnsi="Arial" w:eastAsia="Arial" w:cs="Arial"/>
                 <w:sz w:val="18"/>
+                <w:color w:val="111111"/>
+                <w:szCs w:val="18"/>
               </w:rPr>
               <w:t>Photos, videos, images, or diagrams</w:t>
             </w:r>
@@ -625,24 +806,27 @@
         </w:tc>
         <w:tc>
           <w:tcPr>
-            <w:tcW w:type="dxa" w:w="5112"/>
+            <w:tcW w:type="dxa" w:w="4997"/>
             <w:vAlign w:val="center"/>
             <w:tcMar>
-              <w:top w:w="90" w:type="dxa"/>
-              <w:start w:w="100" w:type="dxa"/>
-              <w:bottom w:w="90" w:type="dxa"/>
-              <w:end w:w="100" w:type="dxa"/>
+              <w:top w:w="80" w:type="dxa"/>
+              <w:start w:w="120" w:type="dxa"/>
+              <w:bottom w:w="80" w:type="dxa"/>
+              <w:end w:w="120" w:type="dxa"/>
             </w:tcMar>
+            <w:shd w:fill="F2F2F2" w:val="clear"/>
           </w:tcPr>
           <w:p>
             <w:pPr>
-              <w:spacing w:after="0"/>
+              <w:spacing w:after="40" w:before="0" w:line="240" w:lineRule="auto"/>
               <w:jc w:val="left"/>
             </w:pPr>
             <w:r>
               <w:rPr>
-                <w:rFonts w:ascii="Arial" w:hAnsi="Arial"/>
+                <w:rFonts w:ascii="Arial" w:hAnsi="Arial" w:eastAsia="Arial" w:cs="Arial"/>
                 <w:sz w:val="18"/>
+                <w:color w:val="111111"/>
+                <w:szCs w:val="18"/>
               </w:rPr>
             </w:r>
           </w:p>
@@ -654,24 +838,27 @@
         </w:trPr>
         <w:tc>
           <w:tcPr>
-            <w:tcW w:type="dxa" w:w="792"/>
+            <w:tcW w:type="dxa" w:w="774"/>
             <w:vAlign w:val="center"/>
             <w:tcMar>
-              <w:top w:w="90" w:type="dxa"/>
-              <w:start w:w="100" w:type="dxa"/>
-              <w:bottom w:w="90" w:type="dxa"/>
-              <w:end w:w="100" w:type="dxa"/>
+              <w:top w:w="80" w:type="dxa"/>
+              <w:start w:w="120" w:type="dxa"/>
+              <w:bottom w:w="80" w:type="dxa"/>
+              <w:end w:w="120" w:type="dxa"/>
             </w:tcMar>
+            <w:shd w:fill="FFFFFF" w:val="clear"/>
           </w:tcPr>
           <w:p>
             <w:pPr>
-              <w:spacing w:after="0"/>
-              <w:jc w:val="center"/>
+              <w:spacing w:after="40" w:before="0" w:line="240" w:lineRule="auto"/>
+              <w:jc w:val="left"/>
             </w:pPr>
             <w:r>
               <w:rPr>
-                <w:rFonts w:ascii="Arial" w:hAnsi="Arial"/>
+                <w:rFonts w:ascii="Arial" w:hAnsi="Arial" w:eastAsia="Arial" w:cs="Arial"/>
                 <w:sz w:val="18"/>
+                <w:color w:val="111111"/>
+                <w:szCs w:val="18"/>
               </w:rPr>
               <w:t>[ ]</w:t>
             </w:r>
@@ -679,24 +866,27 @@
         </w:tc>
         <w:tc>
           <w:tcPr>
-            <w:tcW w:type="dxa" w:w="3672"/>
+            <w:tcW w:type="dxa" w:w="3589"/>
             <w:vAlign w:val="center"/>
             <w:tcMar>
-              <w:top w:w="90" w:type="dxa"/>
-              <w:start w:w="100" w:type="dxa"/>
-              <w:bottom w:w="90" w:type="dxa"/>
-              <w:end w:w="100" w:type="dxa"/>
+              <w:top w:w="80" w:type="dxa"/>
+              <w:start w:w="120" w:type="dxa"/>
+              <w:bottom w:w="80" w:type="dxa"/>
+              <w:end w:w="120" w:type="dxa"/>
             </w:tcMar>
+            <w:shd w:fill="FFFFFF" w:val="clear"/>
           </w:tcPr>
           <w:p>
             <w:pPr>
-              <w:spacing w:after="0"/>
+              <w:spacing w:after="40" w:before="0" w:line="240" w:lineRule="auto"/>
               <w:jc w:val="left"/>
             </w:pPr>
             <w:r>
               <w:rPr>
-                <w:rFonts w:ascii="Arial" w:hAnsi="Arial"/>
+                <w:rFonts w:ascii="Arial" w:hAnsi="Arial" w:eastAsia="Arial" w:cs="Arial"/>
                 <w:sz w:val="18"/>
+                <w:color w:val="111111"/>
+                <w:szCs w:val="18"/>
               </w:rPr>
               <w:t>Approved survey or participant data</w:t>
             </w:r>
@@ -704,24 +894,27 @@
         </w:tc>
         <w:tc>
           <w:tcPr>
-            <w:tcW w:type="dxa" w:w="5112"/>
+            <w:tcW w:type="dxa" w:w="4997"/>
             <w:vAlign w:val="center"/>
             <w:tcMar>
-              <w:top w:w="90" w:type="dxa"/>
-              <w:start w:w="100" w:type="dxa"/>
-              <w:bottom w:w="90" w:type="dxa"/>
-              <w:end w:w="100" w:type="dxa"/>
+              <w:top w:w="80" w:type="dxa"/>
+              <w:start w:w="120" w:type="dxa"/>
+              <w:bottom w:w="80" w:type="dxa"/>
+              <w:end w:w="120" w:type="dxa"/>
             </w:tcMar>
+            <w:shd w:fill="FFFFFF" w:val="clear"/>
           </w:tcPr>
           <w:p>
             <w:pPr>
-              <w:spacing w:after="0"/>
+              <w:spacing w:after="40" w:before="0" w:line="240" w:lineRule="auto"/>
               <w:jc w:val="left"/>
             </w:pPr>
             <w:r>
               <w:rPr>
-                <w:rFonts w:ascii="Arial" w:hAnsi="Arial"/>
+                <w:rFonts w:ascii="Arial" w:hAnsi="Arial" w:eastAsia="Arial" w:cs="Arial"/>
                 <w:sz w:val="18"/>
+                <w:color w:val="111111"/>
+                <w:szCs w:val="18"/>
               </w:rPr>
             </w:r>
           </w:p>
@@ -733,24 +926,27 @@
         </w:trPr>
         <w:tc>
           <w:tcPr>
-            <w:tcW w:type="dxa" w:w="792"/>
+            <w:tcW w:type="dxa" w:w="774"/>
             <w:vAlign w:val="center"/>
             <w:tcMar>
-              <w:top w:w="90" w:type="dxa"/>
-              <w:start w:w="100" w:type="dxa"/>
-              <w:bottom w:w="90" w:type="dxa"/>
-              <w:end w:w="100" w:type="dxa"/>
+              <w:top w:w="80" w:type="dxa"/>
+              <w:start w:w="120" w:type="dxa"/>
+              <w:bottom w:w="80" w:type="dxa"/>
+              <w:end w:w="120" w:type="dxa"/>
             </w:tcMar>
+            <w:shd w:fill="F2F2F2" w:val="clear"/>
           </w:tcPr>
           <w:p>
             <w:pPr>
-              <w:spacing w:after="0"/>
-              <w:jc w:val="center"/>
+              <w:spacing w:after="40" w:before="0" w:line="240" w:lineRule="auto"/>
+              <w:jc w:val="left"/>
             </w:pPr>
             <w:r>
               <w:rPr>
-                <w:rFonts w:ascii="Arial" w:hAnsi="Arial"/>
+                <w:rFonts w:ascii="Arial" w:hAnsi="Arial" w:eastAsia="Arial" w:cs="Arial"/>
                 <w:sz w:val="18"/>
+                <w:color w:val="111111"/>
+                <w:szCs w:val="18"/>
               </w:rPr>
               <w:t>[ ]</w:t>
             </w:r>
@@ -758,24 +954,27 @@
         </w:tc>
         <w:tc>
           <w:tcPr>
-            <w:tcW w:type="dxa" w:w="3672"/>
+            <w:tcW w:type="dxa" w:w="3589"/>
             <w:vAlign w:val="center"/>
             <w:tcMar>
-              <w:top w:w="90" w:type="dxa"/>
-              <w:start w:w="100" w:type="dxa"/>
-              <w:bottom w:w="90" w:type="dxa"/>
-              <w:end w:w="100" w:type="dxa"/>
+              <w:top w:w="80" w:type="dxa"/>
+              <w:start w:w="120" w:type="dxa"/>
+              <w:bottom w:w="80" w:type="dxa"/>
+              <w:end w:w="120" w:type="dxa"/>
             </w:tcMar>
+            <w:shd w:fill="F2F2F2" w:val="clear"/>
           </w:tcPr>
           <w:p>
             <w:pPr>
-              <w:spacing w:after="0"/>
+              <w:spacing w:after="40" w:before="0" w:line="240" w:lineRule="auto"/>
               <w:jc w:val="left"/>
             </w:pPr>
             <w:r>
               <w:rPr>
-                <w:rFonts w:ascii="Arial" w:hAnsi="Arial"/>
+                <w:rFonts w:ascii="Arial" w:hAnsi="Arial" w:eastAsia="Arial" w:cs="Arial"/>
                 <w:sz w:val="18"/>
+                <w:color w:val="111111"/>
+                <w:szCs w:val="18"/>
               </w:rPr>
               <w:t>Code outputs, logs, or simulations</w:t>
             </w:r>
@@ -783,24 +982,27 @@
         </w:tc>
         <w:tc>
           <w:tcPr>
-            <w:tcW w:type="dxa" w:w="5112"/>
+            <w:tcW w:type="dxa" w:w="4997"/>
             <w:vAlign w:val="center"/>
             <w:tcMar>
-              <w:top w:w="90" w:type="dxa"/>
-              <w:start w:w="100" w:type="dxa"/>
-              <w:bottom w:w="90" w:type="dxa"/>
-              <w:end w:w="100" w:type="dxa"/>
+              <w:top w:w="80" w:type="dxa"/>
+              <w:start w:w="120" w:type="dxa"/>
+              <w:bottom w:w="80" w:type="dxa"/>
+              <w:end w:w="120" w:type="dxa"/>
             </w:tcMar>
+            <w:shd w:fill="F2F2F2" w:val="clear"/>
           </w:tcPr>
           <w:p>
             <w:pPr>
-              <w:spacing w:after="0"/>
+              <w:spacing w:after="40" w:before="0" w:line="240" w:lineRule="auto"/>
               <w:jc w:val="left"/>
             </w:pPr>
             <w:r>
               <w:rPr>
-                <w:rFonts w:ascii="Arial" w:hAnsi="Arial"/>
+                <w:rFonts w:ascii="Arial" w:hAnsi="Arial" w:eastAsia="Arial" w:cs="Arial"/>
                 <w:sz w:val="18"/>
+                <w:color w:val="111111"/>
+                <w:szCs w:val="18"/>
               </w:rPr>
             </w:r>
           </w:p>
@@ -812,24 +1014,27 @@
         </w:trPr>
         <w:tc>
           <w:tcPr>
-            <w:tcW w:type="dxa" w:w="792"/>
+            <w:tcW w:type="dxa" w:w="774"/>
             <w:vAlign w:val="center"/>
             <w:tcMar>
-              <w:top w:w="90" w:type="dxa"/>
-              <w:start w:w="100" w:type="dxa"/>
-              <w:bottom w:w="90" w:type="dxa"/>
-              <w:end w:w="100" w:type="dxa"/>
+              <w:top w:w="80" w:type="dxa"/>
+              <w:start w:w="120" w:type="dxa"/>
+              <w:bottom w:w="80" w:type="dxa"/>
+              <w:end w:w="120" w:type="dxa"/>
             </w:tcMar>
+            <w:shd w:fill="FFFFFF" w:val="clear"/>
           </w:tcPr>
           <w:p>
             <w:pPr>
-              <w:spacing w:after="0"/>
-              <w:jc w:val="center"/>
+              <w:spacing w:after="40" w:before="0" w:line="240" w:lineRule="auto"/>
+              <w:jc w:val="left"/>
             </w:pPr>
             <w:r>
               <w:rPr>
-                <w:rFonts w:ascii="Arial" w:hAnsi="Arial"/>
+                <w:rFonts w:ascii="Arial" w:hAnsi="Arial" w:eastAsia="Arial" w:cs="Arial"/>
                 <w:sz w:val="18"/>
+                <w:color w:val="111111"/>
+                <w:szCs w:val="18"/>
               </w:rPr>
               <w:t>[ ]</w:t>
             </w:r>
@@ -837,24 +1042,27 @@
         </w:tc>
         <w:tc>
           <w:tcPr>
-            <w:tcW w:type="dxa" w:w="3672"/>
+            <w:tcW w:type="dxa" w:w="3589"/>
             <w:vAlign w:val="center"/>
             <w:tcMar>
-              <w:top w:w="90" w:type="dxa"/>
-              <w:start w:w="100" w:type="dxa"/>
-              <w:bottom w:w="90" w:type="dxa"/>
-              <w:end w:w="100" w:type="dxa"/>
+              <w:top w:w="80" w:type="dxa"/>
+              <w:start w:w="120" w:type="dxa"/>
+              <w:bottom w:w="80" w:type="dxa"/>
+              <w:end w:w="120" w:type="dxa"/>
             </w:tcMar>
+            <w:shd w:fill="FFFFFF" w:val="clear"/>
           </w:tcPr>
           <w:p>
             <w:pPr>
-              <w:spacing w:after="0"/>
+              <w:spacing w:after="40" w:before="0" w:line="240" w:lineRule="auto"/>
               <w:jc w:val="left"/>
             </w:pPr>
             <w:r>
               <w:rPr>
-                <w:rFonts w:ascii="Arial" w:hAnsi="Arial"/>
+                <w:rFonts w:ascii="Arial" w:hAnsi="Arial" w:eastAsia="Arial" w:cs="Arial"/>
                 <w:sz w:val="18"/>
+                <w:color w:val="111111"/>
+                <w:szCs w:val="18"/>
               </w:rPr>
               <w:t>Research journal observations</w:t>
             </w:r>
@@ -862,24 +1070,27 @@
         </w:tc>
         <w:tc>
           <w:tcPr>
-            <w:tcW w:type="dxa" w:w="5112"/>
+            <w:tcW w:type="dxa" w:w="4997"/>
             <w:vAlign w:val="center"/>
             <w:tcMar>
-              <w:top w:w="90" w:type="dxa"/>
-              <w:start w:w="100" w:type="dxa"/>
-              <w:bottom w:w="90" w:type="dxa"/>
-              <w:end w:w="100" w:type="dxa"/>
+              <w:top w:w="80" w:type="dxa"/>
+              <w:start w:w="120" w:type="dxa"/>
+              <w:bottom w:w="80" w:type="dxa"/>
+              <w:end w:w="120" w:type="dxa"/>
             </w:tcMar>
+            <w:shd w:fill="FFFFFF" w:val="clear"/>
           </w:tcPr>
           <w:p>
             <w:pPr>
-              <w:spacing w:after="0"/>
+              <w:spacing w:after="40" w:before="0" w:line="240" w:lineRule="auto"/>
               <w:jc w:val="left"/>
             </w:pPr>
             <w:r>
               <w:rPr>
-                <w:rFonts w:ascii="Arial" w:hAnsi="Arial"/>
+                <w:rFonts w:ascii="Arial" w:hAnsi="Arial" w:eastAsia="Arial" w:cs="Arial"/>
                 <w:sz w:val="18"/>
+                <w:color w:val="111111"/>
+                <w:szCs w:val="18"/>
               </w:rPr>
             </w:r>
           </w:p>
@@ -891,24 +1102,27 @@
         </w:trPr>
         <w:tc>
           <w:tcPr>
-            <w:tcW w:type="dxa" w:w="792"/>
+            <w:tcW w:type="dxa" w:w="774"/>
             <w:vAlign w:val="center"/>
             <w:tcMar>
-              <w:top w:w="90" w:type="dxa"/>
-              <w:start w:w="100" w:type="dxa"/>
-              <w:bottom w:w="90" w:type="dxa"/>
-              <w:end w:w="100" w:type="dxa"/>
+              <w:top w:w="80" w:type="dxa"/>
+              <w:start w:w="120" w:type="dxa"/>
+              <w:bottom w:w="80" w:type="dxa"/>
+              <w:end w:w="120" w:type="dxa"/>
             </w:tcMar>
+            <w:shd w:fill="F2F2F2" w:val="clear"/>
           </w:tcPr>
           <w:p>
             <w:pPr>
-              <w:spacing w:after="0"/>
-              <w:jc w:val="center"/>
+              <w:spacing w:after="40" w:before="0" w:line="240" w:lineRule="auto"/>
+              <w:jc w:val="left"/>
             </w:pPr>
             <w:r>
               <w:rPr>
-                <w:rFonts w:ascii="Arial" w:hAnsi="Arial"/>
+                <w:rFonts w:ascii="Arial" w:hAnsi="Arial" w:eastAsia="Arial" w:cs="Arial"/>
                 <w:sz w:val="18"/>
+                <w:color w:val="111111"/>
+                <w:szCs w:val="18"/>
               </w:rPr>
               <w:t>[ ]</w:t>
             </w:r>
@@ -916,24 +1130,27 @@
         </w:tc>
         <w:tc>
           <w:tcPr>
-            <w:tcW w:type="dxa" w:w="3672"/>
+            <w:tcW w:type="dxa" w:w="3589"/>
             <w:vAlign w:val="center"/>
             <w:tcMar>
-              <w:top w:w="90" w:type="dxa"/>
-              <w:start w:w="100" w:type="dxa"/>
-              <w:bottom w:w="90" w:type="dxa"/>
-              <w:end w:w="100" w:type="dxa"/>
+              <w:top w:w="80" w:type="dxa"/>
+              <w:start w:w="120" w:type="dxa"/>
+              <w:bottom w:w="80" w:type="dxa"/>
+              <w:end w:w="120" w:type="dxa"/>
             </w:tcMar>
+            <w:shd w:fill="F2F2F2" w:val="clear"/>
           </w:tcPr>
           <w:p>
             <w:pPr>
-              <w:spacing w:after="0"/>
+              <w:spacing w:after="40" w:before="0" w:line="240" w:lineRule="auto"/>
               <w:jc w:val="left"/>
             </w:pPr>
             <w:r>
               <w:rPr>
-                <w:rFonts w:ascii="Arial" w:hAnsi="Arial"/>
+                <w:rFonts w:ascii="Arial" w:hAnsi="Arial" w:eastAsia="Arial" w:cs="Arial"/>
                 <w:sz w:val="18"/>
+                <w:color w:val="111111"/>
+                <w:szCs w:val="18"/>
               </w:rPr>
               <w:t>Other: __________________________</w:t>
             </w:r>
@@ -941,24 +1158,27 @@
         </w:tc>
         <w:tc>
           <w:tcPr>
-            <w:tcW w:type="dxa" w:w="5112"/>
+            <w:tcW w:type="dxa" w:w="4997"/>
             <w:vAlign w:val="center"/>
             <w:tcMar>
-              <w:top w:w="90" w:type="dxa"/>
-              <w:start w:w="100" w:type="dxa"/>
-              <w:bottom w:w="90" w:type="dxa"/>
-              <w:end w:w="100" w:type="dxa"/>
+              <w:top w:w="80" w:type="dxa"/>
+              <w:start w:w="120" w:type="dxa"/>
+              <w:bottom w:w="80" w:type="dxa"/>
+              <w:end w:w="120" w:type="dxa"/>
             </w:tcMar>
+            <w:shd w:fill="F2F2F2" w:val="clear"/>
           </w:tcPr>
           <w:p>
             <w:pPr>
-              <w:spacing w:after="0"/>
+              <w:spacing w:after="40" w:before="0" w:line="240" w:lineRule="auto"/>
               <w:jc w:val="left"/>
             </w:pPr>
             <w:r>
               <w:rPr>
-                <w:rFonts w:ascii="Arial" w:hAnsi="Arial"/>
+                <w:rFonts w:ascii="Arial" w:hAnsi="Arial" w:eastAsia="Arial" w:cs="Arial"/>
                 <w:sz w:val="18"/>
+                <w:color w:val="111111"/>
+                <w:szCs w:val="18"/>
               </w:rPr>
             </w:r>
           </w:p>
@@ -967,7 +1187,7 @@
     </w:tbl>
     <w:p>
       <w:pPr>
-        <w:spacing w:after="20"/>
+        <w:spacing w:after="40"/>
       </w:pPr>
     </w:p>
     <w:p>
@@ -975,26 +1195,48 @@
         <w:pStyle w:val="Heading2"/>
       </w:pPr>
       <w:r>
+        <w:rPr>
+          <w:rFonts w:ascii="Arial" w:hAnsi="Arial" w:eastAsia="Arial" w:cs="Arial"/>
+          <w:color w:val="111111"/>
+          <w:sz w:val="22"/>
+          <w:szCs w:val="22"/>
+          <w:b w:val="1"/>
+        </w:rPr>
         <w:t>Part B: Readiness Checklist</w:t>
       </w:r>
     </w:p>
     <w:p>
+      <w:pPr/>
       <w:r>
+        <w:rPr>
+          <w:rFonts w:ascii="Arial" w:hAnsi="Arial" w:eastAsia="Arial" w:cs="Arial"/>
+          <w:color w:val="111111"/>
+          <w:sz w:val="19"/>
+          <w:szCs w:val="19"/>
+        </w:rPr>
         <w:t>For each statement, check the box only when you can point to evidence. Use the notes column to name a file, page, date, or repair task.</w:t>
       </w:r>
     </w:p>
     <w:tbl>
       <w:tblPr>
         <w:tblStyle w:val="TableGrid"/>
-        <w:tblW w:type="dxa" w:w="9576"/>
+        <w:tblW w:type="dxa" w:w="9360"/>
         <w:tblLayout w:type="fixed"/>
         <w:tblLook w:firstColumn="1" w:firstRow="1" w:lastColumn="0" w:lastRow="0" w:noHBand="0" w:noVBand="1" w:val="04A0"/>
-        <w:tblInd w:w="100" w:type="dxa"/>
+        <w:tblInd w:w="120" w:type="dxa"/>
+        <w:tblBorders>
+          <w:top w:val="single" w:sz="6" w:space="0" w:color="D9D9D9"/>
+          <w:left w:val="single" w:sz="6" w:space="0" w:color="D9D9D9"/>
+          <w:bottom w:val="single" w:sz="6" w:space="0" w:color="D9D9D9"/>
+          <w:right w:val="single" w:sz="6" w:space="0" w:color="D9D9D9"/>
+          <w:insideH w:val="single" w:sz="6" w:space="0" w:color="D9D9D9"/>
+          <w:insideV w:val="single" w:sz="6" w:space="0" w:color="D9D9D9"/>
+        </w:tblBorders>
       </w:tblPr>
       <w:tblGrid>
-        <w:gridCol w:w="792"/>
-        <w:gridCol w:w="4968"/>
-        <w:gridCol w:w="3816"/>
+        <w:gridCol w:w="774"/>
+        <w:gridCol w:w="4856"/>
+        <w:gridCol w:w="3730"/>
       </w:tblGrid>
       <w:tr>
         <w:trPr>
@@ -1003,27 +1245,28 @@
         </w:trPr>
         <w:tc>
           <w:tcPr>
-            <w:tcW w:type="dxa" w:w="792"/>
-            <w:shd w:fill="DCE6F1"/>
+            <w:tcW w:type="dxa" w:w="774"/>
+            <w:shd w:fill="E31B23" w:val="clear"/>
             <w:vAlign w:val="center"/>
             <w:tcMar>
-              <w:top w:w="90" w:type="dxa"/>
-              <w:start w:w="100" w:type="dxa"/>
-              <w:bottom w:w="90" w:type="dxa"/>
-              <w:end w:w="100" w:type="dxa"/>
+              <w:top w:w="80" w:type="dxa"/>
+              <w:start w:w="120" w:type="dxa"/>
+              <w:bottom w:w="80" w:type="dxa"/>
+              <w:end w:w="120" w:type="dxa"/>
             </w:tcMar>
           </w:tcPr>
           <w:p>
             <w:pPr>
-              <w:spacing w:after="0"/>
+              <w:spacing w:after="40" w:before="0" w:line="240" w:lineRule="auto"/>
               <w:jc w:val="center"/>
             </w:pPr>
             <w:r>
               <w:rPr>
-                <w:rFonts w:ascii="Arial" w:hAnsi="Arial"/>
-                <w:b/>
-                <w:color w:val="111111"/>
-                <w:sz w:val="17"/>
+                <w:rFonts w:ascii="Arial" w:hAnsi="Arial" w:eastAsia="Arial" w:cs="Arial"/>
+                <w:b w:val="1"/>
+                <w:color w:val="FFFFFF"/>
+                <w:sz w:val="16"/>
+                <w:szCs w:val="16"/>
               </w:rPr>
               <w:t>Check</w:t>
             </w:r>
@@ -1031,27 +1274,28 @@
         </w:tc>
         <w:tc>
           <w:tcPr>
-            <w:tcW w:type="dxa" w:w="4968"/>
-            <w:shd w:fill="DCE6F1"/>
+            <w:tcW w:type="dxa" w:w="4856"/>
+            <w:shd w:fill="E31B23" w:val="clear"/>
             <w:vAlign w:val="center"/>
             <w:tcMar>
-              <w:top w:w="90" w:type="dxa"/>
-              <w:start w:w="100" w:type="dxa"/>
-              <w:bottom w:w="90" w:type="dxa"/>
-              <w:end w:w="100" w:type="dxa"/>
+              <w:top w:w="80" w:type="dxa"/>
+              <w:start w:w="120" w:type="dxa"/>
+              <w:bottom w:w="80" w:type="dxa"/>
+              <w:end w:w="120" w:type="dxa"/>
             </w:tcMar>
           </w:tcPr>
           <w:p>
             <w:pPr>
-              <w:spacing w:after="0"/>
-              <w:jc w:val="left"/>
+              <w:spacing w:after="40" w:before="0" w:line="240" w:lineRule="auto"/>
+              <w:jc w:val="center"/>
             </w:pPr>
             <w:r>
               <w:rPr>
-                <w:rFonts w:ascii="Arial" w:hAnsi="Arial"/>
-                <w:b/>
-                <w:color w:val="111111"/>
-                <w:sz w:val="17"/>
+                <w:rFonts w:ascii="Arial" w:hAnsi="Arial" w:eastAsia="Arial" w:cs="Arial"/>
+                <w:b w:val="1"/>
+                <w:color w:val="FFFFFF"/>
+                <w:sz w:val="16"/>
+                <w:szCs w:val="16"/>
               </w:rPr>
               <w:t>Readiness Evidence</w:t>
             </w:r>
@@ -1059,27 +1303,28 @@
         </w:tc>
         <w:tc>
           <w:tcPr>
-            <w:tcW w:type="dxa" w:w="3816"/>
-            <w:shd w:fill="DCE6F1"/>
+            <w:tcW w:type="dxa" w:w="3730"/>
+            <w:shd w:fill="E31B23" w:val="clear"/>
             <w:vAlign w:val="center"/>
             <w:tcMar>
-              <w:top w:w="90" w:type="dxa"/>
-              <w:start w:w="100" w:type="dxa"/>
-              <w:bottom w:w="90" w:type="dxa"/>
-              <w:end w:w="100" w:type="dxa"/>
+              <w:top w:w="80" w:type="dxa"/>
+              <w:start w:w="120" w:type="dxa"/>
+              <w:bottom w:w="80" w:type="dxa"/>
+              <w:end w:w="120" w:type="dxa"/>
             </w:tcMar>
           </w:tcPr>
           <w:p>
             <w:pPr>
-              <w:spacing w:after="0"/>
-              <w:jc w:val="left"/>
+              <w:spacing w:after="40" w:before="0" w:line="240" w:lineRule="auto"/>
+              <w:jc w:val="center"/>
             </w:pPr>
             <w:r>
               <w:rPr>
-                <w:rFonts w:ascii="Arial" w:hAnsi="Arial"/>
-                <w:b/>
-                <w:color w:val="111111"/>
-                <w:sz w:val="17"/>
+                <w:rFonts w:ascii="Arial" w:hAnsi="Arial" w:eastAsia="Arial" w:cs="Arial"/>
+                <w:b w:val="1"/>
+                <w:color w:val="FFFFFF"/>
+                <w:sz w:val="16"/>
+                <w:szCs w:val="16"/>
               </w:rPr>
               <w:t>Evidence Location or Repair Note</w:t>
             </w:r>
@@ -1092,24 +1337,27 @@
         </w:trPr>
         <w:tc>
           <w:tcPr>
-            <w:tcW w:type="dxa" w:w="792"/>
+            <w:tcW w:type="dxa" w:w="774"/>
             <w:vAlign w:val="center"/>
             <w:tcMar>
-              <w:top w:w="90" w:type="dxa"/>
-              <w:start w:w="100" w:type="dxa"/>
-              <w:bottom w:w="90" w:type="dxa"/>
-              <w:end w:w="100" w:type="dxa"/>
+              <w:top w:w="80" w:type="dxa"/>
+              <w:start w:w="120" w:type="dxa"/>
+              <w:bottom w:w="80" w:type="dxa"/>
+              <w:end w:w="120" w:type="dxa"/>
             </w:tcMar>
+            <w:shd w:fill="FFFFFF" w:val="clear"/>
           </w:tcPr>
           <w:p>
             <w:pPr>
-              <w:spacing w:after="0"/>
-              <w:jc w:val="center"/>
+              <w:spacing w:after="40" w:before="0" w:line="240" w:lineRule="auto"/>
+              <w:jc w:val="left"/>
             </w:pPr>
             <w:r>
               <w:rPr>
-                <w:rFonts w:ascii="Arial" w:hAnsi="Arial"/>
-                <w:sz w:val="17"/>
+                <w:rFonts w:ascii="Arial" w:hAnsi="Arial" w:eastAsia="Arial" w:cs="Arial"/>
+                <w:sz w:val="18"/>
+                <w:color w:val="111111"/>
+                <w:szCs w:val="18"/>
               </w:rPr>
               <w:t>[ ]</w:t>
             </w:r>
@@ -1117,24 +1365,27 @@
         </w:tc>
         <w:tc>
           <w:tcPr>
-            <w:tcW w:type="dxa" w:w="4968"/>
+            <w:tcW w:type="dxa" w:w="4856"/>
             <w:vAlign w:val="center"/>
             <w:tcMar>
-              <w:top w:w="90" w:type="dxa"/>
-              <w:start w:w="100" w:type="dxa"/>
-              <w:bottom w:w="90" w:type="dxa"/>
-              <w:end w:w="100" w:type="dxa"/>
+              <w:top w:w="80" w:type="dxa"/>
+              <w:start w:w="120" w:type="dxa"/>
+              <w:bottom w:w="80" w:type="dxa"/>
+              <w:end w:w="120" w:type="dxa"/>
             </w:tcMar>
+            <w:shd w:fill="FFFFFF" w:val="clear"/>
           </w:tcPr>
           <w:p>
             <w:pPr>
-              <w:spacing w:after="0"/>
+              <w:spacing w:after="40" w:before="0" w:line="240" w:lineRule="auto"/>
               <w:jc w:val="left"/>
             </w:pPr>
             <w:r>
               <w:rPr>
-                <w:rFonts w:ascii="Arial" w:hAnsi="Arial"/>
-                <w:sz w:val="17"/>
+                <w:rFonts w:ascii="Arial" w:hAnsi="Arial" w:eastAsia="Arial" w:cs="Arial"/>
+                <w:sz w:val="18"/>
+                <w:color w:val="111111"/>
+                <w:szCs w:val="18"/>
               </w:rPr>
               <w:t>My current question or engineering goal matches the work I actually completed.</w:t>
             </w:r>
@@ -1142,24 +1393,27 @@
         </w:tc>
         <w:tc>
           <w:tcPr>
-            <w:tcW w:type="dxa" w:w="3816"/>
+            <w:tcW w:type="dxa" w:w="3730"/>
             <w:vAlign w:val="center"/>
             <w:tcMar>
-              <w:top w:w="90" w:type="dxa"/>
-              <w:start w:w="100" w:type="dxa"/>
-              <w:bottom w:w="90" w:type="dxa"/>
-              <w:end w:w="100" w:type="dxa"/>
+              <w:top w:w="80" w:type="dxa"/>
+              <w:start w:w="120" w:type="dxa"/>
+              <w:bottom w:w="80" w:type="dxa"/>
+              <w:end w:w="120" w:type="dxa"/>
             </w:tcMar>
+            <w:shd w:fill="FFFFFF" w:val="clear"/>
           </w:tcPr>
           <w:p>
             <w:pPr>
-              <w:spacing w:after="0"/>
+              <w:spacing w:after="40" w:before="0" w:line="240" w:lineRule="auto"/>
               <w:jc w:val="left"/>
             </w:pPr>
             <w:r>
               <w:rPr>
-                <w:rFonts w:ascii="Arial" w:hAnsi="Arial"/>
-                <w:sz w:val="17"/>
+                <w:rFonts w:ascii="Arial" w:hAnsi="Arial" w:eastAsia="Arial" w:cs="Arial"/>
+                <w:sz w:val="18"/>
+                <w:color w:val="111111"/>
+                <w:szCs w:val="18"/>
               </w:rPr>
             </w:r>
           </w:p>
@@ -1171,24 +1425,27 @@
         </w:trPr>
         <w:tc>
           <w:tcPr>
-            <w:tcW w:type="dxa" w:w="792"/>
+            <w:tcW w:type="dxa" w:w="774"/>
             <w:vAlign w:val="center"/>
             <w:tcMar>
-              <w:top w:w="90" w:type="dxa"/>
-              <w:start w:w="100" w:type="dxa"/>
-              <w:bottom w:w="90" w:type="dxa"/>
-              <w:end w:w="100" w:type="dxa"/>
+              <w:top w:w="80" w:type="dxa"/>
+              <w:start w:w="120" w:type="dxa"/>
+              <w:bottom w:w="80" w:type="dxa"/>
+              <w:end w:w="120" w:type="dxa"/>
             </w:tcMar>
+            <w:shd w:fill="F2F2F2" w:val="clear"/>
           </w:tcPr>
           <w:p>
             <w:pPr>
-              <w:spacing w:after="0"/>
-              <w:jc w:val="center"/>
+              <w:spacing w:after="40" w:before="0" w:line="240" w:lineRule="auto"/>
+              <w:jc w:val="left"/>
             </w:pPr>
             <w:r>
               <w:rPr>
-                <w:rFonts w:ascii="Arial" w:hAnsi="Arial"/>
-                <w:sz w:val="17"/>
+                <w:rFonts w:ascii="Arial" w:hAnsi="Arial" w:eastAsia="Arial" w:cs="Arial"/>
+                <w:sz w:val="18"/>
+                <w:color w:val="111111"/>
+                <w:szCs w:val="18"/>
               </w:rPr>
               <w:t>[ ]</w:t>
             </w:r>
@@ -1196,24 +1453,27 @@
         </w:tc>
         <w:tc>
           <w:tcPr>
-            <w:tcW w:type="dxa" w:w="4968"/>
+            <w:tcW w:type="dxa" w:w="4856"/>
             <w:vAlign w:val="center"/>
             <w:tcMar>
-              <w:top w:w="90" w:type="dxa"/>
-              <w:start w:w="100" w:type="dxa"/>
-              <w:bottom w:w="90" w:type="dxa"/>
-              <w:end w:w="100" w:type="dxa"/>
+              <w:top w:w="80" w:type="dxa"/>
+              <w:start w:w="120" w:type="dxa"/>
+              <w:bottom w:w="80" w:type="dxa"/>
+              <w:end w:w="120" w:type="dxa"/>
             </w:tcMar>
+            <w:shd w:fill="F2F2F2" w:val="clear"/>
           </w:tcPr>
           <w:p>
             <w:pPr>
-              <w:spacing w:after="0"/>
+              <w:spacing w:after="40" w:before="0" w:line="240" w:lineRule="auto"/>
               <w:jc w:val="left"/>
             </w:pPr>
             <w:r>
               <w:rPr>
-                <w:rFonts w:ascii="Arial" w:hAnsi="Arial"/>
-                <w:sz w:val="17"/>
+                <w:rFonts w:ascii="Arial" w:hAnsi="Arial" w:eastAsia="Arial" w:cs="Arial"/>
+                <w:sz w:val="18"/>
+                <w:color w:val="111111"/>
+                <w:szCs w:val="18"/>
               </w:rPr>
               <w:t>My testing and data collection followed the approved plan or documented approved revisions.</w:t>
             </w:r>
@@ -1221,24 +1481,27 @@
         </w:tc>
         <w:tc>
           <w:tcPr>
-            <w:tcW w:type="dxa" w:w="3816"/>
+            <w:tcW w:type="dxa" w:w="3730"/>
             <w:vAlign w:val="center"/>
             <w:tcMar>
-              <w:top w:w="90" w:type="dxa"/>
-              <w:start w:w="100" w:type="dxa"/>
-              <w:bottom w:w="90" w:type="dxa"/>
-              <w:end w:w="100" w:type="dxa"/>
+              <w:top w:w="80" w:type="dxa"/>
+              <w:start w:w="120" w:type="dxa"/>
+              <w:bottom w:w="80" w:type="dxa"/>
+              <w:end w:w="120" w:type="dxa"/>
             </w:tcMar>
+            <w:shd w:fill="F2F2F2" w:val="clear"/>
           </w:tcPr>
           <w:p>
             <w:pPr>
-              <w:spacing w:after="0"/>
+              <w:spacing w:after="40" w:before="0" w:line="240" w:lineRule="auto"/>
               <w:jc w:val="left"/>
             </w:pPr>
             <w:r>
               <w:rPr>
-                <w:rFonts w:ascii="Arial" w:hAnsi="Arial"/>
-                <w:sz w:val="17"/>
+                <w:rFonts w:ascii="Arial" w:hAnsi="Arial" w:eastAsia="Arial" w:cs="Arial"/>
+                <w:sz w:val="18"/>
+                <w:color w:val="111111"/>
+                <w:szCs w:val="18"/>
               </w:rPr>
             </w:r>
           </w:p>
@@ -1250,24 +1513,27 @@
         </w:trPr>
         <w:tc>
           <w:tcPr>
-            <w:tcW w:type="dxa" w:w="792"/>
+            <w:tcW w:type="dxa" w:w="774"/>
             <w:vAlign w:val="center"/>
             <w:tcMar>
-              <w:top w:w="90" w:type="dxa"/>
-              <w:start w:w="100" w:type="dxa"/>
-              <w:bottom w:w="90" w:type="dxa"/>
-              <w:end w:w="100" w:type="dxa"/>
+              <w:top w:w="80" w:type="dxa"/>
+              <w:start w:w="120" w:type="dxa"/>
+              <w:bottom w:w="80" w:type="dxa"/>
+              <w:end w:w="120" w:type="dxa"/>
             </w:tcMar>
+            <w:shd w:fill="FFFFFF" w:val="clear"/>
           </w:tcPr>
           <w:p>
             <w:pPr>
-              <w:spacing w:after="0"/>
-              <w:jc w:val="center"/>
+              <w:spacing w:after="40" w:before="0" w:line="240" w:lineRule="auto"/>
+              <w:jc w:val="left"/>
             </w:pPr>
             <w:r>
               <w:rPr>
-                <w:rFonts w:ascii="Arial" w:hAnsi="Arial"/>
-                <w:sz w:val="17"/>
+                <w:rFonts w:ascii="Arial" w:hAnsi="Arial" w:eastAsia="Arial" w:cs="Arial"/>
+                <w:sz w:val="18"/>
+                <w:color w:val="111111"/>
+                <w:szCs w:val="18"/>
               </w:rPr>
               <w:t>[ ]</w:t>
             </w:r>
@@ -1275,24 +1541,27 @@
         </w:tc>
         <w:tc>
           <w:tcPr>
-            <w:tcW w:type="dxa" w:w="4968"/>
+            <w:tcW w:type="dxa" w:w="4856"/>
             <w:vAlign w:val="center"/>
             <w:tcMar>
-              <w:top w:w="90" w:type="dxa"/>
-              <w:start w:w="100" w:type="dxa"/>
-              <w:bottom w:w="90" w:type="dxa"/>
-              <w:end w:w="100" w:type="dxa"/>
+              <w:top w:w="80" w:type="dxa"/>
+              <w:start w:w="120" w:type="dxa"/>
+              <w:bottom w:w="80" w:type="dxa"/>
+              <w:end w:w="120" w:type="dxa"/>
             </w:tcMar>
+            <w:shd w:fill="FFFFFF" w:val="clear"/>
           </w:tcPr>
           <w:p>
             <w:pPr>
-              <w:spacing w:after="0"/>
+              <w:spacing w:after="40" w:before="0" w:line="240" w:lineRule="auto"/>
               <w:jc w:val="left"/>
             </w:pPr>
             <w:r>
               <w:rPr>
-                <w:rFonts w:ascii="Arial" w:hAnsi="Arial"/>
-                <w:sz w:val="17"/>
+                <w:rFonts w:ascii="Arial" w:hAnsi="Arial" w:eastAsia="Arial" w:cs="Arial"/>
+                <w:sz w:val="18"/>
+                <w:color w:val="111111"/>
+                <w:szCs w:val="18"/>
               </w:rPr>
               <w:t>I preserved original raw data, observations, images, files, or prototype records.</w:t>
             </w:r>
@@ -1300,24 +1569,27 @@
         </w:tc>
         <w:tc>
           <w:tcPr>
-            <w:tcW w:type="dxa" w:w="3816"/>
+            <w:tcW w:type="dxa" w:w="3730"/>
             <w:vAlign w:val="center"/>
             <w:tcMar>
-              <w:top w:w="90" w:type="dxa"/>
-              <w:start w:w="100" w:type="dxa"/>
-              <w:bottom w:w="90" w:type="dxa"/>
-              <w:end w:w="100" w:type="dxa"/>
+              <w:top w:w="80" w:type="dxa"/>
+              <w:start w:w="120" w:type="dxa"/>
+              <w:bottom w:w="80" w:type="dxa"/>
+              <w:end w:w="120" w:type="dxa"/>
             </w:tcMar>
+            <w:shd w:fill="FFFFFF" w:val="clear"/>
           </w:tcPr>
           <w:p>
             <w:pPr>
-              <w:spacing w:after="0"/>
+              <w:spacing w:after="40" w:before="0" w:line="240" w:lineRule="auto"/>
               <w:jc w:val="left"/>
             </w:pPr>
             <w:r>
               <w:rPr>
-                <w:rFonts w:ascii="Arial" w:hAnsi="Arial"/>
-                <w:sz w:val="17"/>
+                <w:rFonts w:ascii="Arial" w:hAnsi="Arial" w:eastAsia="Arial" w:cs="Arial"/>
+                <w:sz w:val="18"/>
+                <w:color w:val="111111"/>
+                <w:szCs w:val="18"/>
               </w:rPr>
             </w:r>
           </w:p>
@@ -1329,24 +1601,27 @@
         </w:trPr>
         <w:tc>
           <w:tcPr>
-            <w:tcW w:type="dxa" w:w="792"/>
+            <w:tcW w:type="dxa" w:w="774"/>
             <w:vAlign w:val="center"/>
             <w:tcMar>
-              <w:top w:w="90" w:type="dxa"/>
-              <w:start w:w="100" w:type="dxa"/>
-              <w:bottom w:w="90" w:type="dxa"/>
-              <w:end w:w="100" w:type="dxa"/>
+              <w:top w:w="80" w:type="dxa"/>
+              <w:start w:w="120" w:type="dxa"/>
+              <w:bottom w:w="80" w:type="dxa"/>
+              <w:end w:w="120" w:type="dxa"/>
             </w:tcMar>
+            <w:shd w:fill="F2F2F2" w:val="clear"/>
           </w:tcPr>
           <w:p>
             <w:pPr>
-              <w:spacing w:after="0"/>
-              <w:jc w:val="center"/>
+              <w:spacing w:after="40" w:before="0" w:line="240" w:lineRule="auto"/>
+              <w:jc w:val="left"/>
             </w:pPr>
             <w:r>
               <w:rPr>
-                <w:rFonts w:ascii="Arial" w:hAnsi="Arial"/>
-                <w:sz w:val="17"/>
+                <w:rFonts w:ascii="Arial" w:hAnsi="Arial" w:eastAsia="Arial" w:cs="Arial"/>
+                <w:sz w:val="18"/>
+                <w:color w:val="111111"/>
+                <w:szCs w:val="18"/>
               </w:rPr>
               <w:t>[ ]</w:t>
             </w:r>
@@ -1354,24 +1629,27 @@
         </w:tc>
         <w:tc>
           <w:tcPr>
-            <w:tcW w:type="dxa" w:w="4968"/>
+            <w:tcW w:type="dxa" w:w="4856"/>
             <w:vAlign w:val="center"/>
             <w:tcMar>
-              <w:top w:w="90" w:type="dxa"/>
-              <w:start w:w="100" w:type="dxa"/>
-              <w:bottom w:w="90" w:type="dxa"/>
-              <w:end w:w="100" w:type="dxa"/>
+              <w:top w:w="80" w:type="dxa"/>
+              <w:start w:w="120" w:type="dxa"/>
+              <w:bottom w:w="80" w:type="dxa"/>
+              <w:end w:w="120" w:type="dxa"/>
             </w:tcMar>
+            <w:shd w:fill="F2F2F2" w:val="clear"/>
           </w:tcPr>
           <w:p>
             <w:pPr>
-              <w:spacing w:after="0"/>
+              <w:spacing w:after="40" w:before="0" w:line="240" w:lineRule="auto"/>
               <w:jc w:val="left"/>
             </w:pPr>
             <w:r>
               <w:rPr>
-                <w:rFonts w:ascii="Arial" w:hAnsi="Arial"/>
-                <w:sz w:val="17"/>
+                <w:rFonts w:ascii="Arial" w:hAnsi="Arial" w:eastAsia="Arial" w:cs="Arial"/>
+                <w:sz w:val="18"/>
+                <w:color w:val="111111"/>
+                <w:szCs w:val="18"/>
               </w:rPr>
               <w:t>I created a separate clean working copy or organized evidence folder for analysis.</w:t>
             </w:r>
@@ -1379,24 +1657,27 @@
         </w:tc>
         <w:tc>
           <w:tcPr>
-            <w:tcW w:type="dxa" w:w="3816"/>
+            <w:tcW w:type="dxa" w:w="3730"/>
             <w:vAlign w:val="center"/>
             <w:tcMar>
-              <w:top w:w="90" w:type="dxa"/>
-              <w:start w:w="100" w:type="dxa"/>
-              <w:bottom w:w="90" w:type="dxa"/>
-              <w:end w:w="100" w:type="dxa"/>
+              <w:top w:w="80" w:type="dxa"/>
+              <w:start w:w="120" w:type="dxa"/>
+              <w:bottom w:w="80" w:type="dxa"/>
+              <w:end w:w="120" w:type="dxa"/>
             </w:tcMar>
+            <w:shd w:fill="F2F2F2" w:val="clear"/>
           </w:tcPr>
           <w:p>
             <w:pPr>
-              <w:spacing w:after="0"/>
+              <w:spacing w:after="40" w:before="0" w:line="240" w:lineRule="auto"/>
               <w:jc w:val="left"/>
             </w:pPr>
             <w:r>
               <w:rPr>
-                <w:rFonts w:ascii="Arial" w:hAnsi="Arial"/>
-                <w:sz w:val="17"/>
+                <w:rFonts w:ascii="Arial" w:hAnsi="Arial" w:eastAsia="Arial" w:cs="Arial"/>
+                <w:sz w:val="18"/>
+                <w:color w:val="111111"/>
+                <w:szCs w:val="18"/>
               </w:rPr>
             </w:r>
           </w:p>
@@ -1408,24 +1689,27 @@
         </w:trPr>
         <w:tc>
           <w:tcPr>
-            <w:tcW w:type="dxa" w:w="792"/>
+            <w:tcW w:type="dxa" w:w="774"/>
             <w:vAlign w:val="center"/>
             <w:tcMar>
-              <w:top w:w="90" w:type="dxa"/>
-              <w:start w:w="100" w:type="dxa"/>
-              <w:bottom w:w="90" w:type="dxa"/>
-              <w:end w:w="100" w:type="dxa"/>
+              <w:top w:w="80" w:type="dxa"/>
+              <w:start w:w="120" w:type="dxa"/>
+              <w:bottom w:w="80" w:type="dxa"/>
+              <w:end w:w="120" w:type="dxa"/>
             </w:tcMar>
+            <w:shd w:fill="FFFFFF" w:val="clear"/>
           </w:tcPr>
           <w:p>
             <w:pPr>
-              <w:spacing w:after="0"/>
-              <w:jc w:val="center"/>
+              <w:spacing w:after="40" w:before="0" w:line="240" w:lineRule="auto"/>
+              <w:jc w:val="left"/>
             </w:pPr>
             <w:r>
               <w:rPr>
-                <w:rFonts w:ascii="Arial" w:hAnsi="Arial"/>
-                <w:sz w:val="17"/>
+                <w:rFonts w:ascii="Arial" w:hAnsi="Arial" w:eastAsia="Arial" w:cs="Arial"/>
+                <w:sz w:val="18"/>
+                <w:color w:val="111111"/>
+                <w:szCs w:val="18"/>
               </w:rPr>
               <w:t>[ ]</w:t>
             </w:r>
@@ -1433,24 +1717,27 @@
         </w:tc>
         <w:tc>
           <w:tcPr>
-            <w:tcW w:type="dxa" w:w="4968"/>
+            <w:tcW w:type="dxa" w:w="4856"/>
             <w:vAlign w:val="center"/>
             <w:tcMar>
-              <w:top w:w="90" w:type="dxa"/>
-              <w:start w:w="100" w:type="dxa"/>
-              <w:bottom w:w="90" w:type="dxa"/>
-              <w:end w:w="100" w:type="dxa"/>
+              <w:top w:w="80" w:type="dxa"/>
+              <w:start w:w="120" w:type="dxa"/>
+              <w:bottom w:w="80" w:type="dxa"/>
+              <w:end w:w="120" w:type="dxa"/>
             </w:tcMar>
+            <w:shd w:fill="FFFFFF" w:val="clear"/>
           </w:tcPr>
           <w:p>
             <w:pPr>
-              <w:spacing w:after="0"/>
+              <w:spacing w:after="40" w:before="0" w:line="240" w:lineRule="auto"/>
               <w:jc w:val="left"/>
             </w:pPr>
             <w:r>
               <w:rPr>
-                <w:rFonts w:ascii="Arial" w:hAnsi="Arial"/>
-                <w:sz w:val="17"/>
+                <w:rFonts w:ascii="Arial" w:hAnsi="Arial" w:eastAsia="Arial" w:cs="Arial"/>
+                <w:sz w:val="18"/>
+                <w:color w:val="111111"/>
+                <w:szCs w:val="18"/>
               </w:rPr>
               <w:t>Files, trials, samples, conditions, dates, and versions are labeled clearly.</w:t>
             </w:r>
@@ -1458,24 +1745,27 @@
         </w:tc>
         <w:tc>
           <w:tcPr>
-            <w:tcW w:type="dxa" w:w="3816"/>
+            <w:tcW w:type="dxa" w:w="3730"/>
             <w:vAlign w:val="center"/>
             <w:tcMar>
-              <w:top w:w="90" w:type="dxa"/>
-              <w:start w:w="100" w:type="dxa"/>
-              <w:bottom w:w="90" w:type="dxa"/>
-              <w:end w:w="100" w:type="dxa"/>
+              <w:top w:w="80" w:type="dxa"/>
+              <w:start w:w="120" w:type="dxa"/>
+              <w:bottom w:w="80" w:type="dxa"/>
+              <w:end w:w="120" w:type="dxa"/>
             </w:tcMar>
+            <w:shd w:fill="FFFFFF" w:val="clear"/>
           </w:tcPr>
           <w:p>
             <w:pPr>
-              <w:spacing w:after="0"/>
+              <w:spacing w:after="40" w:before="0" w:line="240" w:lineRule="auto"/>
               <w:jc w:val="left"/>
             </w:pPr>
             <w:r>
               <w:rPr>
-                <w:rFonts w:ascii="Arial" w:hAnsi="Arial"/>
-                <w:sz w:val="17"/>
+                <w:rFonts w:ascii="Arial" w:hAnsi="Arial" w:eastAsia="Arial" w:cs="Arial"/>
+                <w:sz w:val="18"/>
+                <w:color w:val="111111"/>
+                <w:szCs w:val="18"/>
               </w:rPr>
             </w:r>
           </w:p>
@@ -1487,24 +1777,27 @@
         </w:trPr>
         <w:tc>
           <w:tcPr>
-            <w:tcW w:type="dxa" w:w="792"/>
+            <w:tcW w:type="dxa" w:w="774"/>
             <w:vAlign w:val="center"/>
             <w:tcMar>
-              <w:top w:w="90" w:type="dxa"/>
-              <w:start w:w="100" w:type="dxa"/>
-              <w:bottom w:w="90" w:type="dxa"/>
-              <w:end w:w="100" w:type="dxa"/>
+              <w:top w:w="80" w:type="dxa"/>
+              <w:start w:w="120" w:type="dxa"/>
+              <w:bottom w:w="80" w:type="dxa"/>
+              <w:end w:w="120" w:type="dxa"/>
             </w:tcMar>
+            <w:shd w:fill="F2F2F2" w:val="clear"/>
           </w:tcPr>
           <w:p>
             <w:pPr>
-              <w:spacing w:after="0"/>
-              <w:jc w:val="center"/>
+              <w:spacing w:after="40" w:before="0" w:line="240" w:lineRule="auto"/>
+              <w:jc w:val="left"/>
             </w:pPr>
             <w:r>
               <w:rPr>
-                <w:rFonts w:ascii="Arial" w:hAnsi="Arial"/>
-                <w:sz w:val="17"/>
+                <w:rFonts w:ascii="Arial" w:hAnsi="Arial" w:eastAsia="Arial" w:cs="Arial"/>
+                <w:sz w:val="18"/>
+                <w:color w:val="111111"/>
+                <w:szCs w:val="18"/>
               </w:rPr>
               <w:t>[ ]</w:t>
             </w:r>
@@ -1512,24 +1805,27 @@
         </w:tc>
         <w:tc>
           <w:tcPr>
-            <w:tcW w:type="dxa" w:w="4968"/>
+            <w:tcW w:type="dxa" w:w="4856"/>
             <w:vAlign w:val="center"/>
             <w:tcMar>
-              <w:top w:w="90" w:type="dxa"/>
-              <w:start w:w="100" w:type="dxa"/>
-              <w:bottom w:w="90" w:type="dxa"/>
-              <w:end w:w="100" w:type="dxa"/>
+              <w:top w:w="80" w:type="dxa"/>
+              <w:start w:w="120" w:type="dxa"/>
+              <w:bottom w:w="80" w:type="dxa"/>
+              <w:end w:w="120" w:type="dxa"/>
             </w:tcMar>
+            <w:shd w:fill="F2F2F2" w:val="clear"/>
           </w:tcPr>
           <w:p>
             <w:pPr>
-              <w:spacing w:after="0"/>
+              <w:spacing w:after="40" w:before="0" w:line="240" w:lineRule="auto"/>
               <w:jc w:val="left"/>
             </w:pPr>
             <w:r>
               <w:rPr>
-                <w:rFonts w:ascii="Arial" w:hAnsi="Arial"/>
-                <w:sz w:val="17"/>
+                <w:rFonts w:ascii="Arial" w:hAnsi="Arial" w:eastAsia="Arial" w:cs="Arial"/>
+                <w:sz w:val="18"/>
+                <w:color w:val="111111"/>
+                <w:szCs w:val="18"/>
               </w:rPr>
               <w:t>Measurements and table columns include units where needed.</w:t>
             </w:r>
@@ -1537,24 +1833,27 @@
         </w:tc>
         <w:tc>
           <w:tcPr>
-            <w:tcW w:type="dxa" w:w="3816"/>
+            <w:tcW w:type="dxa" w:w="3730"/>
             <w:vAlign w:val="center"/>
             <w:tcMar>
-              <w:top w:w="90" w:type="dxa"/>
-              <w:start w:w="100" w:type="dxa"/>
-              <w:bottom w:w="90" w:type="dxa"/>
-              <w:end w:w="100" w:type="dxa"/>
+              <w:top w:w="80" w:type="dxa"/>
+              <w:start w:w="120" w:type="dxa"/>
+              <w:bottom w:w="80" w:type="dxa"/>
+              <w:end w:w="120" w:type="dxa"/>
             </w:tcMar>
+            <w:shd w:fill="F2F2F2" w:val="clear"/>
           </w:tcPr>
           <w:p>
             <w:pPr>
-              <w:spacing w:after="0"/>
+              <w:spacing w:after="40" w:before="0" w:line="240" w:lineRule="auto"/>
               <w:jc w:val="left"/>
             </w:pPr>
             <w:r>
               <w:rPr>
-                <w:rFonts w:ascii="Arial" w:hAnsi="Arial"/>
-                <w:sz w:val="17"/>
+                <w:rFonts w:ascii="Arial" w:hAnsi="Arial" w:eastAsia="Arial" w:cs="Arial"/>
+                <w:sz w:val="18"/>
+                <w:color w:val="111111"/>
+                <w:szCs w:val="18"/>
               </w:rPr>
             </w:r>
           </w:p>
@@ -1566,24 +1865,27 @@
         </w:trPr>
         <w:tc>
           <w:tcPr>
-            <w:tcW w:type="dxa" w:w="792"/>
+            <w:tcW w:type="dxa" w:w="774"/>
             <w:vAlign w:val="center"/>
             <w:tcMar>
-              <w:top w:w="90" w:type="dxa"/>
-              <w:start w:w="100" w:type="dxa"/>
-              <w:bottom w:w="90" w:type="dxa"/>
-              <w:end w:w="100" w:type="dxa"/>
+              <w:top w:w="80" w:type="dxa"/>
+              <w:start w:w="120" w:type="dxa"/>
+              <w:bottom w:w="80" w:type="dxa"/>
+              <w:end w:w="120" w:type="dxa"/>
             </w:tcMar>
+            <w:shd w:fill="FFFFFF" w:val="clear"/>
           </w:tcPr>
           <w:p>
             <w:pPr>
-              <w:spacing w:after="0"/>
-              <w:jc w:val="center"/>
+              <w:spacing w:after="40" w:before="0" w:line="240" w:lineRule="auto"/>
+              <w:jc w:val="left"/>
             </w:pPr>
             <w:r>
               <w:rPr>
-                <w:rFonts w:ascii="Arial" w:hAnsi="Arial"/>
-                <w:sz w:val="17"/>
+                <w:rFonts w:ascii="Arial" w:hAnsi="Arial" w:eastAsia="Arial" w:cs="Arial"/>
+                <w:sz w:val="18"/>
+                <w:color w:val="111111"/>
+                <w:szCs w:val="18"/>
               </w:rPr>
               <w:t>[ ]</w:t>
             </w:r>
@@ -1591,24 +1893,27 @@
         </w:tc>
         <w:tc>
           <w:tcPr>
-            <w:tcW w:type="dxa" w:w="4968"/>
+            <w:tcW w:type="dxa" w:w="4856"/>
             <w:vAlign w:val="center"/>
             <w:tcMar>
-              <w:top w:w="90" w:type="dxa"/>
-              <w:start w:w="100" w:type="dxa"/>
-              <w:bottom w:w="90" w:type="dxa"/>
-              <w:end w:w="100" w:type="dxa"/>
+              <w:top w:w="80" w:type="dxa"/>
+              <w:start w:w="120" w:type="dxa"/>
+              <w:bottom w:w="80" w:type="dxa"/>
+              <w:end w:w="120" w:type="dxa"/>
             </w:tcMar>
+            <w:shd w:fill="FFFFFF" w:val="clear"/>
           </w:tcPr>
           <w:p>
             <w:pPr>
-              <w:spacing w:after="0"/>
+              <w:spacing w:after="40" w:before="0" w:line="240" w:lineRule="auto"/>
               <w:jc w:val="left"/>
             </w:pPr>
             <w:r>
               <w:rPr>
-                <w:rFonts w:ascii="Arial" w:hAnsi="Arial"/>
-                <w:sz w:val="17"/>
+                <w:rFonts w:ascii="Arial" w:hAnsi="Arial" w:eastAsia="Arial" w:cs="Arial"/>
+                <w:sz w:val="18"/>
+                <w:color w:val="111111"/>
+                <w:szCs w:val="18"/>
               </w:rPr>
               <w:t>Calculated values are separated from original measurements.</w:t>
             </w:r>
@@ -1616,24 +1921,27 @@
         </w:tc>
         <w:tc>
           <w:tcPr>
-            <w:tcW w:type="dxa" w:w="3816"/>
+            <w:tcW w:type="dxa" w:w="3730"/>
             <w:vAlign w:val="center"/>
             <w:tcMar>
-              <w:top w:w="90" w:type="dxa"/>
-              <w:start w:w="100" w:type="dxa"/>
-              <w:bottom w:w="90" w:type="dxa"/>
-              <w:end w:w="100" w:type="dxa"/>
+              <w:top w:w="80" w:type="dxa"/>
+              <w:start w:w="120" w:type="dxa"/>
+              <w:bottom w:w="80" w:type="dxa"/>
+              <w:end w:w="120" w:type="dxa"/>
             </w:tcMar>
+            <w:shd w:fill="FFFFFF" w:val="clear"/>
           </w:tcPr>
           <w:p>
             <w:pPr>
-              <w:spacing w:after="0"/>
+              <w:spacing w:after="40" w:before="0" w:line="240" w:lineRule="auto"/>
               <w:jc w:val="left"/>
             </w:pPr>
             <w:r>
               <w:rPr>
-                <w:rFonts w:ascii="Arial" w:hAnsi="Arial"/>
-                <w:sz w:val="17"/>
+                <w:rFonts w:ascii="Arial" w:hAnsi="Arial" w:eastAsia="Arial" w:cs="Arial"/>
+                <w:sz w:val="18"/>
+                <w:color w:val="111111"/>
+                <w:szCs w:val="18"/>
               </w:rPr>
             </w:r>
           </w:p>
@@ -1645,24 +1953,27 @@
         </w:trPr>
         <w:tc>
           <w:tcPr>
-            <w:tcW w:type="dxa" w:w="792"/>
+            <w:tcW w:type="dxa" w:w="774"/>
             <w:vAlign w:val="center"/>
             <w:tcMar>
-              <w:top w:w="90" w:type="dxa"/>
-              <w:start w:w="100" w:type="dxa"/>
-              <w:bottom w:w="90" w:type="dxa"/>
-              <w:end w:w="100" w:type="dxa"/>
+              <w:top w:w="80" w:type="dxa"/>
+              <w:start w:w="120" w:type="dxa"/>
+              <w:bottom w:w="80" w:type="dxa"/>
+              <w:end w:w="120" w:type="dxa"/>
             </w:tcMar>
+            <w:shd w:fill="F2F2F2" w:val="clear"/>
           </w:tcPr>
           <w:p>
             <w:pPr>
-              <w:spacing w:after="0"/>
-              <w:jc w:val="center"/>
+              <w:spacing w:after="40" w:before="0" w:line="240" w:lineRule="auto"/>
+              <w:jc w:val="left"/>
             </w:pPr>
             <w:r>
               <w:rPr>
-                <w:rFonts w:ascii="Arial" w:hAnsi="Arial"/>
-                <w:sz w:val="17"/>
+                <w:rFonts w:ascii="Arial" w:hAnsi="Arial" w:eastAsia="Arial" w:cs="Arial"/>
+                <w:sz w:val="18"/>
+                <w:color w:val="111111"/>
+                <w:szCs w:val="18"/>
               </w:rPr>
               <w:t>[ ]</w:t>
             </w:r>
@@ -1670,24 +1981,27 @@
         </w:tc>
         <w:tc>
           <w:tcPr>
-            <w:tcW w:type="dxa" w:w="4968"/>
+            <w:tcW w:type="dxa" w:w="4856"/>
             <w:vAlign w:val="center"/>
             <w:tcMar>
-              <w:top w:w="90" w:type="dxa"/>
-              <w:start w:w="100" w:type="dxa"/>
-              <w:bottom w:w="90" w:type="dxa"/>
-              <w:end w:w="100" w:type="dxa"/>
+              <w:top w:w="80" w:type="dxa"/>
+              <w:start w:w="120" w:type="dxa"/>
+              <w:bottom w:w="80" w:type="dxa"/>
+              <w:end w:w="120" w:type="dxa"/>
             </w:tcMar>
+            <w:shd w:fill="F2F2F2" w:val="clear"/>
           </w:tcPr>
           <w:p>
             <w:pPr>
-              <w:spacing w:after="0"/>
+              <w:spacing w:after="40" w:before="0" w:line="240" w:lineRule="auto"/>
               <w:jc w:val="left"/>
             </w:pPr>
             <w:r>
               <w:rPr>
-                <w:rFonts w:ascii="Arial" w:hAnsi="Arial"/>
-                <w:sz w:val="17"/>
+                <w:rFonts w:ascii="Arial" w:hAnsi="Arial" w:eastAsia="Arial" w:cs="Arial"/>
+                <w:sz w:val="18"/>
+                <w:color w:val="111111"/>
+                <w:szCs w:val="18"/>
               </w:rPr>
               <w:t>Missing, questionable, duplicate, or unusual records are flagged rather than hidden.</w:t>
             </w:r>
@@ -1695,24 +2009,27 @@
         </w:tc>
         <w:tc>
           <w:tcPr>
-            <w:tcW w:type="dxa" w:w="3816"/>
+            <w:tcW w:type="dxa" w:w="3730"/>
             <w:vAlign w:val="center"/>
             <w:tcMar>
-              <w:top w:w="90" w:type="dxa"/>
-              <w:start w:w="100" w:type="dxa"/>
-              <w:bottom w:w="90" w:type="dxa"/>
-              <w:end w:w="100" w:type="dxa"/>
+              <w:top w:w="80" w:type="dxa"/>
+              <w:start w:w="120" w:type="dxa"/>
+              <w:bottom w:w="80" w:type="dxa"/>
+              <w:end w:w="120" w:type="dxa"/>
             </w:tcMar>
+            <w:shd w:fill="F2F2F2" w:val="clear"/>
           </w:tcPr>
           <w:p>
             <w:pPr>
-              <w:spacing w:after="0"/>
+              <w:spacing w:after="40" w:before="0" w:line="240" w:lineRule="auto"/>
               <w:jc w:val="left"/>
             </w:pPr>
             <w:r>
               <w:rPr>
-                <w:rFonts w:ascii="Arial" w:hAnsi="Arial"/>
-                <w:sz w:val="17"/>
+                <w:rFonts w:ascii="Arial" w:hAnsi="Arial" w:eastAsia="Arial" w:cs="Arial"/>
+                <w:sz w:val="18"/>
+                <w:color w:val="111111"/>
+                <w:szCs w:val="18"/>
               </w:rPr>
             </w:r>
           </w:p>
@@ -1724,24 +2041,27 @@
         </w:trPr>
         <w:tc>
           <w:tcPr>
-            <w:tcW w:type="dxa" w:w="792"/>
+            <w:tcW w:type="dxa" w:w="774"/>
             <w:vAlign w:val="center"/>
             <w:tcMar>
-              <w:top w:w="90" w:type="dxa"/>
-              <w:start w:w="100" w:type="dxa"/>
-              <w:bottom w:w="90" w:type="dxa"/>
-              <w:end w:w="100" w:type="dxa"/>
+              <w:top w:w="80" w:type="dxa"/>
+              <w:start w:w="120" w:type="dxa"/>
+              <w:bottom w:w="80" w:type="dxa"/>
+              <w:end w:w="120" w:type="dxa"/>
             </w:tcMar>
+            <w:shd w:fill="FFFFFF" w:val="clear"/>
           </w:tcPr>
           <w:p>
             <w:pPr>
-              <w:spacing w:after="0"/>
-              <w:jc w:val="center"/>
+              <w:spacing w:after="40" w:before="0" w:line="240" w:lineRule="auto"/>
+              <w:jc w:val="left"/>
             </w:pPr>
             <w:r>
               <w:rPr>
-                <w:rFonts w:ascii="Arial" w:hAnsi="Arial"/>
-                <w:sz w:val="17"/>
+                <w:rFonts w:ascii="Arial" w:hAnsi="Arial" w:eastAsia="Arial" w:cs="Arial"/>
+                <w:sz w:val="18"/>
+                <w:color w:val="111111"/>
+                <w:szCs w:val="18"/>
               </w:rPr>
               <w:t>[ ]</w:t>
             </w:r>
@@ -1749,24 +2069,27 @@
         </w:tc>
         <w:tc>
           <w:tcPr>
-            <w:tcW w:type="dxa" w:w="4968"/>
+            <w:tcW w:type="dxa" w:w="4856"/>
             <w:vAlign w:val="center"/>
             <w:tcMar>
-              <w:top w:w="90" w:type="dxa"/>
-              <w:start w:w="100" w:type="dxa"/>
-              <w:bottom w:w="90" w:type="dxa"/>
-              <w:end w:w="100" w:type="dxa"/>
+              <w:top w:w="80" w:type="dxa"/>
+              <w:start w:w="120" w:type="dxa"/>
+              <w:bottom w:w="80" w:type="dxa"/>
+              <w:end w:w="120" w:type="dxa"/>
             </w:tcMar>
+            <w:shd w:fill="FFFFFF" w:val="clear"/>
           </w:tcPr>
           <w:p>
             <w:pPr>
-              <w:spacing w:after="0"/>
+              <w:spacing w:after="40" w:before="0" w:line="240" w:lineRule="auto"/>
               <w:jc w:val="left"/>
             </w:pPr>
             <w:r>
               <w:rPr>
-                <w:rFonts w:ascii="Arial" w:hAnsi="Arial"/>
-                <w:sz w:val="17"/>
+                <w:rFonts w:ascii="Arial" w:hAnsi="Arial" w:eastAsia="Arial" w:cs="Arial"/>
+                <w:sz w:val="18"/>
+                <w:color w:val="111111"/>
+                <w:szCs w:val="18"/>
               </w:rPr>
               <w:t>Any excluded record has a documented scientific reason.</w:t>
             </w:r>
@@ -1774,24 +2097,27 @@
         </w:tc>
         <w:tc>
           <w:tcPr>
-            <w:tcW w:type="dxa" w:w="3816"/>
+            <w:tcW w:type="dxa" w:w="3730"/>
             <w:vAlign w:val="center"/>
             <w:tcMar>
-              <w:top w:w="90" w:type="dxa"/>
-              <w:start w:w="100" w:type="dxa"/>
-              <w:bottom w:w="90" w:type="dxa"/>
-              <w:end w:w="100" w:type="dxa"/>
+              <w:top w:w="80" w:type="dxa"/>
+              <w:start w:w="120" w:type="dxa"/>
+              <w:bottom w:w="80" w:type="dxa"/>
+              <w:end w:w="120" w:type="dxa"/>
             </w:tcMar>
+            <w:shd w:fill="FFFFFF" w:val="clear"/>
           </w:tcPr>
           <w:p>
             <w:pPr>
-              <w:spacing w:after="0"/>
+              <w:spacing w:after="40" w:before="0" w:line="240" w:lineRule="auto"/>
               <w:jc w:val="left"/>
             </w:pPr>
             <w:r>
               <w:rPr>
-                <w:rFonts w:ascii="Arial" w:hAnsi="Arial"/>
-                <w:sz w:val="17"/>
+                <w:rFonts w:ascii="Arial" w:hAnsi="Arial" w:eastAsia="Arial" w:cs="Arial"/>
+                <w:sz w:val="18"/>
+                <w:color w:val="111111"/>
+                <w:szCs w:val="18"/>
               </w:rPr>
             </w:r>
           </w:p>
@@ -1803,24 +2129,27 @@
         </w:trPr>
         <w:tc>
           <w:tcPr>
-            <w:tcW w:type="dxa" w:w="792"/>
+            <w:tcW w:type="dxa" w:w="774"/>
             <w:vAlign w:val="center"/>
             <w:tcMar>
-              <w:top w:w="90" w:type="dxa"/>
-              <w:start w:w="100" w:type="dxa"/>
-              <w:bottom w:w="90" w:type="dxa"/>
-              <w:end w:w="100" w:type="dxa"/>
+              <w:top w:w="80" w:type="dxa"/>
+              <w:start w:w="120" w:type="dxa"/>
+              <w:bottom w:w="80" w:type="dxa"/>
+              <w:end w:w="120" w:type="dxa"/>
             </w:tcMar>
+            <w:shd w:fill="F2F2F2" w:val="clear"/>
           </w:tcPr>
           <w:p>
             <w:pPr>
-              <w:spacing w:after="0"/>
-              <w:jc w:val="center"/>
+              <w:spacing w:after="40" w:before="0" w:line="240" w:lineRule="auto"/>
+              <w:jc w:val="left"/>
             </w:pPr>
             <w:r>
               <w:rPr>
-                <w:rFonts w:ascii="Arial" w:hAnsi="Arial"/>
-                <w:sz w:val="17"/>
+                <w:rFonts w:ascii="Arial" w:hAnsi="Arial" w:eastAsia="Arial" w:cs="Arial"/>
+                <w:sz w:val="18"/>
+                <w:color w:val="111111"/>
+                <w:szCs w:val="18"/>
               </w:rPr>
               <w:t>[ ]</w:t>
             </w:r>
@@ -1828,24 +2157,27 @@
         </w:tc>
         <w:tc>
           <w:tcPr>
-            <w:tcW w:type="dxa" w:w="4968"/>
+            <w:tcW w:type="dxa" w:w="4856"/>
             <w:vAlign w:val="center"/>
             <w:tcMar>
-              <w:top w:w="90" w:type="dxa"/>
-              <w:start w:w="100" w:type="dxa"/>
-              <w:bottom w:w="90" w:type="dxa"/>
-              <w:end w:w="100" w:type="dxa"/>
+              <w:top w:w="80" w:type="dxa"/>
+              <w:start w:w="120" w:type="dxa"/>
+              <w:bottom w:w="80" w:type="dxa"/>
+              <w:end w:w="120" w:type="dxa"/>
             </w:tcMar>
+            <w:shd w:fill="F2F2F2" w:val="clear"/>
           </w:tcPr>
           <w:p>
             <w:pPr>
-              <w:spacing w:after="0"/>
+              <w:spacing w:after="40" w:before="0" w:line="240" w:lineRule="auto"/>
               <w:jc w:val="left"/>
             </w:pPr>
             <w:r>
               <w:rPr>
-                <w:rFonts w:ascii="Arial" w:hAnsi="Arial"/>
-                <w:sz w:val="17"/>
+                <w:rFonts w:ascii="Arial" w:hAnsi="Arial" w:eastAsia="Arial" w:cs="Arial"/>
+                <w:sz w:val="18"/>
+                <w:color w:val="111111"/>
+                <w:szCs w:val="18"/>
               </w:rPr>
               <w:t>My research journal explains major work sessions, decisions, problems, and revisions.</w:t>
             </w:r>
@@ -1853,24 +2185,27 @@
         </w:tc>
         <w:tc>
           <w:tcPr>
-            <w:tcW w:type="dxa" w:w="3816"/>
+            <w:tcW w:type="dxa" w:w="3730"/>
             <w:vAlign w:val="center"/>
             <w:tcMar>
-              <w:top w:w="90" w:type="dxa"/>
-              <w:start w:w="100" w:type="dxa"/>
-              <w:bottom w:w="90" w:type="dxa"/>
-              <w:end w:w="100" w:type="dxa"/>
+              <w:top w:w="80" w:type="dxa"/>
+              <w:start w:w="120" w:type="dxa"/>
+              <w:bottom w:w="80" w:type="dxa"/>
+              <w:end w:w="120" w:type="dxa"/>
             </w:tcMar>
+            <w:shd w:fill="F2F2F2" w:val="clear"/>
           </w:tcPr>
           <w:p>
             <w:pPr>
-              <w:spacing w:after="0"/>
+              <w:spacing w:after="40" w:before="0" w:line="240" w:lineRule="auto"/>
               <w:jc w:val="left"/>
             </w:pPr>
             <w:r>
               <w:rPr>
-                <w:rFonts w:ascii="Arial" w:hAnsi="Arial"/>
-                <w:sz w:val="17"/>
+                <w:rFonts w:ascii="Arial" w:hAnsi="Arial" w:eastAsia="Arial" w:cs="Arial"/>
+                <w:sz w:val="18"/>
+                <w:color w:val="111111"/>
+                <w:szCs w:val="18"/>
               </w:rPr>
             </w:r>
           </w:p>
@@ -1882,24 +2217,27 @@
         </w:trPr>
         <w:tc>
           <w:tcPr>
-            <w:tcW w:type="dxa" w:w="792"/>
+            <w:tcW w:type="dxa" w:w="774"/>
             <w:vAlign w:val="center"/>
             <w:tcMar>
-              <w:top w:w="90" w:type="dxa"/>
-              <w:start w:w="100" w:type="dxa"/>
-              <w:bottom w:w="90" w:type="dxa"/>
-              <w:end w:w="100" w:type="dxa"/>
+              <w:top w:w="80" w:type="dxa"/>
+              <w:start w:w="120" w:type="dxa"/>
+              <w:bottom w:w="80" w:type="dxa"/>
+              <w:end w:w="120" w:type="dxa"/>
             </w:tcMar>
+            <w:shd w:fill="FFFFFF" w:val="clear"/>
           </w:tcPr>
           <w:p>
             <w:pPr>
-              <w:spacing w:after="0"/>
-              <w:jc w:val="center"/>
+              <w:spacing w:after="40" w:before="0" w:line="240" w:lineRule="auto"/>
+              <w:jc w:val="left"/>
             </w:pPr>
             <w:r>
               <w:rPr>
-                <w:rFonts w:ascii="Arial" w:hAnsi="Arial"/>
-                <w:sz w:val="17"/>
+                <w:rFonts w:ascii="Arial" w:hAnsi="Arial" w:eastAsia="Arial" w:cs="Arial"/>
+                <w:sz w:val="18"/>
+                <w:color w:val="111111"/>
+                <w:szCs w:val="18"/>
               </w:rPr>
               <w:t>[ ]</w:t>
             </w:r>
@@ -1907,24 +2245,27 @@
         </w:tc>
         <w:tc>
           <w:tcPr>
-            <w:tcW w:type="dxa" w:w="4968"/>
+            <w:tcW w:type="dxa" w:w="4856"/>
             <w:vAlign w:val="center"/>
             <w:tcMar>
-              <w:top w:w="90" w:type="dxa"/>
-              <w:start w:w="100" w:type="dxa"/>
-              <w:bottom w:w="90" w:type="dxa"/>
-              <w:end w:w="100" w:type="dxa"/>
+              <w:top w:w="80" w:type="dxa"/>
+              <w:start w:w="120" w:type="dxa"/>
+              <w:bottom w:w="80" w:type="dxa"/>
+              <w:end w:w="120" w:type="dxa"/>
             </w:tcMar>
+            <w:shd w:fill="FFFFFF" w:val="clear"/>
           </w:tcPr>
           <w:p>
             <w:pPr>
-              <w:spacing w:after="0"/>
+              <w:spacing w:after="40" w:before="0" w:line="240" w:lineRule="auto"/>
               <w:jc w:val="left"/>
             </w:pPr>
             <w:r>
               <w:rPr>
-                <w:rFonts w:ascii="Arial" w:hAnsi="Arial"/>
-                <w:sz w:val="17"/>
+                <w:rFonts w:ascii="Arial" w:hAnsi="Arial" w:eastAsia="Arial" w:cs="Arial"/>
+                <w:sz w:val="18"/>
+                <w:color w:val="111111"/>
+                <w:szCs w:val="18"/>
               </w:rPr>
               <w:t>I can explain what evidence is strong enough to use and what evidence is limited.</w:t>
             </w:r>
@@ -1932,24 +2273,27 @@
         </w:tc>
         <w:tc>
           <w:tcPr>
-            <w:tcW w:type="dxa" w:w="3816"/>
+            <w:tcW w:type="dxa" w:w="3730"/>
             <w:vAlign w:val="center"/>
             <w:tcMar>
-              <w:top w:w="90" w:type="dxa"/>
-              <w:start w:w="100" w:type="dxa"/>
-              <w:bottom w:w="90" w:type="dxa"/>
-              <w:end w:w="100" w:type="dxa"/>
+              <w:top w:w="80" w:type="dxa"/>
+              <w:start w:w="120" w:type="dxa"/>
+              <w:bottom w:w="80" w:type="dxa"/>
+              <w:end w:w="120" w:type="dxa"/>
             </w:tcMar>
+            <w:shd w:fill="FFFFFF" w:val="clear"/>
           </w:tcPr>
           <w:p>
             <w:pPr>
-              <w:spacing w:after="0"/>
+              <w:spacing w:after="40" w:before="0" w:line="240" w:lineRule="auto"/>
               <w:jc w:val="left"/>
             </w:pPr>
             <w:r>
               <w:rPr>
-                <w:rFonts w:ascii="Arial" w:hAnsi="Arial"/>
-                <w:sz w:val="17"/>
+                <w:rFonts w:ascii="Arial" w:hAnsi="Arial" w:eastAsia="Arial" w:cs="Arial"/>
+                <w:sz w:val="18"/>
+                <w:color w:val="111111"/>
+                <w:szCs w:val="18"/>
               </w:rPr>
             </w:r>
           </w:p>
@@ -1961,24 +2305,27 @@
         </w:trPr>
         <w:tc>
           <w:tcPr>
-            <w:tcW w:type="dxa" w:w="792"/>
+            <w:tcW w:type="dxa" w:w="774"/>
             <w:vAlign w:val="center"/>
             <w:tcMar>
-              <w:top w:w="90" w:type="dxa"/>
-              <w:start w:w="100" w:type="dxa"/>
-              <w:bottom w:w="90" w:type="dxa"/>
-              <w:end w:w="100" w:type="dxa"/>
+              <w:top w:w="80" w:type="dxa"/>
+              <w:start w:w="120" w:type="dxa"/>
+              <w:bottom w:w="80" w:type="dxa"/>
+              <w:end w:w="120" w:type="dxa"/>
             </w:tcMar>
+            <w:shd w:fill="F2F2F2" w:val="clear"/>
           </w:tcPr>
           <w:p>
             <w:pPr>
-              <w:spacing w:after="0"/>
-              <w:jc w:val="center"/>
+              <w:spacing w:after="40" w:before="0" w:line="240" w:lineRule="auto"/>
+              <w:jc w:val="left"/>
             </w:pPr>
             <w:r>
               <w:rPr>
-                <w:rFonts w:ascii="Arial" w:hAnsi="Arial"/>
-                <w:sz w:val="17"/>
+                <w:rFonts w:ascii="Arial" w:hAnsi="Arial" w:eastAsia="Arial" w:cs="Arial"/>
+                <w:sz w:val="18"/>
+                <w:color w:val="111111"/>
+                <w:szCs w:val="18"/>
               </w:rPr>
               <w:t>[ ]</w:t>
             </w:r>
@@ -1986,24 +2333,27 @@
         </w:tc>
         <w:tc>
           <w:tcPr>
-            <w:tcW w:type="dxa" w:w="4968"/>
+            <w:tcW w:type="dxa" w:w="4856"/>
             <w:vAlign w:val="center"/>
             <w:tcMar>
-              <w:top w:w="90" w:type="dxa"/>
-              <w:start w:w="100" w:type="dxa"/>
-              <w:bottom w:w="90" w:type="dxa"/>
-              <w:end w:w="100" w:type="dxa"/>
+              <w:top w:w="80" w:type="dxa"/>
+              <w:start w:w="120" w:type="dxa"/>
+              <w:bottom w:w="80" w:type="dxa"/>
+              <w:end w:w="120" w:type="dxa"/>
             </w:tcMar>
+            <w:shd w:fill="F2F2F2" w:val="clear"/>
           </w:tcPr>
           <w:p>
             <w:pPr>
-              <w:spacing w:after="0"/>
+              <w:spacing w:after="40" w:before="0" w:line="240" w:lineRule="auto"/>
               <w:jc w:val="left"/>
             </w:pPr>
             <w:r>
               <w:rPr>
-                <w:rFonts w:ascii="Arial" w:hAnsi="Arial"/>
-                <w:sz w:val="17"/>
+                <w:rFonts w:ascii="Arial" w:hAnsi="Arial" w:eastAsia="Arial" w:cs="Arial"/>
+                <w:sz w:val="18"/>
+                <w:color w:val="111111"/>
+                <w:szCs w:val="18"/>
               </w:rPr>
               <w:t>I have a backup of the evidence in a teacher-approved location.</w:t>
             </w:r>
@@ -2011,24 +2361,27 @@
         </w:tc>
         <w:tc>
           <w:tcPr>
-            <w:tcW w:type="dxa" w:w="3816"/>
+            <w:tcW w:type="dxa" w:w="3730"/>
             <w:vAlign w:val="center"/>
             <w:tcMar>
-              <w:top w:w="90" w:type="dxa"/>
-              <w:start w:w="100" w:type="dxa"/>
-              <w:bottom w:w="90" w:type="dxa"/>
-              <w:end w:w="100" w:type="dxa"/>
+              <w:top w:w="80" w:type="dxa"/>
+              <w:start w:w="120" w:type="dxa"/>
+              <w:bottom w:w="80" w:type="dxa"/>
+              <w:end w:w="120" w:type="dxa"/>
             </w:tcMar>
+            <w:shd w:fill="F2F2F2" w:val="clear"/>
           </w:tcPr>
           <w:p>
             <w:pPr>
-              <w:spacing w:after="0"/>
+              <w:spacing w:after="40" w:before="0" w:line="240" w:lineRule="auto"/>
               <w:jc w:val="left"/>
             </w:pPr>
             <w:r>
               <w:rPr>
-                <w:rFonts w:ascii="Arial" w:hAnsi="Arial"/>
-                <w:sz w:val="17"/>
+                <w:rFonts w:ascii="Arial" w:hAnsi="Arial" w:eastAsia="Arial" w:cs="Arial"/>
+                <w:sz w:val="18"/>
+                <w:color w:val="111111"/>
+                <w:szCs w:val="18"/>
               </w:rPr>
             </w:r>
           </w:p>
@@ -2037,7 +2390,7 @@
     </w:tbl>
     <w:p>
       <w:pPr>
-        <w:spacing w:after="20"/>
+        <w:spacing w:after="40"/>
       </w:pPr>
     </w:p>
     <w:p>
@@ -2045,27 +2398,49 @@
         <w:pStyle w:val="Heading2"/>
       </w:pPr>
       <w:r>
+        <w:rPr>
+          <w:rFonts w:ascii="Arial" w:hAnsi="Arial" w:eastAsia="Arial" w:cs="Arial"/>
+          <w:color w:val="111111"/>
+          <w:sz w:val="22"/>
+          <w:szCs w:val="22"/>
+          <w:b w:val="1"/>
+        </w:rPr>
         <w:t>Part C: Evidence Inventory</w:t>
       </w:r>
     </w:p>
     <w:p>
+      <w:pPr/>
       <w:r>
+        <w:rPr>
+          <w:rFonts w:ascii="Arial" w:hAnsi="Arial" w:eastAsia="Arial" w:cs="Arial"/>
+          <w:color w:val="111111"/>
+          <w:sz w:val="19"/>
+          <w:szCs w:val="19"/>
+        </w:rPr>
         <w:t>List the evidence sets you expect to use in Unit 4. Add rows or attach a file inventory if needed.</w:t>
       </w:r>
     </w:p>
     <w:tbl>
       <w:tblPr>
         <w:tblStyle w:val="TableGrid"/>
-        <w:tblW w:type="dxa" w:w="9576"/>
+        <w:tblW w:type="dxa" w:w="9360"/>
         <w:tblLayout w:type="fixed"/>
         <w:tblLook w:firstColumn="1" w:firstRow="1" w:lastColumn="0" w:lastRow="0" w:noHBand="0" w:noVBand="1" w:val="04A0"/>
-        <w:tblInd w:w="100" w:type="dxa"/>
+        <w:tblInd w:w="120" w:type="dxa"/>
+        <w:tblBorders>
+          <w:top w:val="single" w:sz="6" w:space="0" w:color="D9D9D9"/>
+          <w:left w:val="single" w:sz="6" w:space="0" w:color="D9D9D9"/>
+          <w:bottom w:val="single" w:sz="6" w:space="0" w:color="D9D9D9"/>
+          <w:right w:val="single" w:sz="6" w:space="0" w:color="D9D9D9"/>
+          <w:insideH w:val="single" w:sz="6" w:space="0" w:color="D9D9D9"/>
+          <w:insideV w:val="single" w:sz="6" w:space="0" w:color="D9D9D9"/>
+        </w:tblBorders>
       </w:tblPr>
       <w:tblGrid>
-        <w:gridCol w:w="1800"/>
-        <w:gridCol w:w="2592"/>
-        <w:gridCol w:w="3024"/>
-        <w:gridCol w:w="2160"/>
+        <w:gridCol w:w="1759"/>
+        <w:gridCol w:w="2534"/>
+        <w:gridCol w:w="2956"/>
+        <w:gridCol w:w="2111"/>
       </w:tblGrid>
       <w:tr>
         <w:trPr>
@@ -2074,27 +2449,28 @@
         </w:trPr>
         <w:tc>
           <w:tcPr>
-            <w:tcW w:type="dxa" w:w="1800"/>
-            <w:shd w:fill="DCE6F1"/>
+            <w:tcW w:type="dxa" w:w="1759"/>
+            <w:shd w:fill="E31B23" w:val="clear"/>
             <w:vAlign w:val="center"/>
             <w:tcMar>
-              <w:top w:w="90" w:type="dxa"/>
-              <w:start w:w="100" w:type="dxa"/>
-              <w:bottom w:w="90" w:type="dxa"/>
-              <w:end w:w="100" w:type="dxa"/>
+              <w:top w:w="80" w:type="dxa"/>
+              <w:start w:w="120" w:type="dxa"/>
+              <w:bottom w:w="80" w:type="dxa"/>
+              <w:end w:w="120" w:type="dxa"/>
             </w:tcMar>
           </w:tcPr>
           <w:p>
             <w:pPr>
-              <w:spacing w:after="0"/>
+              <w:spacing w:after="40" w:before="0" w:line="240" w:lineRule="auto"/>
               <w:jc w:val="center"/>
             </w:pPr>
             <w:r>
               <w:rPr>
-                <w:rFonts w:ascii="Arial" w:hAnsi="Arial"/>
-                <w:b/>
-                <w:color w:val="111111"/>
-                <w:sz w:val="17"/>
+                <w:rFonts w:ascii="Arial" w:hAnsi="Arial" w:eastAsia="Arial" w:cs="Arial"/>
+                <w:b w:val="1"/>
+                <w:color w:val="FFFFFF"/>
+                <w:sz w:val="16"/>
+                <w:szCs w:val="16"/>
               </w:rPr>
               <w:t>Evidence Set</w:t>
             </w:r>
@@ -2102,27 +2478,28 @@
         </w:tc>
         <w:tc>
           <w:tcPr>
-            <w:tcW w:type="dxa" w:w="2592"/>
-            <w:shd w:fill="DCE6F1"/>
+            <w:tcW w:type="dxa" w:w="2534"/>
+            <w:shd w:fill="E31B23" w:val="clear"/>
             <w:vAlign w:val="center"/>
             <w:tcMar>
-              <w:top w:w="90" w:type="dxa"/>
-              <w:start w:w="100" w:type="dxa"/>
-              <w:bottom w:w="90" w:type="dxa"/>
-              <w:end w:w="100" w:type="dxa"/>
+              <w:top w:w="80" w:type="dxa"/>
+              <w:start w:w="120" w:type="dxa"/>
+              <w:bottom w:w="80" w:type="dxa"/>
+              <w:end w:w="120" w:type="dxa"/>
             </w:tcMar>
           </w:tcPr>
           <w:p>
             <w:pPr>
-              <w:spacing w:after="0"/>
-              <w:jc w:val="left"/>
+              <w:spacing w:after="40" w:before="0" w:line="240" w:lineRule="auto"/>
+              <w:jc w:val="center"/>
             </w:pPr>
             <w:r>
               <w:rPr>
-                <w:rFonts w:ascii="Arial" w:hAnsi="Arial"/>
-                <w:b/>
-                <w:color w:val="111111"/>
-                <w:sz w:val="17"/>
+                <w:rFonts w:ascii="Arial" w:hAnsi="Arial" w:eastAsia="Arial" w:cs="Arial"/>
+                <w:b w:val="1"/>
+                <w:color w:val="FFFFFF"/>
+                <w:sz w:val="16"/>
+                <w:szCs w:val="16"/>
               </w:rPr>
               <w:t>Raw Location</w:t>
             </w:r>
@@ -2130,27 +2507,28 @@
         </w:tc>
         <w:tc>
           <w:tcPr>
-            <w:tcW w:type="dxa" w:w="3024"/>
-            <w:shd w:fill="DCE6F1"/>
+            <w:tcW w:type="dxa" w:w="2956"/>
+            <w:shd w:fill="E31B23" w:val="clear"/>
             <w:vAlign w:val="center"/>
             <w:tcMar>
-              <w:top w:w="90" w:type="dxa"/>
-              <w:start w:w="100" w:type="dxa"/>
-              <w:bottom w:w="90" w:type="dxa"/>
-              <w:end w:w="100" w:type="dxa"/>
+              <w:top w:w="80" w:type="dxa"/>
+              <w:start w:w="120" w:type="dxa"/>
+              <w:bottom w:w="80" w:type="dxa"/>
+              <w:end w:w="120" w:type="dxa"/>
             </w:tcMar>
           </w:tcPr>
           <w:p>
             <w:pPr>
-              <w:spacing w:after="0"/>
-              <w:jc w:val="left"/>
+              <w:spacing w:after="40" w:before="0" w:line="240" w:lineRule="auto"/>
+              <w:jc w:val="center"/>
             </w:pPr>
             <w:r>
               <w:rPr>
-                <w:rFonts w:ascii="Arial" w:hAnsi="Arial"/>
-                <w:b/>
-                <w:color w:val="111111"/>
-                <w:sz w:val="17"/>
+                <w:rFonts w:ascii="Arial" w:hAnsi="Arial" w:eastAsia="Arial" w:cs="Arial"/>
+                <w:b w:val="1"/>
+                <w:color w:val="FFFFFF"/>
+                <w:sz w:val="16"/>
+                <w:szCs w:val="16"/>
               </w:rPr>
               <w:t>Clean / Organized Location</w:t>
             </w:r>
@@ -2158,27 +2536,28 @@
         </w:tc>
         <w:tc>
           <w:tcPr>
-            <w:tcW w:type="dxa" w:w="2160"/>
-            <w:shd w:fill="DCE6F1"/>
+            <w:tcW w:type="dxa" w:w="2111"/>
+            <w:shd w:fill="E31B23" w:val="clear"/>
             <w:vAlign w:val="center"/>
             <w:tcMar>
-              <w:top w:w="90" w:type="dxa"/>
-              <w:start w:w="100" w:type="dxa"/>
-              <w:bottom w:w="90" w:type="dxa"/>
-              <w:end w:w="100" w:type="dxa"/>
+              <w:top w:w="80" w:type="dxa"/>
+              <w:start w:w="120" w:type="dxa"/>
+              <w:bottom w:w="80" w:type="dxa"/>
+              <w:end w:w="120" w:type="dxa"/>
             </w:tcMar>
           </w:tcPr>
           <w:p>
             <w:pPr>
-              <w:spacing w:after="0"/>
-              <w:jc w:val="left"/>
+              <w:spacing w:after="40" w:before="0" w:line="240" w:lineRule="auto"/>
+              <w:jc w:val="center"/>
             </w:pPr>
             <w:r>
               <w:rPr>
-                <w:rFonts w:ascii="Arial" w:hAnsi="Arial"/>
-                <w:b/>
-                <w:color w:val="111111"/>
-                <w:sz w:val="17"/>
+                <w:rFonts w:ascii="Arial" w:hAnsi="Arial" w:eastAsia="Arial" w:cs="Arial"/>
+                <w:b w:val="1"/>
+                <w:color w:val="FFFFFF"/>
+                <w:sz w:val="16"/>
+                <w:szCs w:val="16"/>
               </w:rPr>
               <w:t>Status or Issue</w:t>
             </w:r>
@@ -2191,24 +2570,27 @@
         </w:trPr>
         <w:tc>
           <w:tcPr>
-            <w:tcW w:type="dxa" w:w="1800"/>
+            <w:tcW w:type="dxa" w:w="1759"/>
             <w:vAlign w:val="center"/>
             <w:tcMar>
-              <w:top w:w="90" w:type="dxa"/>
-              <w:start w:w="100" w:type="dxa"/>
-              <w:bottom w:w="90" w:type="dxa"/>
-              <w:end w:w="100" w:type="dxa"/>
+              <w:top w:w="80" w:type="dxa"/>
+              <w:start w:w="120" w:type="dxa"/>
+              <w:bottom w:w="80" w:type="dxa"/>
+              <w:end w:w="120" w:type="dxa"/>
             </w:tcMar>
+            <w:shd w:fill="FFFFFF" w:val="clear"/>
           </w:tcPr>
           <w:p>
             <w:pPr>
-              <w:spacing w:after="0"/>
-              <w:jc w:val="center"/>
+              <w:spacing w:after="40" w:before="0" w:line="240" w:lineRule="auto"/>
+              <w:jc w:val="left"/>
             </w:pPr>
             <w:r>
               <w:rPr>
-                <w:rFonts w:ascii="Arial" w:hAnsi="Arial"/>
-                <w:sz w:val="17"/>
+                <w:rFonts w:ascii="Arial" w:hAnsi="Arial" w:eastAsia="Arial" w:cs="Arial"/>
+                <w:sz w:val="18"/>
+                <w:color w:val="111111"/>
+                <w:szCs w:val="18"/>
               </w:rPr>
               <w:t>1.</w:t>
             </w:r>
@@ -2216,72 +2598,81 @@
         </w:tc>
         <w:tc>
           <w:tcPr>
-            <w:tcW w:type="dxa" w:w="2592"/>
+            <w:tcW w:type="dxa" w:w="2534"/>
             <w:vAlign w:val="center"/>
             <w:tcMar>
-              <w:top w:w="90" w:type="dxa"/>
-              <w:start w:w="100" w:type="dxa"/>
-              <w:bottom w:w="90" w:type="dxa"/>
-              <w:end w:w="100" w:type="dxa"/>
+              <w:top w:w="80" w:type="dxa"/>
+              <w:start w:w="120" w:type="dxa"/>
+              <w:bottom w:w="80" w:type="dxa"/>
+              <w:end w:w="120" w:type="dxa"/>
             </w:tcMar>
+            <w:shd w:fill="FFFFFF" w:val="clear"/>
           </w:tcPr>
           <w:p>
             <w:pPr>
-              <w:spacing w:after="0"/>
+              <w:spacing w:after="40" w:before="0" w:line="240" w:lineRule="auto"/>
               <w:jc w:val="left"/>
             </w:pPr>
             <w:r>
               <w:rPr>
-                <w:rFonts w:ascii="Arial" w:hAnsi="Arial"/>
-                <w:sz w:val="17"/>
+                <w:rFonts w:ascii="Arial" w:hAnsi="Arial" w:eastAsia="Arial" w:cs="Arial"/>
+                <w:sz w:val="18"/>
+                <w:color w:val="111111"/>
+                <w:szCs w:val="18"/>
               </w:rPr>
             </w:r>
           </w:p>
         </w:tc>
         <w:tc>
           <w:tcPr>
-            <w:tcW w:type="dxa" w:w="3024"/>
+            <w:tcW w:type="dxa" w:w="2956"/>
             <w:vAlign w:val="center"/>
             <w:tcMar>
-              <w:top w:w="90" w:type="dxa"/>
-              <w:start w:w="100" w:type="dxa"/>
-              <w:bottom w:w="90" w:type="dxa"/>
-              <w:end w:w="100" w:type="dxa"/>
+              <w:top w:w="80" w:type="dxa"/>
+              <w:start w:w="120" w:type="dxa"/>
+              <w:bottom w:w="80" w:type="dxa"/>
+              <w:end w:w="120" w:type="dxa"/>
             </w:tcMar>
+            <w:shd w:fill="FFFFFF" w:val="clear"/>
           </w:tcPr>
           <w:p>
             <w:pPr>
-              <w:spacing w:after="0"/>
+              <w:spacing w:after="40" w:before="0" w:line="240" w:lineRule="auto"/>
               <w:jc w:val="left"/>
             </w:pPr>
             <w:r>
               <w:rPr>
-                <w:rFonts w:ascii="Arial" w:hAnsi="Arial"/>
-                <w:sz w:val="17"/>
+                <w:rFonts w:ascii="Arial" w:hAnsi="Arial" w:eastAsia="Arial" w:cs="Arial"/>
+                <w:sz w:val="18"/>
+                <w:color w:val="111111"/>
+                <w:szCs w:val="18"/>
               </w:rPr>
             </w:r>
           </w:p>
         </w:tc>
         <w:tc>
           <w:tcPr>
-            <w:tcW w:type="dxa" w:w="2160"/>
+            <w:tcW w:type="dxa" w:w="2111"/>
             <w:vAlign w:val="center"/>
             <w:tcMar>
-              <w:top w:w="90" w:type="dxa"/>
-              <w:start w:w="100" w:type="dxa"/>
-              <w:bottom w:w="90" w:type="dxa"/>
-              <w:end w:w="100" w:type="dxa"/>
+              <w:top w:w="80" w:type="dxa"/>
+              <w:start w:w="120" w:type="dxa"/>
+              <w:bottom w:w="80" w:type="dxa"/>
+              <w:end w:w="120" w:type="dxa"/>
             </w:tcMar>
+            <w:shd w:fill="FFFFFF" w:val="clear"/>
           </w:tcPr>
           <w:p>
             <w:pPr>
-              <w:spacing w:after="0"/>
+              <w:spacing w:after="40" w:before="0" w:line="240" w:lineRule="auto"/>
               <w:jc w:val="left"/>
             </w:pPr>
             <w:r>
               <w:rPr>
-                <w:rFonts w:ascii="Arial" w:hAnsi="Arial"/>
-                <w:sz w:val="17"/>
+                <w:rFonts w:ascii="Arial" w:hAnsi="Arial" w:eastAsia="Arial" w:cs="Arial"/>
+                <w:sz w:val="18"/>
+                <w:color w:val="111111"/>
+                <w:szCs w:val="18"/>
               </w:rPr>
             </w:r>
           </w:p>
@@ -2293,24 +2684,27 @@
         </w:trPr>
         <w:tc>
           <w:tcPr>
-            <w:tcW w:type="dxa" w:w="1800"/>
+            <w:tcW w:type="dxa" w:w="1759"/>
             <w:vAlign w:val="center"/>
             <w:tcMar>
-              <w:top w:w="90" w:type="dxa"/>
-              <w:start w:w="100" w:type="dxa"/>
-              <w:bottom w:w="90" w:type="dxa"/>
-              <w:end w:w="100" w:type="dxa"/>
+              <w:top w:w="80" w:type="dxa"/>
+              <w:start w:w="120" w:type="dxa"/>
+              <w:bottom w:w="80" w:type="dxa"/>
+              <w:end w:w="120" w:type="dxa"/>
             </w:tcMar>
+            <w:shd w:fill="F2F2F2" w:val="clear"/>
           </w:tcPr>
           <w:p>
             <w:pPr>
-              <w:spacing w:after="0"/>
-              <w:jc w:val="center"/>
+              <w:spacing w:after="40" w:before="0" w:line="240" w:lineRule="auto"/>
+              <w:jc w:val="left"/>
             </w:pPr>
             <w:r>
               <w:rPr>
-                <w:rFonts w:ascii="Arial" w:hAnsi="Arial"/>
-                <w:sz w:val="17"/>
+                <w:rFonts w:ascii="Arial" w:hAnsi="Arial" w:eastAsia="Arial" w:cs="Arial"/>
+                <w:sz w:val="18"/>
+                <w:color w:val="111111"/>
+                <w:szCs w:val="18"/>
               </w:rPr>
               <w:t>2.</w:t>
             </w:r>
@@ -2318,72 +2712,81 @@
         </w:tc>
         <w:tc>
           <w:tcPr>
-            <w:tcW w:type="dxa" w:w="2592"/>
+            <w:tcW w:type="dxa" w:w="2534"/>
             <w:vAlign w:val="center"/>
             <w:tcMar>
-              <w:top w:w="90" w:type="dxa"/>
-              <w:start w:w="100" w:type="dxa"/>
-              <w:bottom w:w="90" w:type="dxa"/>
-              <w:end w:w="100" w:type="dxa"/>
+              <w:top w:w="80" w:type="dxa"/>
+              <w:start w:w="120" w:type="dxa"/>
+              <w:bottom w:w="80" w:type="dxa"/>
+              <w:end w:w="120" w:type="dxa"/>
             </w:tcMar>
+            <w:shd w:fill="F2F2F2" w:val="clear"/>
           </w:tcPr>
           <w:p>
             <w:pPr>
-              <w:spacing w:after="0"/>
+              <w:spacing w:after="40" w:before="0" w:line="240" w:lineRule="auto"/>
               <w:jc w:val="left"/>
             </w:pPr>
             <w:r>
               <w:rPr>
-                <w:rFonts w:ascii="Arial" w:hAnsi="Arial"/>
-                <w:sz w:val="17"/>
+                <w:rFonts w:ascii="Arial" w:hAnsi="Arial" w:eastAsia="Arial" w:cs="Arial"/>
+                <w:sz w:val="18"/>
+                <w:color w:val="111111"/>
+                <w:szCs w:val="18"/>
               </w:rPr>
             </w:r>
           </w:p>
         </w:tc>
         <w:tc>
           <w:tcPr>
-            <w:tcW w:type="dxa" w:w="3024"/>
+            <w:tcW w:type="dxa" w:w="2956"/>
             <w:vAlign w:val="center"/>
             <w:tcMar>
-              <w:top w:w="90" w:type="dxa"/>
-              <w:start w:w="100" w:type="dxa"/>
-              <w:bottom w:w="90" w:type="dxa"/>
-              <w:end w:w="100" w:type="dxa"/>
+              <w:top w:w="80" w:type="dxa"/>
+              <w:start w:w="120" w:type="dxa"/>
+              <w:bottom w:w="80" w:type="dxa"/>
+              <w:end w:w="120" w:type="dxa"/>
             </w:tcMar>
+            <w:shd w:fill="F2F2F2" w:val="clear"/>
           </w:tcPr>
           <w:p>
             <w:pPr>
-              <w:spacing w:after="0"/>
+              <w:spacing w:after="40" w:before="0" w:line="240" w:lineRule="auto"/>
               <w:jc w:val="left"/>
             </w:pPr>
             <w:r>
               <w:rPr>
-                <w:rFonts w:ascii="Arial" w:hAnsi="Arial"/>
-                <w:sz w:val="17"/>
+                <w:rFonts w:ascii="Arial" w:hAnsi="Arial" w:eastAsia="Arial" w:cs="Arial"/>
+                <w:sz w:val="18"/>
+                <w:color w:val="111111"/>
+                <w:szCs w:val="18"/>
               </w:rPr>
             </w:r>
           </w:p>
         </w:tc>
         <w:tc>
           <w:tcPr>
-            <w:tcW w:type="dxa" w:w="2160"/>
+            <w:tcW w:type="dxa" w:w="2111"/>
             <w:vAlign w:val="center"/>
             <w:tcMar>
-              <w:top w:w="90" w:type="dxa"/>
-              <w:start w:w="100" w:type="dxa"/>
-              <w:bottom w:w="90" w:type="dxa"/>
-              <w:end w:w="100" w:type="dxa"/>
+              <w:top w:w="80" w:type="dxa"/>
+              <w:start w:w="120" w:type="dxa"/>
+              <w:bottom w:w="80" w:type="dxa"/>
+              <w:end w:w="120" w:type="dxa"/>
             </w:tcMar>
+            <w:shd w:fill="F2F2F2" w:val="clear"/>
           </w:tcPr>
           <w:p>
             <w:pPr>
-              <w:spacing w:after="0"/>
+              <w:spacing w:after="40" w:before="0" w:line="240" w:lineRule="auto"/>
               <w:jc w:val="left"/>
             </w:pPr>
             <w:r>
               <w:rPr>
-                <w:rFonts w:ascii="Arial" w:hAnsi="Arial"/>
-                <w:sz w:val="17"/>
+                <w:rFonts w:ascii="Arial" w:hAnsi="Arial" w:eastAsia="Arial" w:cs="Arial"/>
+                <w:sz w:val="18"/>
+                <w:color w:val="111111"/>
+                <w:szCs w:val="18"/>
               </w:rPr>
             </w:r>
           </w:p>
@@ -2395,24 +2798,27 @@
         </w:trPr>
         <w:tc>
           <w:tcPr>
-            <w:tcW w:type="dxa" w:w="1800"/>
+            <w:tcW w:type="dxa" w:w="1759"/>
             <w:vAlign w:val="center"/>
             <w:tcMar>
-              <w:top w:w="90" w:type="dxa"/>
-              <w:start w:w="100" w:type="dxa"/>
-              <w:bottom w:w="90" w:type="dxa"/>
-              <w:end w:w="100" w:type="dxa"/>
+              <w:top w:w="80" w:type="dxa"/>
+              <w:start w:w="120" w:type="dxa"/>
+              <w:bottom w:w="80" w:type="dxa"/>
+              <w:end w:w="120" w:type="dxa"/>
             </w:tcMar>
+            <w:shd w:fill="FFFFFF" w:val="clear"/>
           </w:tcPr>
           <w:p>
             <w:pPr>
-              <w:spacing w:after="0"/>
-              <w:jc w:val="center"/>
+              <w:spacing w:after="40" w:before="0" w:line="240" w:lineRule="auto"/>
+              <w:jc w:val="left"/>
             </w:pPr>
             <w:r>
               <w:rPr>
-                <w:rFonts w:ascii="Arial" w:hAnsi="Arial"/>
-                <w:sz w:val="17"/>
+                <w:rFonts w:ascii="Arial" w:hAnsi="Arial" w:eastAsia="Arial" w:cs="Arial"/>
+                <w:sz w:val="18"/>
+                <w:color w:val="111111"/>
+                <w:szCs w:val="18"/>
               </w:rPr>
               <w:t>3.</w:t>
             </w:r>
@@ -2420,72 +2826,81 @@
         </w:tc>
         <w:tc>
           <w:tcPr>
-            <w:tcW w:type="dxa" w:w="2592"/>
+            <w:tcW w:type="dxa" w:w="2534"/>
             <w:vAlign w:val="center"/>
             <w:tcMar>
-              <w:top w:w="90" w:type="dxa"/>
-              <w:start w:w="100" w:type="dxa"/>
-              <w:bottom w:w="90" w:type="dxa"/>
-              <w:end w:w="100" w:type="dxa"/>
+              <w:top w:w="80" w:type="dxa"/>
+              <w:start w:w="120" w:type="dxa"/>
+              <w:bottom w:w="80" w:type="dxa"/>
+              <w:end w:w="120" w:type="dxa"/>
             </w:tcMar>
+            <w:shd w:fill="FFFFFF" w:val="clear"/>
           </w:tcPr>
           <w:p>
             <w:pPr>
-              <w:spacing w:after="0"/>
+              <w:spacing w:after="40" w:before="0" w:line="240" w:lineRule="auto"/>
               <w:jc w:val="left"/>
             </w:pPr>
             <w:r>
               <w:rPr>
-                <w:rFonts w:ascii="Arial" w:hAnsi="Arial"/>
-                <w:sz w:val="17"/>
+                <w:rFonts w:ascii="Arial" w:hAnsi="Arial" w:eastAsia="Arial" w:cs="Arial"/>
+                <w:sz w:val="18"/>
+                <w:color w:val="111111"/>
+                <w:szCs w:val="18"/>
               </w:rPr>
             </w:r>
           </w:p>
         </w:tc>
         <w:tc>
           <w:tcPr>
-            <w:tcW w:type="dxa" w:w="3024"/>
+            <w:tcW w:type="dxa" w:w="2956"/>
             <w:vAlign w:val="center"/>
             <w:tcMar>
-              <w:top w:w="90" w:type="dxa"/>
-              <w:start w:w="100" w:type="dxa"/>
-              <w:bottom w:w="90" w:type="dxa"/>
-              <w:end w:w="100" w:type="dxa"/>
+              <w:top w:w="80" w:type="dxa"/>
+              <w:start w:w="120" w:type="dxa"/>
+              <w:bottom w:w="80" w:type="dxa"/>
+              <w:end w:w="120" w:type="dxa"/>
             </w:tcMar>
+            <w:shd w:fill="FFFFFF" w:val="clear"/>
           </w:tcPr>
           <w:p>
             <w:pPr>
-              <w:spacing w:after="0"/>
+              <w:spacing w:after="40" w:before="0" w:line="240" w:lineRule="auto"/>
               <w:jc w:val="left"/>
             </w:pPr>
             <w:r>
               <w:rPr>
-                <w:rFonts w:ascii="Arial" w:hAnsi="Arial"/>
-                <w:sz w:val="17"/>
+                <w:rFonts w:ascii="Arial" w:hAnsi="Arial" w:eastAsia="Arial" w:cs="Arial"/>
+                <w:sz w:val="18"/>
+                <w:color w:val="111111"/>
+                <w:szCs w:val="18"/>
               </w:rPr>
             </w:r>
           </w:p>
         </w:tc>
         <w:tc>
           <w:tcPr>
-            <w:tcW w:type="dxa" w:w="2160"/>
+            <w:tcW w:type="dxa" w:w="2111"/>
             <w:vAlign w:val="center"/>
             <w:tcMar>
-              <w:top w:w="90" w:type="dxa"/>
-              <w:start w:w="100" w:type="dxa"/>
-              <w:bottom w:w="90" w:type="dxa"/>
-              <w:end w:w="100" w:type="dxa"/>
+              <w:top w:w="80" w:type="dxa"/>
+              <w:start w:w="120" w:type="dxa"/>
+              <w:bottom w:w="80" w:type="dxa"/>
+              <w:end w:w="120" w:type="dxa"/>
             </w:tcMar>
+            <w:shd w:fill="FFFFFF" w:val="clear"/>
           </w:tcPr>
           <w:p>
             <w:pPr>
-              <w:spacing w:after="0"/>
+              <w:spacing w:after="40" w:before="0" w:line="240" w:lineRule="auto"/>
               <w:jc w:val="left"/>
             </w:pPr>
             <w:r>
               <w:rPr>
-                <w:rFonts w:ascii="Arial" w:hAnsi="Arial"/>
-                <w:sz w:val="17"/>
+                <w:rFonts w:ascii="Arial" w:hAnsi="Arial" w:eastAsia="Arial" w:cs="Arial"/>
+                <w:sz w:val="18"/>
+                <w:color w:val="111111"/>
+                <w:szCs w:val="18"/>
               </w:rPr>
             </w:r>
           </w:p>
@@ -2497,24 +2912,27 @@
         </w:trPr>
         <w:tc>
           <w:tcPr>
-            <w:tcW w:type="dxa" w:w="1800"/>
+            <w:tcW w:type="dxa" w:w="1759"/>
             <w:vAlign w:val="center"/>
             <w:tcMar>
-              <w:top w:w="90" w:type="dxa"/>
-              <w:start w:w="100" w:type="dxa"/>
-              <w:bottom w:w="90" w:type="dxa"/>
-              <w:end w:w="100" w:type="dxa"/>
+              <w:top w:w="80" w:type="dxa"/>
+              <w:start w:w="120" w:type="dxa"/>
+              <w:bottom w:w="80" w:type="dxa"/>
+              <w:end w:w="120" w:type="dxa"/>
             </w:tcMar>
+            <w:shd w:fill="F2F2F2" w:val="clear"/>
           </w:tcPr>
           <w:p>
             <w:pPr>
-              <w:spacing w:after="0"/>
-              <w:jc w:val="center"/>
+              <w:spacing w:after="40" w:before="0" w:line="240" w:lineRule="auto"/>
+              <w:jc w:val="left"/>
             </w:pPr>
             <w:r>
               <w:rPr>
-                <w:rFonts w:ascii="Arial" w:hAnsi="Arial"/>
-                <w:sz w:val="17"/>
+                <w:rFonts w:ascii="Arial" w:hAnsi="Arial" w:eastAsia="Arial" w:cs="Arial"/>
+                <w:sz w:val="18"/>
+                <w:color w:val="111111"/>
+                <w:szCs w:val="18"/>
               </w:rPr>
               <w:t>4.</w:t>
             </w:r>
@@ -2522,72 +2940,81 @@
         </w:tc>
         <w:tc>
           <w:tcPr>
-            <w:tcW w:type="dxa" w:w="2592"/>
+            <w:tcW w:type="dxa" w:w="2534"/>
             <w:vAlign w:val="center"/>
             <w:tcMar>
-              <w:top w:w="90" w:type="dxa"/>
-              <w:start w:w="100" w:type="dxa"/>
-              <w:bottom w:w="90" w:type="dxa"/>
-              <w:end w:w="100" w:type="dxa"/>
+              <w:top w:w="80" w:type="dxa"/>
+              <w:start w:w="120" w:type="dxa"/>
+              <w:bottom w:w="80" w:type="dxa"/>
+              <w:end w:w="120" w:type="dxa"/>
             </w:tcMar>
+            <w:shd w:fill="F2F2F2" w:val="clear"/>
           </w:tcPr>
           <w:p>
             <w:pPr>
-              <w:spacing w:after="0"/>
+              <w:spacing w:after="40" w:before="0" w:line="240" w:lineRule="auto"/>
               <w:jc w:val="left"/>
             </w:pPr>
             <w:r>
               <w:rPr>
-                <w:rFonts w:ascii="Arial" w:hAnsi="Arial"/>
-                <w:sz w:val="17"/>
+                <w:rFonts w:ascii="Arial" w:hAnsi="Arial" w:eastAsia="Arial" w:cs="Arial"/>
+                <w:sz w:val="18"/>
+                <w:color w:val="111111"/>
+                <w:szCs w:val="18"/>
               </w:rPr>
             </w:r>
           </w:p>
         </w:tc>
         <w:tc>
           <w:tcPr>
-            <w:tcW w:type="dxa" w:w="3024"/>
+            <w:tcW w:type="dxa" w:w="2956"/>
             <w:vAlign w:val="center"/>
             <w:tcMar>
-              <w:top w:w="90" w:type="dxa"/>
-              <w:start w:w="100" w:type="dxa"/>
-              <w:bottom w:w="90" w:type="dxa"/>
-              <w:end w:w="100" w:type="dxa"/>
+              <w:top w:w="80" w:type="dxa"/>
+              <w:start w:w="120" w:type="dxa"/>
+              <w:bottom w:w="80" w:type="dxa"/>
+              <w:end w:w="120" w:type="dxa"/>
             </w:tcMar>
+            <w:shd w:fill="F2F2F2" w:val="clear"/>
           </w:tcPr>
           <w:p>
             <w:pPr>
-              <w:spacing w:after="0"/>
+              <w:spacing w:after="40" w:before="0" w:line="240" w:lineRule="auto"/>
               <w:jc w:val="left"/>
             </w:pPr>
             <w:r>
               <w:rPr>
-                <w:rFonts w:ascii="Arial" w:hAnsi="Arial"/>
-                <w:sz w:val="17"/>
+                <w:rFonts w:ascii="Arial" w:hAnsi="Arial" w:eastAsia="Arial" w:cs="Arial"/>
+                <w:sz w:val="18"/>
+                <w:color w:val="111111"/>
+                <w:szCs w:val="18"/>
               </w:rPr>
             </w:r>
           </w:p>
         </w:tc>
         <w:tc>
           <w:tcPr>
-            <w:tcW w:type="dxa" w:w="2160"/>
+            <w:tcW w:type="dxa" w:w="2111"/>
             <w:vAlign w:val="center"/>
             <w:tcMar>
-              <w:top w:w="90" w:type="dxa"/>
-              <w:start w:w="100" w:type="dxa"/>
-              <w:bottom w:w="90" w:type="dxa"/>
-              <w:end w:w="100" w:type="dxa"/>
+              <w:top w:w="80" w:type="dxa"/>
+              <w:start w:w="120" w:type="dxa"/>
+              <w:bottom w:w="80" w:type="dxa"/>
+              <w:end w:w="120" w:type="dxa"/>
             </w:tcMar>
+            <w:shd w:fill="F2F2F2" w:val="clear"/>
           </w:tcPr>
           <w:p>
             <w:pPr>
-              <w:spacing w:after="0"/>
+              <w:spacing w:after="40" w:before="0" w:line="240" w:lineRule="auto"/>
               <w:jc w:val="left"/>
             </w:pPr>
             <w:r>
               <w:rPr>
-                <w:rFonts w:ascii="Arial" w:hAnsi="Arial"/>
-                <w:sz w:val="17"/>
+                <w:rFonts w:ascii="Arial" w:hAnsi="Arial" w:eastAsia="Arial" w:cs="Arial"/>
+                <w:sz w:val="18"/>
+                <w:color w:val="111111"/>
+                <w:szCs w:val="18"/>
               </w:rPr>
             </w:r>
           </w:p>
@@ -2599,24 +3026,27 @@
         </w:trPr>
         <w:tc>
           <w:tcPr>
-            <w:tcW w:type="dxa" w:w="1800"/>
+            <w:tcW w:type="dxa" w:w="1759"/>
             <w:vAlign w:val="center"/>
             <w:tcMar>
-              <w:top w:w="90" w:type="dxa"/>
-              <w:start w:w="100" w:type="dxa"/>
-              <w:bottom w:w="90" w:type="dxa"/>
-              <w:end w:w="100" w:type="dxa"/>
+              <w:top w:w="80" w:type="dxa"/>
+              <w:start w:w="120" w:type="dxa"/>
+              <w:bottom w:w="80" w:type="dxa"/>
+              <w:end w:w="120" w:type="dxa"/>
             </w:tcMar>
+            <w:shd w:fill="FFFFFF" w:val="clear"/>
           </w:tcPr>
           <w:p>
             <w:pPr>
-              <w:spacing w:after="0"/>
-              <w:jc w:val="center"/>
+              <w:spacing w:after="40" w:before="0" w:line="240" w:lineRule="auto"/>
+              <w:jc w:val="left"/>
             </w:pPr>
             <w:r>
               <w:rPr>
-                <w:rFonts w:ascii="Arial" w:hAnsi="Arial"/>
-                <w:sz w:val="17"/>
+                <w:rFonts w:ascii="Arial" w:hAnsi="Arial" w:eastAsia="Arial" w:cs="Arial"/>
+                <w:sz w:val="18"/>
+                <w:color w:val="111111"/>
+                <w:szCs w:val="18"/>
               </w:rPr>
               <w:t>5.</w:t>
             </w:r>
@@ -2624,72 +3054,81 @@
         </w:tc>
         <w:tc>
           <w:tcPr>
-            <w:tcW w:type="dxa" w:w="2592"/>
+            <w:tcW w:type="dxa" w:w="2534"/>
             <w:vAlign w:val="center"/>
             <w:tcMar>
-              <w:top w:w="90" w:type="dxa"/>
-              <w:start w:w="100" w:type="dxa"/>
-              <w:bottom w:w="90" w:type="dxa"/>
-              <w:end w:w="100" w:type="dxa"/>
+              <w:top w:w="80" w:type="dxa"/>
+              <w:start w:w="120" w:type="dxa"/>
+              <w:bottom w:w="80" w:type="dxa"/>
+              <w:end w:w="120" w:type="dxa"/>
             </w:tcMar>
+            <w:shd w:fill="FFFFFF" w:val="clear"/>
           </w:tcPr>
           <w:p>
             <w:pPr>
-              <w:spacing w:after="0"/>
+              <w:spacing w:after="40" w:before="0" w:line="240" w:lineRule="auto"/>
               <w:jc w:val="left"/>
             </w:pPr>
             <w:r>
               <w:rPr>
-                <w:rFonts w:ascii="Arial" w:hAnsi="Arial"/>
-                <w:sz w:val="17"/>
+                <w:rFonts w:ascii="Arial" w:hAnsi="Arial" w:eastAsia="Arial" w:cs="Arial"/>
+                <w:sz w:val="18"/>
+                <w:color w:val="111111"/>
+                <w:szCs w:val="18"/>
               </w:rPr>
             </w:r>
           </w:p>
         </w:tc>
         <w:tc>
           <w:tcPr>
-            <w:tcW w:type="dxa" w:w="3024"/>
+            <w:tcW w:type="dxa" w:w="2956"/>
             <w:vAlign w:val="center"/>
             <w:tcMar>
-              <w:top w:w="90" w:type="dxa"/>
-              <w:start w:w="100" w:type="dxa"/>
-              <w:bottom w:w="90" w:type="dxa"/>
-              <w:end w:w="100" w:type="dxa"/>
+              <w:top w:w="80" w:type="dxa"/>
+              <w:start w:w="120" w:type="dxa"/>
+              <w:bottom w:w="80" w:type="dxa"/>
+              <w:end w:w="120" w:type="dxa"/>
             </w:tcMar>
+            <w:shd w:fill="FFFFFF" w:val="clear"/>
           </w:tcPr>
           <w:p>
             <w:pPr>
-              <w:spacing w:after="0"/>
+              <w:spacing w:after="40" w:before="0" w:line="240" w:lineRule="auto"/>
               <w:jc w:val="left"/>
             </w:pPr>
             <w:r>
               <w:rPr>
-                <w:rFonts w:ascii="Arial" w:hAnsi="Arial"/>
-                <w:sz w:val="17"/>
+                <w:rFonts w:ascii="Arial" w:hAnsi="Arial" w:eastAsia="Arial" w:cs="Arial"/>
+                <w:sz w:val="18"/>
+                <w:color w:val="111111"/>
+                <w:szCs w:val="18"/>
               </w:rPr>
             </w:r>
           </w:p>
         </w:tc>
         <w:tc>
           <w:tcPr>
-            <w:tcW w:type="dxa" w:w="2160"/>
+            <w:tcW w:type="dxa" w:w="2111"/>
             <w:vAlign w:val="center"/>
             <w:tcMar>
-              <w:top w:w="90" w:type="dxa"/>
-              <w:start w:w="100" w:type="dxa"/>
-              <w:bottom w:w="90" w:type="dxa"/>
-              <w:end w:w="100" w:type="dxa"/>
+              <w:top w:w="80" w:type="dxa"/>
+              <w:start w:w="120" w:type="dxa"/>
+              <w:bottom w:w="80" w:type="dxa"/>
+              <w:end w:w="120" w:type="dxa"/>
             </w:tcMar>
+            <w:shd w:fill="FFFFFF" w:val="clear"/>
           </w:tcPr>
           <w:p>
             <w:pPr>
-              <w:spacing w:after="0"/>
+              <w:spacing w:after="40" w:before="0" w:line="240" w:lineRule="auto"/>
               <w:jc w:val="left"/>
             </w:pPr>
             <w:r>
               <w:rPr>
-                <w:rFonts w:ascii="Arial" w:hAnsi="Arial"/>
-                <w:sz w:val="17"/>
+                <w:rFonts w:ascii="Arial" w:hAnsi="Arial" w:eastAsia="Arial" w:cs="Arial"/>
+                <w:sz w:val="18"/>
+                <w:color w:val="111111"/>
+                <w:szCs w:val="18"/>
               </w:rPr>
             </w:r>
           </w:p>
@@ -2698,7 +3137,7 @@
     </w:tbl>
     <w:p>
       <w:pPr>
-        <w:spacing w:after="20"/>
+        <w:spacing w:after="40"/>
       </w:pPr>
     </w:p>
     <w:p>
@@ -2706,8 +3145,40 @@
         <w:pStyle w:val="Heading2"/>
       </w:pPr>
       <w:r>
+        <w:rPr>
+          <w:rFonts w:ascii="Arial" w:hAnsi="Arial" w:eastAsia="Arial" w:cs="Arial"/>
+          <w:color w:val="111111"/>
+          <w:sz w:val="22"/>
+          <w:szCs w:val="22"/>
+          <w:b w:val="1"/>
+        </w:rPr>
         <w:t>Part D: Gaps, Questions, and Limitations</w:t>
       </w:r>
+    </w:p>
+    <w:p>
+      <w:pPr>
+        <w:pStyle w:val="STARLABPrompt"/>
+        <w:spacing w:after="20"/>
+      </w:pPr>
+      <w:r>
+        <w:rPr>
+          <w:rFonts w:ascii="Arial" w:hAnsi="Arial" w:eastAsia="Arial" w:cs="Arial"/>
+          <w:b w:val="1"/>
+          <w:color w:val="111111"/>
+          <w:sz w:val="20"/>
+          <w:szCs w:val="20"/>
+        </w:rPr>
+        <w:t>1. What evidence is missing or incomplete? Why?</w:t>
+      </w:r>
+    </w:p>
+    <w:p>
+      <w:pPr>
+        <w:pStyle w:val="STARLABResponseLine"/>
+        <w:spacing w:line="300" w:lineRule="exact" w:after="60"/>
+        <w:pBdr>
+          <w:bottom w:val="single" w:sz="6" w:space="1" w:color="D9D9D9"/>
+        </w:pBdr>
+      </w:pPr>
     </w:p>
     <w:p>
       <w:pPr>
@@ -2715,21 +3186,10 @@
       </w:pPr>
       <w:r>
         <w:rPr>
-          <w:rFonts w:ascii="Arial" w:hAnsi="Arial"/>
-          <w:b/>
-        </w:rPr>
-        <w:t>1. What evidence is missing or incomplete? Why?</w:t>
-      </w:r>
-    </w:p>
-    <w:p>
-      <w:pPr>
-        <w:spacing w:after="20"/>
-      </w:pPr>
-      <w:r>
-        <w:rPr>
-          <w:rFonts w:ascii="Arial" w:hAnsi="Arial"/>
-          <w:color w:val="777777"/>
-          <w:sz w:val="18"/>
+          <w:rFonts w:ascii="Arial" w:hAnsi="Arial" w:eastAsia="Arial" w:cs="Arial"/>
+          <w:color w:val="111111"/>
+          <w:sz w:val="19"/>
+          <w:szCs w:val="19"/>
         </w:rPr>
         <w:t>____________________________________________________________________________________________</w:t>
       </w:r>
@@ -2740,9 +3200,10 @@
       </w:pPr>
       <w:r>
         <w:rPr>
-          <w:rFonts w:ascii="Arial" w:hAnsi="Arial"/>
-          <w:color w:val="777777"/>
-          <w:sz w:val="18"/>
+          <w:rFonts w:ascii="Arial" w:hAnsi="Arial" w:eastAsia="Arial" w:cs="Arial"/>
+          <w:color w:val="111111"/>
+          <w:sz w:val="19"/>
+          <w:szCs w:val="19"/>
         </w:rPr>
         <w:t>____________________________________________________________________________________________</w:t>
       </w:r>
@@ -2753,9 +3214,49 @@
       </w:pPr>
       <w:r>
         <w:rPr>
-          <w:rFonts w:ascii="Arial" w:hAnsi="Arial"/>
-          <w:color w:val="777777"/>
-          <w:sz w:val="18"/>
+          <w:rFonts w:ascii="Arial" w:hAnsi="Arial" w:eastAsia="Arial" w:cs="Arial"/>
+          <w:color w:val="111111"/>
+          <w:sz w:val="19"/>
+          <w:szCs w:val="19"/>
+        </w:rPr>
+        <w:t>____________________________________________________________________________________________</w:t>
+      </w:r>
+    </w:p>
+    <w:p>
+      <w:pPr>
+        <w:pStyle w:val="STARLABPrompt"/>
+        <w:spacing w:after="20"/>
+      </w:pPr>
+      <w:r>
+        <w:rPr>
+          <w:rFonts w:ascii="Arial" w:hAnsi="Arial" w:eastAsia="Arial" w:cs="Arial"/>
+          <w:b w:val="1"/>
+          <w:color w:val="111111"/>
+          <w:sz w:val="20"/>
+          <w:szCs w:val="20"/>
+        </w:rPr>
+        <w:t>2. What evidence is questionable, unusual, or affected by an error?</w:t>
+      </w:r>
+    </w:p>
+    <w:p>
+      <w:pPr>
+        <w:pStyle w:val="STARLABResponseLine"/>
+        <w:spacing w:line="300" w:lineRule="exact" w:after="60"/>
+        <w:pBdr>
+          <w:bottom w:val="single" w:sz="6" w:space="1" w:color="D9D9D9"/>
+        </w:pBdr>
+      </w:pPr>
+    </w:p>
+    <w:p>
+      <w:pPr>
+        <w:spacing w:after="20"/>
+      </w:pPr>
+      <w:r>
+        <w:rPr>
+          <w:rFonts w:ascii="Arial" w:hAnsi="Arial" w:eastAsia="Arial" w:cs="Arial"/>
+          <w:color w:val="111111"/>
+          <w:sz w:val="19"/>
+          <w:szCs w:val="19"/>
         </w:rPr>
         <w:t>____________________________________________________________________________________________</w:t>
       </w:r>
@@ -2766,21 +3267,10 @@
       </w:pPr>
       <w:r>
         <w:rPr>
-          <w:rFonts w:ascii="Arial" w:hAnsi="Arial"/>
-          <w:b/>
-        </w:rPr>
-        <w:t>2. What evidence is questionable, unusual, or affected by an error?</w:t>
-      </w:r>
-    </w:p>
-    <w:p>
-      <w:pPr>
-        <w:spacing w:after="20"/>
-      </w:pPr>
-      <w:r>
-        <w:rPr>
-          <w:rFonts w:ascii="Arial" w:hAnsi="Arial"/>
-          <w:color w:val="777777"/>
-          <w:sz w:val="18"/>
+          <w:rFonts w:ascii="Arial" w:hAnsi="Arial" w:eastAsia="Arial" w:cs="Arial"/>
+          <w:color w:val="111111"/>
+          <w:sz w:val="19"/>
+          <w:szCs w:val="19"/>
         </w:rPr>
         <w:t>____________________________________________________________________________________________</w:t>
       </w:r>
@@ -2791,9 +3281,10 @@
       </w:pPr>
       <w:r>
         <w:rPr>
-          <w:rFonts w:ascii="Arial" w:hAnsi="Arial"/>
-          <w:color w:val="777777"/>
-          <w:sz w:val="18"/>
+          <w:rFonts w:ascii="Arial" w:hAnsi="Arial" w:eastAsia="Arial" w:cs="Arial"/>
+          <w:color w:val="111111"/>
+          <w:sz w:val="19"/>
+          <w:szCs w:val="19"/>
         </w:rPr>
         <w:t>____________________________________________________________________________________________</w:t>
       </w:r>
@@ -2804,9 +3295,25 @@
       </w:pPr>
       <w:r>
         <w:rPr>
-          <w:rFonts w:ascii="Arial" w:hAnsi="Arial"/>
-          <w:color w:val="777777"/>
-          <w:sz w:val="18"/>
+          <w:rFonts w:ascii="Arial" w:hAnsi="Arial" w:eastAsia="Arial" w:cs="Arial"/>
+          <w:b/>
+          <w:color w:val="111111"/>
+          <w:sz w:val="19"/>
+          <w:szCs w:val="19"/>
+        </w:rPr>
+        <w:t>3. Can any missing evidence still be collected safely, realistically, and under the existing approval? Explain.</w:t>
+      </w:r>
+    </w:p>
+    <w:p>
+      <w:pPr>
+        <w:spacing w:after="20"/>
+      </w:pPr>
+      <w:r>
+        <w:rPr>
+          <w:rFonts w:ascii="Arial" w:hAnsi="Arial" w:eastAsia="Arial" w:cs="Arial"/>
+          <w:color w:val="111111"/>
+          <w:sz w:val="19"/>
+          <w:szCs w:val="19"/>
         </w:rPr>
         <w:t>____________________________________________________________________________________________</w:t>
       </w:r>
@@ -2817,21 +3324,10 @@
       </w:pPr>
       <w:r>
         <w:rPr>
-          <w:rFonts w:ascii="Arial" w:hAnsi="Arial"/>
-          <w:b/>
-        </w:rPr>
-        <w:t>3. Can any missing evidence still be collected safely, realistically, and under the existing approval? Explain.</w:t>
-      </w:r>
-    </w:p>
-    <w:p>
-      <w:pPr>
-        <w:spacing w:after="20"/>
-      </w:pPr>
-      <w:r>
-        <w:rPr>
-          <w:rFonts w:ascii="Arial" w:hAnsi="Arial"/>
-          <w:color w:val="777777"/>
-          <w:sz w:val="18"/>
+          <w:rFonts w:ascii="Arial" w:hAnsi="Arial" w:eastAsia="Arial" w:cs="Arial"/>
+          <w:color w:val="111111"/>
+          <w:sz w:val="19"/>
+          <w:szCs w:val="19"/>
         </w:rPr>
         <w:t>____________________________________________________________________________________________</w:t>
       </w:r>
@@ -2842,9 +3338,58 @@
       </w:pPr>
       <w:r>
         <w:rPr>
-          <w:rFonts w:ascii="Arial" w:hAnsi="Arial"/>
-          <w:color w:val="777777"/>
-          <w:sz w:val="18"/>
+          <w:rFonts w:ascii="Arial" w:hAnsi="Arial" w:eastAsia="Arial" w:cs="Arial"/>
+          <w:color w:val="111111"/>
+          <w:sz w:val="19"/>
+          <w:szCs w:val="19"/>
+        </w:rPr>
+        <w:t>____________________________________________________________________________________________</w:t>
+      </w:r>
+    </w:p>
+    <w:p>
+      <w:pPr>
+        <w:pStyle w:val="STARLABPrompt"/>
+        <w:spacing w:after="20"/>
+      </w:pPr>
+      <w:r>
+        <w:rPr>
+          <w:rFonts w:ascii="Arial" w:hAnsi="Arial" w:eastAsia="Arial" w:cs="Arial"/>
+          <w:b w:val="1"/>
+          <w:color w:val="111111"/>
+          <w:sz w:val="20"/>
+          <w:szCs w:val="20"/>
+        </w:rPr>
+        <w:t>4. If no more data can be collected, how should you describe the limitation honestly?</w:t>
+      </w:r>
+    </w:p>
+    <w:p>
+      <w:pPr>
+        <w:pStyle w:val="STARLABResponseLine"/>
+        <w:spacing w:line="300" w:lineRule="exact" w:after="60"/>
+        <w:pBdr>
+          <w:bottom w:val="single" w:sz="6" w:space="1" w:color="D9D9D9"/>
+        </w:pBdr>
+      </w:pPr>
+    </w:p>
+    <w:p>
+      <w:pPr>
+        <w:pStyle w:val="STARLABResponseLine"/>
+        <w:spacing w:line="300" w:lineRule="exact" w:after="60"/>
+        <w:pBdr>
+          <w:bottom w:val="single" w:sz="6" w:space="1" w:color="D9D9D9"/>
+        </w:pBdr>
+      </w:pPr>
+    </w:p>
+    <w:p>
+      <w:pPr>
+        <w:spacing w:after="20"/>
+      </w:pPr>
+      <w:r>
+        <w:rPr>
+          <w:rFonts w:ascii="Arial" w:hAnsi="Arial" w:eastAsia="Arial" w:cs="Arial"/>
+          <w:color w:val="111111"/>
+          <w:sz w:val="19"/>
+          <w:szCs w:val="19"/>
         </w:rPr>
         <w:t>____________________________________________________________________________________________</w:t>
       </w:r>
@@ -2855,9 +3400,10 @@
       </w:pPr>
       <w:r>
         <w:rPr>
-          <w:rFonts w:ascii="Arial" w:hAnsi="Arial"/>
-          <w:color w:val="777777"/>
-          <w:sz w:val="18"/>
+          <w:rFonts w:ascii="Arial" w:hAnsi="Arial" w:eastAsia="Arial" w:cs="Arial"/>
+          <w:color w:val="111111"/>
+          <w:sz w:val="19"/>
+          <w:szCs w:val="19"/>
         </w:rPr>
         <w:t>____________________________________________________________________________________________</w:t>
       </w:r>
@@ -2868,11 +3414,38 @@
       </w:pPr>
       <w:r>
         <w:rPr>
-          <w:rFonts w:ascii="Arial" w:hAnsi="Arial"/>
-          <w:b/>
+          <w:rFonts w:ascii="Arial" w:hAnsi="Arial" w:eastAsia="Arial" w:cs="Arial"/>
+          <w:color w:val="111111"/>
+          <w:sz w:val="19"/>
+          <w:szCs w:val="19"/>
         </w:rPr>
-        <w:t>4. If no more data can be collected, how should you describe the limitation honestly?</w:t>
+        <w:t>____________________________________________________________________________________________</w:t>
       </w:r>
+    </w:p>
+    <w:p>
+      <w:pPr>
+        <w:pStyle w:val="STARLABPrompt"/>
+        <w:spacing w:after="20"/>
+      </w:pPr>
+      <w:r>
+        <w:rPr>
+          <w:rFonts w:ascii="Arial" w:hAnsi="Arial" w:eastAsia="Arial" w:cs="Arial"/>
+          <w:b w:val="1"/>
+          <w:color w:val="111111"/>
+          <w:sz w:val="20"/>
+          <w:szCs w:val="20"/>
+        </w:rPr>
+        <w:t>5. Did your project change enough that your analysis question or engineering claim needs to be narrowed or reframed?</w:t>
+      </w:r>
+    </w:p>
+    <w:p>
+      <w:pPr>
+        <w:pStyle w:val="STARLABResponseLine"/>
+        <w:spacing w:line="300" w:lineRule="exact" w:after="60"/>
+        <w:pBdr>
+          <w:bottom w:val="single" w:sz="6" w:space="1" w:color="D9D9D9"/>
+        </w:pBdr>
+      </w:pPr>
     </w:p>
     <w:p>
       <w:pPr>
@@ -2880,9 +3453,10 @@
       </w:pPr>
       <w:r>
         <w:rPr>
-          <w:rFonts w:ascii="Arial" w:hAnsi="Arial"/>
-          <w:color w:val="777777"/>
-          <w:sz w:val="18"/>
+          <w:rFonts w:ascii="Arial" w:hAnsi="Arial" w:eastAsia="Arial" w:cs="Arial"/>
+          <w:color w:val="111111"/>
+          <w:sz w:val="19"/>
+          <w:szCs w:val="19"/>
         </w:rPr>
         <w:t>____________________________________________________________________________________________</w:t>
       </w:r>
@@ -2893,9 +3467,10 @@
       </w:pPr>
       <w:r>
         <w:rPr>
-          <w:rFonts w:ascii="Arial" w:hAnsi="Arial"/>
-          <w:color w:val="777777"/>
-          <w:sz w:val="18"/>
+          <w:rFonts w:ascii="Arial" w:hAnsi="Arial" w:eastAsia="Arial" w:cs="Arial"/>
+          <w:color w:val="111111"/>
+          <w:sz w:val="19"/>
+          <w:szCs w:val="19"/>
         </w:rPr>
         <w:t>____________________________________________________________________________________________</w:t>
       </w:r>
@@ -2906,9 +3481,76 @@
       </w:pPr>
       <w:r>
         <w:rPr>
-          <w:rFonts w:ascii="Arial" w:hAnsi="Arial"/>
-          <w:color w:val="777777"/>
-          <w:sz w:val="18"/>
+          <w:rFonts w:ascii="Arial" w:hAnsi="Arial" w:eastAsia="Arial" w:cs="Arial"/>
+          <w:color w:val="111111"/>
+          <w:sz w:val="19"/>
+          <w:szCs w:val="19"/>
+        </w:rPr>
+        <w:t>____________________________________________________________________________________________</w:t>
+      </w:r>
+    </w:p>
+    <w:p>
+      <w:pPr>
+        <w:pStyle w:val="Heading2"/>
+      </w:pPr>
+      <w:r>
+        <w:rPr>
+          <w:rFonts w:ascii="Arial" w:hAnsi="Arial" w:eastAsia="Arial" w:cs="Arial"/>
+          <w:color w:val="111111"/>
+          <w:sz w:val="22"/>
+          <w:szCs w:val="22"/>
+          <w:b w:val="1"/>
+        </w:rPr>
+        <w:t>Part E: Unit 4 Analysis Preview</w:t>
+      </w:r>
+    </w:p>
+    <w:p>
+      <w:pPr/>
+      <w:r>
+        <w:rPr>
+          <w:rFonts w:ascii="Arial" w:hAnsi="Arial" w:eastAsia="Arial" w:cs="Arial"/>
+          <w:color w:val="111111"/>
+          <w:sz w:val="19"/>
+          <w:szCs w:val="19"/>
+        </w:rPr>
+        <w:t>Do not write a final conclusion yet. Identify the work your evidence will require.</w:t>
+      </w:r>
+    </w:p>
+    <w:p>
+      <w:pPr>
+        <w:pStyle w:val="STARLABPrompt"/>
+        <w:spacing w:after="20"/>
+      </w:pPr>
+      <w:r>
+        <w:rPr>
+          <w:rFonts w:ascii="Arial" w:hAnsi="Arial" w:eastAsia="Arial" w:cs="Arial"/>
+          <w:b w:val="1"/>
+          <w:color w:val="111111"/>
+          <w:sz w:val="20"/>
+          <w:szCs w:val="20"/>
+        </w:rPr>
+        <w:t>1. What variables, groups, conditions, trials, or prototype versions will you compare?</w:t>
+      </w:r>
+    </w:p>
+    <w:p>
+      <w:pPr>
+        <w:pStyle w:val="STARLABResponseLine"/>
+        <w:spacing w:line="300" w:lineRule="exact" w:after="60"/>
+        <w:pBdr>
+          <w:bottom w:val="single" w:sz="6" w:space="1" w:color="D9D9D9"/>
+        </w:pBdr>
+      </w:pPr>
+    </w:p>
+    <w:p>
+      <w:pPr>
+        <w:spacing w:after="20"/>
+      </w:pPr>
+      <w:r>
+        <w:rPr>
+          <w:rFonts w:ascii="Arial" w:hAnsi="Arial" w:eastAsia="Arial" w:cs="Arial"/>
+          <w:color w:val="111111"/>
+          <w:sz w:val="19"/>
+          <w:szCs w:val="19"/>
         </w:rPr>
         <w:t>____________________________________________________________________________________________</w:t>
       </w:r>
@@ -2919,11 +3561,38 @@
       </w:pPr>
       <w:r>
         <w:rPr>
-          <w:rFonts w:ascii="Arial" w:hAnsi="Arial"/>
-          <w:b/>
+          <w:rFonts w:ascii="Arial" w:hAnsi="Arial" w:eastAsia="Arial" w:cs="Arial"/>
+          <w:color w:val="111111"/>
+          <w:sz w:val="19"/>
+          <w:szCs w:val="19"/>
         </w:rPr>
-        <w:t>5. Did your project change enough that your analysis question or engineering claim needs to be narrowed or reframed?</w:t>
+        <w:t>____________________________________________________________________________________________</w:t>
       </w:r>
+    </w:p>
+    <w:p>
+      <w:pPr>
+        <w:pStyle w:val="STARLABPrompt"/>
+        <w:spacing w:after="20"/>
+      </w:pPr>
+      <w:r>
+        <w:rPr>
+          <w:rFonts w:ascii="Arial" w:hAnsi="Arial" w:eastAsia="Arial" w:cs="Arial"/>
+          <w:b w:val="1"/>
+          <w:color w:val="111111"/>
+          <w:sz w:val="20"/>
+          <w:szCs w:val="20"/>
+        </w:rPr>
+        <w:t>2. What calculations, summaries, or performance measures may be useful?</w:t>
+      </w:r>
+    </w:p>
+    <w:p>
+      <w:pPr>
+        <w:pStyle w:val="STARLABResponseLine"/>
+        <w:spacing w:line="300" w:lineRule="exact" w:after="60"/>
+        <w:pBdr>
+          <w:bottom w:val="single" w:sz="6" w:space="1" w:color="D9D9D9"/>
+        </w:pBdr>
+      </w:pPr>
     </w:p>
     <w:p>
       <w:pPr>
@@ -2931,9 +3600,10 @@
       </w:pPr>
       <w:r>
         <w:rPr>
-          <w:rFonts w:ascii="Arial" w:hAnsi="Arial"/>
-          <w:color w:val="777777"/>
-          <w:sz w:val="18"/>
+          <w:rFonts w:ascii="Arial" w:hAnsi="Arial" w:eastAsia="Arial" w:cs="Arial"/>
+          <w:color w:val="111111"/>
+          <w:sz w:val="19"/>
+          <w:szCs w:val="19"/>
         </w:rPr>
         <w:t>____________________________________________________________________________________________</w:t>
       </w:r>
@@ -2944,9 +3614,49 @@
       </w:pPr>
       <w:r>
         <w:rPr>
-          <w:rFonts w:ascii="Arial" w:hAnsi="Arial"/>
-          <w:color w:val="777777"/>
-          <w:sz w:val="18"/>
+          <w:rFonts w:ascii="Arial" w:hAnsi="Arial" w:eastAsia="Arial" w:cs="Arial"/>
+          <w:color w:val="111111"/>
+          <w:sz w:val="19"/>
+          <w:szCs w:val="19"/>
+        </w:rPr>
+        <w:t>____________________________________________________________________________________________</w:t>
+      </w:r>
+    </w:p>
+    <w:p>
+      <w:pPr>
+        <w:pStyle w:val="STARLABPrompt"/>
+        <w:spacing w:after="20"/>
+      </w:pPr>
+      <w:r>
+        <w:rPr>
+          <w:rFonts w:ascii="Arial" w:hAnsi="Arial" w:eastAsia="Arial" w:cs="Arial"/>
+          <w:b w:val="1"/>
+          <w:color w:val="111111"/>
+          <w:sz w:val="20"/>
+          <w:szCs w:val="20"/>
+        </w:rPr>
+        <w:t>3. What graph, table, image set, or other visual may communicate the evidence clearly?</w:t>
+      </w:r>
+    </w:p>
+    <w:p>
+      <w:pPr>
+        <w:pStyle w:val="STARLABResponseLine"/>
+        <w:spacing w:line="300" w:lineRule="exact" w:after="60"/>
+        <w:pBdr>
+          <w:bottom w:val="single" w:sz="6" w:space="1" w:color="D9D9D9"/>
+        </w:pBdr>
+      </w:pPr>
+    </w:p>
+    <w:p>
+      <w:pPr>
+        <w:spacing w:after="20"/>
+      </w:pPr>
+      <w:r>
+        <w:rPr>
+          <w:rFonts w:ascii="Arial" w:hAnsi="Arial" w:eastAsia="Arial" w:cs="Arial"/>
+          <w:color w:val="111111"/>
+          <w:sz w:val="19"/>
+          <w:szCs w:val="19"/>
         </w:rPr>
         <w:t>____________________________________________________________________________________________</w:t>
       </w:r>
@@ -2957,25 +3667,38 @@
       </w:pPr>
       <w:r>
         <w:rPr>
-          <w:rFonts w:ascii="Arial" w:hAnsi="Arial"/>
-          <w:color w:val="777777"/>
-          <w:sz w:val="18"/>
+          <w:rFonts w:ascii="Arial" w:hAnsi="Arial" w:eastAsia="Arial" w:cs="Arial"/>
+          <w:color w:val="111111"/>
+          <w:sz w:val="19"/>
+          <w:szCs w:val="19"/>
         </w:rPr>
         <w:t>____________________________________________________________________________________________</w:t>
       </w:r>
     </w:p>
     <w:p>
       <w:pPr>
-        <w:pStyle w:val="Heading2"/>
+        <w:pStyle w:val="STARLABPrompt"/>
+        <w:spacing w:after="20"/>
       </w:pPr>
       <w:r>
-        <w:t>Part E: Unit 4 Analysis Preview</w:t>
+        <w:rPr>
+          <w:rFonts w:ascii="Arial" w:hAnsi="Arial" w:eastAsia="Arial" w:cs="Arial"/>
+          <w:b w:val="1"/>
+          <w:color w:val="111111"/>
+          <w:sz w:val="20"/>
+          <w:szCs w:val="20"/>
+        </w:rPr>
+        <w:t>4. What uncertainty, limitation, or source of error must remain visible during analysis?</w:t>
       </w:r>
     </w:p>
     <w:p>
-      <w:r>
-        <w:t>Do not write a final conclusion yet. Identify the work your evidence will require.</w:t>
-      </w:r>
+      <w:pPr>
+        <w:pStyle w:val="STARLABResponseLine"/>
+        <w:spacing w:line="300" w:lineRule="exact" w:after="60"/>
+        <w:pBdr>
+          <w:bottom w:val="single" w:sz="6" w:space="1" w:color="D9D9D9"/>
+        </w:pBdr>
+      </w:pPr>
     </w:p>
     <w:p>
       <w:pPr>
@@ -2983,21 +3706,10 @@
       </w:pPr>
       <w:r>
         <w:rPr>
-          <w:rFonts w:ascii="Arial" w:hAnsi="Arial"/>
-          <w:b/>
-        </w:rPr>
-        <w:t>1. What variables, groups, conditions, trials, or prototype versions will you compare?</w:t>
-      </w:r>
-    </w:p>
-    <w:p>
-      <w:pPr>
-        <w:spacing w:after="20"/>
-      </w:pPr>
-      <w:r>
-        <w:rPr>
-          <w:rFonts w:ascii="Arial" w:hAnsi="Arial"/>
-          <w:color w:val="777777"/>
-          <w:sz w:val="18"/>
+          <w:rFonts w:ascii="Arial" w:hAnsi="Arial" w:eastAsia="Arial" w:cs="Arial"/>
+          <w:color w:val="111111"/>
+          <w:sz w:val="19"/>
+          <w:szCs w:val="19"/>
         </w:rPr>
         <w:t>____________________________________________________________________________________________</w:t>
       </w:r>
@@ -3008,123 +3720,10 @@
       </w:pPr>
       <w:r>
         <w:rPr>
-          <w:rFonts w:ascii="Arial" w:hAnsi="Arial"/>
-          <w:color w:val="777777"/>
-          <w:sz w:val="18"/>
-        </w:rPr>
-        <w:t>____________________________________________________________________________________________</w:t>
-      </w:r>
-    </w:p>
-    <w:p>
-      <w:pPr>
-        <w:spacing w:after="20"/>
-      </w:pPr>
-      <w:r>
-        <w:rPr>
-          <w:rFonts w:ascii="Arial" w:hAnsi="Arial"/>
-          <w:b/>
-        </w:rPr>
-        <w:t>2. What calculations, summaries, or performance measures may be useful?</w:t>
-      </w:r>
-    </w:p>
-    <w:p>
-      <w:pPr>
-        <w:spacing w:after="20"/>
-      </w:pPr>
-      <w:r>
-        <w:rPr>
-          <w:rFonts w:ascii="Arial" w:hAnsi="Arial"/>
-          <w:color w:val="777777"/>
-          <w:sz w:val="18"/>
-        </w:rPr>
-        <w:t>____________________________________________________________________________________________</w:t>
-      </w:r>
-    </w:p>
-    <w:p>
-      <w:pPr>
-        <w:spacing w:after="20"/>
-      </w:pPr>
-      <w:r>
-        <w:rPr>
-          <w:rFonts w:ascii="Arial" w:hAnsi="Arial"/>
-          <w:color w:val="777777"/>
-          <w:sz w:val="18"/>
-        </w:rPr>
-        <w:t>____________________________________________________________________________________________</w:t>
-      </w:r>
-    </w:p>
-    <w:p>
-      <w:pPr>
-        <w:spacing w:after="20"/>
-      </w:pPr>
-      <w:r>
-        <w:rPr>
-          <w:rFonts w:ascii="Arial" w:hAnsi="Arial"/>
-          <w:b/>
-        </w:rPr>
-        <w:t>3. What graph, table, image set, or other visual may communicate the evidence clearly?</w:t>
-      </w:r>
-    </w:p>
-    <w:p>
-      <w:pPr>
-        <w:spacing w:after="20"/>
-      </w:pPr>
-      <w:r>
-        <w:rPr>
-          <w:rFonts w:ascii="Arial" w:hAnsi="Arial"/>
-          <w:color w:val="777777"/>
-          <w:sz w:val="18"/>
-        </w:rPr>
-        <w:t>____________________________________________________________________________________________</w:t>
-      </w:r>
-    </w:p>
-    <w:p>
-      <w:pPr>
-        <w:spacing w:after="20"/>
-      </w:pPr>
-      <w:r>
-        <w:rPr>
-          <w:rFonts w:ascii="Arial" w:hAnsi="Arial"/>
-          <w:color w:val="777777"/>
-          <w:sz w:val="18"/>
-        </w:rPr>
-        <w:t>____________________________________________________________________________________________</w:t>
-      </w:r>
-    </w:p>
-    <w:p>
-      <w:pPr>
-        <w:spacing w:after="20"/>
-      </w:pPr>
-      <w:r>
-        <w:rPr>
-          <w:rFonts w:ascii="Arial" w:hAnsi="Arial"/>
-          <w:b/>
-        </w:rPr>
-        <w:t>4. What uncertainty, limitation, or source of error must remain visible during analysis?</w:t>
-      </w:r>
-    </w:p>
-    <w:p>
-      <w:pPr>
-        <w:spacing w:after="20"/>
-      </w:pPr>
-      <w:r>
-        <w:rPr>
-          <w:rFonts w:ascii="Arial" w:hAnsi="Arial"/>
-          <w:color w:val="777777"/>
-          <w:sz w:val="18"/>
-        </w:rPr>
-        <w:t>____________________________________________________________________________________________</w:t>
-      </w:r>
-    </w:p>
-    <w:p>
-      <w:pPr>
-        <w:spacing w:after="20"/>
-      </w:pPr>
-      <w:r>
-        <w:rPr>
-          <w:rFonts w:ascii="Arial" w:hAnsi="Arial"/>
-          <w:color w:val="777777"/>
-          <w:sz w:val="18"/>
+          <w:rFonts w:ascii="Arial" w:hAnsi="Arial" w:eastAsia="Arial" w:cs="Arial"/>
+          <w:color w:val="111111"/>
+          <w:sz w:val="19"/>
+          <w:szCs w:val="19"/>
         </w:rPr>
         <w:t>____________________________________________________________________________________________</w:t>
       </w:r>
@@ -3134,26 +3733,48 @@
         <w:pStyle w:val="Heading2"/>
       </w:pPr>
       <w:r>
+        <w:rPr>
+          <w:rFonts w:ascii="Arial" w:hAnsi="Arial" w:eastAsia="Arial" w:cs="Arial"/>
+          <w:color w:val="111111"/>
+          <w:sz w:val="22"/>
+          <w:szCs w:val="22"/>
+          <w:b w:val="1"/>
+        </w:rPr>
         <w:t>Part F: Readiness Decision</w:t>
       </w:r>
     </w:p>
     <w:p>
+      <w:pPr/>
       <w:r>
+        <w:rPr>
+          <w:rFonts w:ascii="Arial" w:hAnsi="Arial" w:eastAsia="Arial" w:cs="Arial"/>
+          <w:color w:val="111111"/>
+          <w:sz w:val="19"/>
+          <w:szCs w:val="19"/>
+        </w:rPr>
         <w:t>Choose the most accurate current status. Your teacher will confirm or revise this decision.</w:t>
       </w:r>
     </w:p>
     <w:tbl>
       <w:tblPr>
         <w:tblStyle w:val="TableGrid"/>
-        <w:tblW w:type="dxa" w:w="9576"/>
+        <w:tblW w:type="dxa" w:w="9360"/>
         <w:tblLayout w:type="fixed"/>
         <w:tblLook w:firstColumn="1" w:firstRow="1" w:lastColumn="0" w:lastRow="0" w:noHBand="0" w:noVBand="1" w:val="04A0"/>
-        <w:tblInd w:w="100" w:type="dxa"/>
+        <w:tblInd w:w="120" w:type="dxa"/>
+        <w:tblBorders>
+          <w:top w:val="single" w:sz="6" w:space="0" w:color="D9D9D9"/>
+          <w:left w:val="single" w:sz="6" w:space="0" w:color="D9D9D9"/>
+          <w:bottom w:val="single" w:sz="6" w:space="0" w:color="D9D9D9"/>
+          <w:right w:val="single" w:sz="6" w:space="0" w:color="D9D9D9"/>
+          <w:insideH w:val="single" w:sz="6" w:space="0" w:color="D9D9D9"/>
+          <w:insideV w:val="single" w:sz="6" w:space="0" w:color="D9D9D9"/>
+        </w:tblBorders>
       </w:tblPr>
       <w:tblGrid>
-        <w:gridCol w:w="864"/>
-        <w:gridCol w:w="2520"/>
-        <w:gridCol w:w="6192"/>
+        <w:gridCol w:w="845"/>
+        <w:gridCol w:w="2463"/>
+        <w:gridCol w:w="6052"/>
       </w:tblGrid>
       <w:tr>
         <w:trPr>
@@ -3162,27 +3783,28 @@
         </w:trPr>
         <w:tc>
           <w:tcPr>
-            <w:tcW w:type="dxa" w:w="864"/>
-            <w:shd w:fill="DCE6F1"/>
+            <w:tcW w:type="dxa" w:w="845"/>
+            <w:shd w:fill="E31B23" w:val="clear"/>
             <w:vAlign w:val="center"/>
             <w:tcMar>
-              <w:top w:w="90" w:type="dxa"/>
-              <w:start w:w="100" w:type="dxa"/>
-              <w:bottom w:w="90" w:type="dxa"/>
-              <w:end w:w="100" w:type="dxa"/>
+              <w:top w:w="80" w:type="dxa"/>
+              <w:start w:w="120" w:type="dxa"/>
+              <w:bottom w:w="80" w:type="dxa"/>
+              <w:end w:w="120" w:type="dxa"/>
             </w:tcMar>
           </w:tcPr>
           <w:p>
             <w:pPr>
-              <w:spacing w:after="0"/>
+              <w:spacing w:after="40" w:before="0" w:line="240" w:lineRule="auto"/>
               <w:jc w:val="center"/>
             </w:pPr>
             <w:r>
               <w:rPr>
-                <w:rFonts w:ascii="Arial" w:hAnsi="Arial"/>
-                <w:b/>
-                <w:color w:val="111111"/>
-                <w:sz w:val="17"/>
+                <w:rFonts w:ascii="Arial" w:hAnsi="Arial" w:eastAsia="Arial" w:cs="Arial"/>
+                <w:b w:val="1"/>
+                <w:color w:val="FFFFFF"/>
+                <w:sz w:val="16"/>
+                <w:szCs w:val="16"/>
               </w:rPr>
               <w:t>Select</w:t>
             </w:r>
@@ -3190,27 +3812,28 @@
         </w:tc>
         <w:tc>
           <w:tcPr>
-            <w:tcW w:type="dxa" w:w="2520"/>
-            <w:shd w:fill="DCE6F1"/>
+            <w:tcW w:type="dxa" w:w="2463"/>
+            <w:shd w:fill="E31B23" w:val="clear"/>
             <w:vAlign w:val="center"/>
             <w:tcMar>
-              <w:top w:w="90" w:type="dxa"/>
-              <w:start w:w="100" w:type="dxa"/>
-              <w:bottom w:w="90" w:type="dxa"/>
-              <w:end w:w="100" w:type="dxa"/>
+              <w:top w:w="80" w:type="dxa"/>
+              <w:start w:w="120" w:type="dxa"/>
+              <w:bottom w:w="80" w:type="dxa"/>
+              <w:end w:w="120" w:type="dxa"/>
             </w:tcMar>
           </w:tcPr>
           <w:p>
             <w:pPr>
-              <w:spacing w:after="0"/>
-              <w:jc w:val="left"/>
+              <w:spacing w:after="40" w:before="0" w:line="240" w:lineRule="auto"/>
+              <w:jc w:val="center"/>
             </w:pPr>
             <w:r>
               <w:rPr>
-                <w:rFonts w:ascii="Arial" w:hAnsi="Arial"/>
-                <w:b/>
-                <w:color w:val="111111"/>
-                <w:sz w:val="17"/>
+                <w:rFonts w:ascii="Arial" w:hAnsi="Arial" w:eastAsia="Arial" w:cs="Arial"/>
+                <w:b w:val="1"/>
+                <w:color w:val="FFFFFF"/>
+                <w:sz w:val="16"/>
+                <w:szCs w:val="16"/>
               </w:rPr>
               <w:t>Readiness Status</w:t>
             </w:r>
@@ -3218,27 +3841,28 @@
         </w:tc>
         <w:tc>
           <w:tcPr>
-            <w:tcW w:type="dxa" w:w="6192"/>
-            <w:shd w:fill="DCE6F1"/>
+            <w:tcW w:type="dxa" w:w="6052"/>
+            <w:shd w:fill="E31B23" w:val="clear"/>
             <w:vAlign w:val="center"/>
             <w:tcMar>
-              <w:top w:w="90" w:type="dxa"/>
-              <w:start w:w="100" w:type="dxa"/>
-              <w:bottom w:w="90" w:type="dxa"/>
-              <w:end w:w="100" w:type="dxa"/>
+              <w:top w:w="80" w:type="dxa"/>
+              <w:start w:w="120" w:type="dxa"/>
+              <w:bottom w:w="80" w:type="dxa"/>
+              <w:end w:w="120" w:type="dxa"/>
             </w:tcMar>
           </w:tcPr>
           <w:p>
             <w:pPr>
-              <w:spacing w:after="0"/>
-              <w:jc w:val="left"/>
+              <w:spacing w:after="40" w:before="0" w:line="240" w:lineRule="auto"/>
+              <w:jc w:val="center"/>
             </w:pPr>
             <w:r>
               <w:rPr>
-                <w:rFonts w:ascii="Arial" w:hAnsi="Arial"/>
-                <w:b/>
-                <w:color w:val="111111"/>
-                <w:sz w:val="17"/>
+                <w:rFonts w:ascii="Arial" w:hAnsi="Arial" w:eastAsia="Arial" w:cs="Arial"/>
+                <w:b w:val="1"/>
+                <w:color w:val="FFFFFF"/>
+                <w:sz w:val="16"/>
+                <w:szCs w:val="16"/>
               </w:rPr>
               <w:t>What Happens Next</w:t>
             </w:r>
@@ -3251,24 +3875,27 @@
         </w:trPr>
         <w:tc>
           <w:tcPr>
-            <w:tcW w:type="dxa" w:w="864"/>
+            <w:tcW w:type="dxa" w:w="845"/>
             <w:vAlign w:val="center"/>
             <w:tcMar>
-              <w:top w:w="90" w:type="dxa"/>
-              <w:start w:w="100" w:type="dxa"/>
-              <w:bottom w:w="90" w:type="dxa"/>
-              <w:end w:w="100" w:type="dxa"/>
+              <w:top w:w="80" w:type="dxa"/>
+              <w:start w:w="120" w:type="dxa"/>
+              <w:bottom w:w="80" w:type="dxa"/>
+              <w:end w:w="120" w:type="dxa"/>
             </w:tcMar>
+            <w:shd w:fill="FFFFFF" w:val="clear"/>
           </w:tcPr>
           <w:p>
             <w:pPr>
-              <w:spacing w:after="0"/>
-              <w:jc w:val="center"/>
+              <w:spacing w:after="40" w:before="0" w:line="240" w:lineRule="auto"/>
+              <w:jc w:val="left"/>
             </w:pPr>
             <w:r>
               <w:rPr>
-                <w:rFonts w:ascii="Arial" w:hAnsi="Arial"/>
-                <w:sz w:val="17"/>
+                <w:rFonts w:ascii="Arial" w:hAnsi="Arial" w:eastAsia="Arial" w:cs="Arial"/>
+                <w:sz w:val="18"/>
+                <w:color w:val="111111"/>
+                <w:szCs w:val="18"/>
               </w:rPr>
               <w:t>[ ]</w:t>
             </w:r>
@@ -3276,24 +3903,27 @@
         </w:tc>
         <w:tc>
           <w:tcPr>
-            <w:tcW w:type="dxa" w:w="2520"/>
+            <w:tcW w:type="dxa" w:w="2463"/>
             <w:vAlign w:val="center"/>
             <w:tcMar>
-              <w:top w:w="90" w:type="dxa"/>
-              <w:start w:w="100" w:type="dxa"/>
-              <w:bottom w:w="90" w:type="dxa"/>
-              <w:end w:w="100" w:type="dxa"/>
+              <w:top w:w="80" w:type="dxa"/>
+              <w:start w:w="120" w:type="dxa"/>
+              <w:bottom w:w="80" w:type="dxa"/>
+              <w:end w:w="120" w:type="dxa"/>
             </w:tcMar>
+            <w:shd w:fill="FFFFFF" w:val="clear"/>
           </w:tcPr>
           <w:p>
             <w:pPr>
-              <w:spacing w:after="0"/>
+              <w:spacing w:after="40" w:before="0" w:line="240" w:lineRule="auto"/>
               <w:jc w:val="left"/>
             </w:pPr>
             <w:r>
               <w:rPr>
-                <w:rFonts w:ascii="Arial" w:hAnsi="Arial"/>
-                <w:sz w:val="17"/>
+                <w:rFonts w:ascii="Arial" w:hAnsi="Arial" w:eastAsia="Arial" w:cs="Arial"/>
+                <w:sz w:val="18"/>
+                <w:color w:val="111111"/>
+                <w:szCs w:val="18"/>
               </w:rPr>
               <w:t>Ready for Unit 4</w:t>
             </w:r>
@@ -3301,24 +3931,27 @@
         </w:tc>
         <w:tc>
           <w:tcPr>
-            <w:tcW w:type="dxa" w:w="6192"/>
+            <w:tcW w:type="dxa" w:w="6052"/>
             <w:vAlign w:val="center"/>
             <w:tcMar>
-              <w:top w:w="90" w:type="dxa"/>
-              <w:start w:w="100" w:type="dxa"/>
-              <w:bottom w:w="90" w:type="dxa"/>
-              <w:end w:w="100" w:type="dxa"/>
+              <w:top w:w="80" w:type="dxa"/>
+              <w:start w:w="120" w:type="dxa"/>
+              <w:bottom w:w="80" w:type="dxa"/>
+              <w:end w:w="120" w:type="dxa"/>
             </w:tcMar>
+            <w:shd w:fill="FFFFFF" w:val="clear"/>
           </w:tcPr>
           <w:p>
             <w:pPr>
-              <w:spacing w:after="0"/>
+              <w:spacing w:after="40" w:before="0" w:line="240" w:lineRule="auto"/>
               <w:jc w:val="left"/>
             </w:pPr>
             <w:r>
               <w:rPr>
-                <w:rFonts w:ascii="Arial" w:hAnsi="Arial"/>
-                <w:sz w:val="17"/>
+                <w:rFonts w:ascii="Arial" w:hAnsi="Arial" w:eastAsia="Arial" w:cs="Arial"/>
+                <w:sz w:val="18"/>
+                <w:color w:val="111111"/>
+                <w:szCs w:val="18"/>
               </w:rPr>
               <w:t>Evidence is organized; begin data cleaning and analysis planning.</w:t>
             </w:r>
@@ -3331,24 +3964,27 @@
         </w:trPr>
         <w:tc>
           <w:tcPr>
-            <w:tcW w:type="dxa" w:w="864"/>
+            <w:tcW w:type="dxa" w:w="845"/>
             <w:vAlign w:val="center"/>
             <w:tcMar>
-              <w:top w:w="90" w:type="dxa"/>
-              <w:start w:w="100" w:type="dxa"/>
-              <w:bottom w:w="90" w:type="dxa"/>
-              <w:end w:w="100" w:type="dxa"/>
+              <w:top w:w="80" w:type="dxa"/>
+              <w:start w:w="120" w:type="dxa"/>
+              <w:bottom w:w="80" w:type="dxa"/>
+              <w:end w:w="120" w:type="dxa"/>
             </w:tcMar>
+            <w:shd w:fill="F2F2F2" w:val="clear"/>
           </w:tcPr>
           <w:p>
             <w:pPr>
-              <w:spacing w:after="0"/>
-              <w:jc w:val="center"/>
+              <w:spacing w:after="40" w:before="0" w:line="240" w:lineRule="auto"/>
+              <w:jc w:val="left"/>
             </w:pPr>
             <w:r>
               <w:rPr>
-                <w:rFonts w:ascii="Arial" w:hAnsi="Arial"/>
-                <w:sz w:val="17"/>
+                <w:rFonts w:ascii="Arial" w:hAnsi="Arial" w:eastAsia="Arial" w:cs="Arial"/>
+                <w:sz w:val="18"/>
+                <w:color w:val="111111"/>
+                <w:szCs w:val="18"/>
               </w:rPr>
               <w:t>[ ]</w:t>
             </w:r>
@@ -3356,24 +3992,27 @@
         </w:tc>
         <w:tc>
           <w:tcPr>
-            <w:tcW w:type="dxa" w:w="2520"/>
+            <w:tcW w:type="dxa" w:w="2463"/>
             <w:vAlign w:val="center"/>
             <w:tcMar>
-              <w:top w:w="90" w:type="dxa"/>
-              <w:start w:w="100" w:type="dxa"/>
-              <w:bottom w:w="90" w:type="dxa"/>
-              <w:end w:w="100" w:type="dxa"/>
+              <w:top w:w="80" w:type="dxa"/>
+              <w:start w:w="120" w:type="dxa"/>
+              <w:bottom w:w="80" w:type="dxa"/>
+              <w:end w:w="120" w:type="dxa"/>
             </w:tcMar>
+            <w:shd w:fill="F2F2F2" w:val="clear"/>
           </w:tcPr>
           <w:p>
             <w:pPr>
-              <w:spacing w:after="0"/>
+              <w:spacing w:after="40" w:before="0" w:line="240" w:lineRule="auto"/>
               <w:jc w:val="left"/>
             </w:pPr>
             <w:r>
               <w:rPr>
-                <w:rFonts w:ascii="Arial" w:hAnsi="Arial"/>
-                <w:sz w:val="17"/>
+                <w:rFonts w:ascii="Arial" w:hAnsi="Arial" w:eastAsia="Arial" w:cs="Arial"/>
+                <w:sz w:val="18"/>
+                <w:color w:val="111111"/>
+                <w:szCs w:val="18"/>
               </w:rPr>
               <w:t>Ready with minor cleanup</w:t>
             </w:r>
@@ -3381,24 +4020,27 @@
         </w:tc>
         <w:tc>
           <w:tcPr>
-            <w:tcW w:type="dxa" w:w="6192"/>
+            <w:tcW w:type="dxa" w:w="6052"/>
             <w:vAlign w:val="center"/>
             <w:tcMar>
-              <w:top w:w="90" w:type="dxa"/>
-              <w:start w:w="100" w:type="dxa"/>
-              <w:bottom w:w="90" w:type="dxa"/>
-              <w:end w:w="100" w:type="dxa"/>
+              <w:top w:w="80" w:type="dxa"/>
+              <w:start w:w="120" w:type="dxa"/>
+              <w:bottom w:w="80" w:type="dxa"/>
+              <w:end w:w="120" w:type="dxa"/>
             </w:tcMar>
+            <w:shd w:fill="F2F2F2" w:val="clear"/>
           </w:tcPr>
           <w:p>
             <w:pPr>
-              <w:spacing w:after="0"/>
+              <w:spacing w:after="40" w:before="0" w:line="240" w:lineRule="auto"/>
               <w:jc w:val="left"/>
             </w:pPr>
             <w:r>
               <w:rPr>
-                <w:rFonts w:ascii="Arial" w:hAnsi="Arial"/>
-                <w:sz w:val="17"/>
+                <w:rFonts w:ascii="Arial" w:hAnsi="Arial" w:eastAsia="Arial" w:cs="Arial"/>
+                <w:sz w:val="18"/>
+                <w:color w:val="111111"/>
+                <w:szCs w:val="18"/>
               </w:rPr>
               <w:t>Complete the specific repair below before formal analysis.</w:t>
             </w:r>
@@ -3411,24 +4053,27 @@
         </w:trPr>
         <w:tc>
           <w:tcPr>
-            <w:tcW w:type="dxa" w:w="864"/>
+            <w:tcW w:type="dxa" w:w="845"/>
             <w:vAlign w:val="center"/>
             <w:tcMar>
-              <w:top w:w="90" w:type="dxa"/>
-              <w:start w:w="100" w:type="dxa"/>
-              <w:bottom w:w="90" w:type="dxa"/>
-              <w:end w:w="100" w:type="dxa"/>
+              <w:top w:w="80" w:type="dxa"/>
+              <w:start w:w="120" w:type="dxa"/>
+              <w:bottom w:w="80" w:type="dxa"/>
+              <w:end w:w="120" w:type="dxa"/>
             </w:tcMar>
+            <w:shd w:fill="FFFFFF" w:val="clear"/>
           </w:tcPr>
           <w:p>
             <w:pPr>
-              <w:spacing w:after="0"/>
-              <w:jc w:val="center"/>
+              <w:spacing w:after="40" w:before="0" w:line="240" w:lineRule="auto"/>
+              <w:jc w:val="left"/>
             </w:pPr>
             <w:r>
               <w:rPr>
-                <w:rFonts w:ascii="Arial" w:hAnsi="Arial"/>
-                <w:sz w:val="17"/>
+                <w:rFonts w:ascii="Arial" w:hAnsi="Arial" w:eastAsia="Arial" w:cs="Arial"/>
+                <w:sz w:val="18"/>
+                <w:color w:val="111111"/>
+                <w:szCs w:val="18"/>
               </w:rPr>
               <w:t>[ ]</w:t>
             </w:r>
@@ -3436,24 +4081,27 @@
         </w:tc>
         <w:tc>
           <w:tcPr>
-            <w:tcW w:type="dxa" w:w="2520"/>
+            <w:tcW w:type="dxa" w:w="2463"/>
             <w:vAlign w:val="center"/>
             <w:tcMar>
-              <w:top w:w="90" w:type="dxa"/>
-              <w:start w:w="100" w:type="dxa"/>
-              <w:bottom w:w="90" w:type="dxa"/>
-              <w:end w:w="100" w:type="dxa"/>
+              <w:top w:w="80" w:type="dxa"/>
+              <w:start w:w="120" w:type="dxa"/>
+              <w:bottom w:w="80" w:type="dxa"/>
+              <w:end w:w="120" w:type="dxa"/>
             </w:tcMar>
+            <w:shd w:fill="FFFFFF" w:val="clear"/>
           </w:tcPr>
           <w:p>
             <w:pPr>
-              <w:spacing w:after="0"/>
+              <w:spacing w:after="40" w:before="0" w:line="240" w:lineRule="auto"/>
               <w:jc w:val="left"/>
             </w:pPr>
             <w:r>
               <w:rPr>
-                <w:rFonts w:ascii="Arial" w:hAnsi="Arial"/>
-                <w:sz w:val="17"/>
+                <w:rFonts w:ascii="Arial" w:hAnsi="Arial" w:eastAsia="Arial" w:cs="Arial"/>
+                <w:sz w:val="18"/>
+                <w:color w:val="111111"/>
+                <w:szCs w:val="18"/>
               </w:rPr>
               <w:t>Limited-data pathway</w:t>
             </w:r>
@@ -3461,24 +4109,27 @@
         </w:tc>
         <w:tc>
           <w:tcPr>
-            <w:tcW w:type="dxa" w:w="6192"/>
+            <w:tcW w:type="dxa" w:w="6052"/>
             <w:vAlign w:val="center"/>
             <w:tcMar>
-              <w:top w:w="90" w:type="dxa"/>
-              <w:start w:w="100" w:type="dxa"/>
-              <w:bottom w:w="90" w:type="dxa"/>
-              <w:end w:w="100" w:type="dxa"/>
+              <w:top w:w="80" w:type="dxa"/>
+              <w:start w:w="120" w:type="dxa"/>
+              <w:bottom w:w="80" w:type="dxa"/>
+              <w:end w:w="120" w:type="dxa"/>
             </w:tcMar>
+            <w:shd w:fill="FFFFFF" w:val="clear"/>
           </w:tcPr>
           <w:p>
             <w:pPr>
-              <w:spacing w:after="0"/>
+              <w:spacing w:after="40" w:before="0" w:line="240" w:lineRule="auto"/>
               <w:jc w:val="left"/>
             </w:pPr>
             <w:r>
               <w:rPr>
-                <w:rFonts w:ascii="Arial" w:hAnsi="Arial"/>
-                <w:sz w:val="17"/>
+                <w:rFonts w:ascii="Arial" w:hAnsi="Arial" w:eastAsia="Arial" w:cs="Arial"/>
+                <w:sz w:val="18"/>
+                <w:color w:val="111111"/>
+                <w:szCs w:val="18"/>
               </w:rPr>
               <w:t>Reframe honestly as a pilot, feasibility study, prototype test, method-development project, or failure analysis.</w:t>
             </w:r>
@@ -3491,24 +4142,27 @@
         </w:trPr>
         <w:tc>
           <w:tcPr>
-            <w:tcW w:type="dxa" w:w="864"/>
+            <w:tcW w:type="dxa" w:w="845"/>
             <w:vAlign w:val="center"/>
             <w:tcMar>
-              <w:top w:w="90" w:type="dxa"/>
-              <w:start w:w="100" w:type="dxa"/>
-              <w:bottom w:w="90" w:type="dxa"/>
-              <w:end w:w="100" w:type="dxa"/>
+              <w:top w:w="80" w:type="dxa"/>
+              <w:start w:w="120" w:type="dxa"/>
+              <w:bottom w:w="80" w:type="dxa"/>
+              <w:end w:w="120" w:type="dxa"/>
             </w:tcMar>
+            <w:shd w:fill="F2F2F2" w:val="clear"/>
           </w:tcPr>
           <w:p>
             <w:pPr>
-              <w:spacing w:after="0"/>
-              <w:jc w:val="center"/>
+              <w:spacing w:after="40" w:before="0" w:line="240" w:lineRule="auto"/>
+              <w:jc w:val="left"/>
             </w:pPr>
             <w:r>
               <w:rPr>
-                <w:rFonts w:ascii="Arial" w:hAnsi="Arial"/>
-                <w:sz w:val="17"/>
+                <w:rFonts w:ascii="Arial" w:hAnsi="Arial" w:eastAsia="Arial" w:cs="Arial"/>
+                <w:sz w:val="18"/>
+                <w:color w:val="111111"/>
+                <w:szCs w:val="18"/>
               </w:rPr>
               <w:t>[ ]</w:t>
             </w:r>
@@ -3516,24 +4170,27 @@
         </w:tc>
         <w:tc>
           <w:tcPr>
-            <w:tcW w:type="dxa" w:w="2520"/>
+            <w:tcW w:type="dxa" w:w="2463"/>
             <w:vAlign w:val="center"/>
             <w:tcMar>
-              <w:top w:w="90" w:type="dxa"/>
-              <w:start w:w="100" w:type="dxa"/>
-              <w:bottom w:w="90" w:type="dxa"/>
-              <w:end w:w="100" w:type="dxa"/>
+              <w:top w:w="80" w:type="dxa"/>
+              <w:start w:w="120" w:type="dxa"/>
+              <w:bottom w:w="80" w:type="dxa"/>
+              <w:end w:w="120" w:type="dxa"/>
             </w:tcMar>
+            <w:shd w:fill="F2F2F2" w:val="clear"/>
           </w:tcPr>
           <w:p>
             <w:pPr>
-              <w:spacing w:after="0"/>
+              <w:spacing w:after="40" w:before="0" w:line="240" w:lineRule="auto"/>
               <w:jc w:val="left"/>
             </w:pPr>
             <w:r>
               <w:rPr>
-                <w:rFonts w:ascii="Arial" w:hAnsi="Arial"/>
-                <w:sz w:val="17"/>
+                <w:rFonts w:ascii="Arial" w:hAnsi="Arial" w:eastAsia="Arial" w:cs="Arial"/>
+                <w:sz w:val="18"/>
+                <w:color w:val="111111"/>
+                <w:szCs w:val="18"/>
               </w:rPr>
               <w:t>Teacher conference required</w:t>
             </w:r>
@@ -3541,24 +4198,27 @@
         </w:tc>
         <w:tc>
           <w:tcPr>
-            <w:tcW w:type="dxa" w:w="6192"/>
+            <w:tcW w:type="dxa" w:w="6052"/>
             <w:vAlign w:val="center"/>
             <w:tcMar>
-              <w:top w:w="90" w:type="dxa"/>
-              <w:start w:w="100" w:type="dxa"/>
-              <w:bottom w:w="90" w:type="dxa"/>
-              <w:end w:w="100" w:type="dxa"/>
+              <w:top w:w="80" w:type="dxa"/>
+              <w:start w:w="120" w:type="dxa"/>
+              <w:bottom w:w="80" w:type="dxa"/>
+              <w:end w:w="120" w:type="dxa"/>
             </w:tcMar>
+            <w:shd w:fill="F2F2F2" w:val="clear"/>
           </w:tcPr>
           <w:p>
             <w:pPr>
-              <w:spacing w:after="0"/>
+              <w:spacing w:after="40" w:before="0" w:line="240" w:lineRule="auto"/>
               <w:jc w:val="left"/>
             </w:pPr>
             <w:r>
               <w:rPr>
-                <w:rFonts w:ascii="Arial" w:hAnsi="Arial"/>
-                <w:sz w:val="17"/>
+                <w:rFonts w:ascii="Arial" w:hAnsi="Arial" w:eastAsia="Arial" w:cs="Arial"/>
+                <w:sz w:val="18"/>
+                <w:color w:val="111111"/>
+                <w:szCs w:val="18"/>
               </w:rPr>
               <w:t>Pause analysis decisions until the recovery plan is documented.</w:t>
             </w:r>
@@ -3568,17 +4228,21 @@
     </w:tbl>
     <w:p>
       <w:pPr>
-        <w:spacing w:after="20"/>
+        <w:spacing w:after="40"/>
       </w:pPr>
     </w:p>
     <w:p>
       <w:pPr>
+        <w:pStyle w:val="Heading2"/>
         <w:spacing w:after="20"/>
       </w:pPr>
       <w:r>
         <w:rPr>
-          <w:rFonts w:ascii="Arial" w:hAnsi="Arial"/>
-          <w:b/>
+          <w:rFonts w:ascii="Arial" w:hAnsi="Arial" w:eastAsia="Arial" w:cs="Arial"/>
+          <w:b w:val="1"/>
+          <w:color w:val="111111"/>
+          <w:sz w:val="22"/>
+          <w:szCs w:val="22"/>
         </w:rPr>
         <w:t>Specific cleanup, recovery, or reframing task:</w:t>
       </w:r>
@@ -3589,9 +4253,10 @@
       </w:pPr>
       <w:r>
         <w:rPr>
-          <w:rFonts w:ascii="Arial" w:hAnsi="Arial"/>
-          <w:color w:val="777777"/>
-          <w:sz w:val="18"/>
+          <w:rFonts w:ascii="Arial" w:hAnsi="Arial" w:eastAsia="Arial" w:cs="Arial"/>
+          <w:color w:val="111111"/>
+          <w:sz w:val="19"/>
+          <w:szCs w:val="19"/>
         </w:rPr>
         <w:t>____________________________________________________________________________________________</w:t>
       </w:r>
@@ -3602,9 +4267,10 @@
       </w:pPr>
       <w:r>
         <w:rPr>
-          <w:rFonts w:ascii="Arial" w:hAnsi="Arial"/>
-          <w:color w:val="777777"/>
-          <w:sz w:val="18"/>
+          <w:rFonts w:ascii="Arial" w:hAnsi="Arial" w:eastAsia="Arial" w:cs="Arial"/>
+          <w:color w:val="111111"/>
+          <w:sz w:val="19"/>
+          <w:szCs w:val="19"/>
         </w:rPr>
         <w:t>____________________________________________________________________________________________</w:t>
       </w:r>
@@ -3615,24 +4281,35 @@
       </w:pPr>
       <w:r>
         <w:rPr>
-          <w:rFonts w:ascii="Arial" w:hAnsi="Arial"/>
-          <w:color w:val="777777"/>
-          <w:sz w:val="18"/>
+          <w:rFonts w:ascii="Arial" w:hAnsi="Arial" w:eastAsia="Arial" w:cs="Arial"/>
+          <w:color w:val="111111"/>
+          <w:sz w:val="19"/>
+          <w:szCs w:val="19"/>
         </w:rPr>
         <w:t>____________________________________________________________________________________________</w:t>
       </w:r>
     </w:p>
     <w:p>
+      <w:pPr>
+        <w:pStyle w:val="STARLABPrompt"/>
+      </w:pPr>
       <w:r>
         <w:rPr>
-          <w:rFonts w:ascii="Arial" w:hAnsi="Arial"/>
-          <w:b/>
+          <w:rFonts w:ascii="Arial" w:hAnsi="Arial" w:eastAsia="Arial" w:cs="Arial"/>
+          <w:b w:val="1"/>
+          <w:color w:val="111111"/>
+          <w:sz w:val="20"/>
+          <w:szCs w:val="20"/>
         </w:rPr>
         <w:t xml:space="preserve">Target completion date: </w:t>
       </w:r>
       <w:r>
         <w:rPr>
-          <w:rFonts w:ascii="Arial" w:hAnsi="Arial"/>
+          <w:rFonts w:ascii="Arial" w:hAnsi="Arial" w:eastAsia="Arial" w:cs="Arial"/>
+          <w:color w:val="111111"/>
+          <w:sz w:val="20"/>
+          <w:szCs w:val="20"/>
+          <w:b w:val="1"/>
         </w:rPr>
         <w:t>____________________</w:t>
       </w:r>
@@ -3642,68 +4319,153 @@
         <w:pStyle w:val="Heading2"/>
       </w:pPr>
       <w:r>
+        <w:rPr>
+          <w:rFonts w:ascii="Arial" w:hAnsi="Arial" w:eastAsia="Arial" w:cs="Arial"/>
+          <w:color w:val="111111"/>
+          <w:sz w:val="22"/>
+          <w:szCs w:val="22"/>
+          <w:b w:val="1"/>
+        </w:rPr>
         <w:t>Integrity Confirmation</w:t>
       </w:r>
     </w:p>
     <w:p>
+      <w:pPr/>
       <w:r>
+        <w:rPr>
+          <w:rFonts w:ascii="Arial" w:hAnsi="Arial" w:eastAsia="Arial" w:cs="Arial"/>
+          <w:color w:val="111111"/>
+          <w:sz w:val="19"/>
+          <w:szCs w:val="19"/>
+        </w:rPr>
         <w:t>I have not invented, estimated, removed, or changed evidence to make my project appear more successful. I have identified known gaps and questionable records, and I understand that honest limitations are part of scientific work.</w:t>
       </w:r>
     </w:p>
     <w:p>
+      <w:pPr>
+        <w:pStyle w:val="STARLABPrompt"/>
+      </w:pPr>
       <w:r>
         <w:rPr>
-          <w:rFonts w:ascii="Arial" w:hAnsi="Arial"/>
-          <w:b/>
+          <w:rFonts w:ascii="Arial" w:hAnsi="Arial" w:eastAsia="Arial" w:cs="Arial"/>
+          <w:b w:val="1"/>
+          <w:color w:val="111111"/>
+          <w:sz w:val="20"/>
+          <w:szCs w:val="20"/>
         </w:rPr>
         <w:t xml:space="preserve">Student signature: </w:t>
       </w:r>
       <w:r>
         <w:rPr>
-          <w:rFonts w:ascii="Arial" w:hAnsi="Arial"/>
+          <w:rFonts w:ascii="Arial" w:hAnsi="Arial" w:eastAsia="Arial" w:cs="Arial"/>
+          <w:color w:val="111111"/>
+          <w:sz w:val="20"/>
+          <w:szCs w:val="20"/>
+          <w:b w:val="1"/>
         </w:rPr>
         <w:t>______________________________________    Date: ______________</w:t>
       </w:r>
     </w:p>
     <w:p>
       <w:pPr>
+        <w:pStyle w:val="STARLABPrompt"/>
         <w:keepLines/>
       </w:pPr>
       <w:r>
         <w:rPr>
-          <w:rFonts w:ascii="Arial" w:hAnsi="Arial"/>
-          <w:b/>
+          <w:rFonts w:ascii="Arial" w:hAnsi="Arial" w:eastAsia="Arial" w:cs="Arial"/>
+          <w:b w:val="1"/>
+          <w:color w:val="111111"/>
+          <w:sz w:val="20"/>
+          <w:szCs w:val="20"/>
         </w:rPr>
         <w:t xml:space="preserve">Teacher-confirmed status: </w:t>
       </w:r>
       <w:r>
         <w:rPr>
-          <w:rFonts w:ascii="Arial" w:hAnsi="Arial"/>
+          <w:rFonts w:ascii="Arial" w:hAnsi="Arial" w:eastAsia="Arial" w:cs="Arial"/>
+          <w:color w:val="111111"/>
+          <w:sz w:val="20"/>
+          <w:szCs w:val="20"/>
+          <w:b w:val="1"/>
         </w:rPr>
         <w:t xml:space="preserve">____________________________    </w:t>
       </w:r>
       <w:r>
         <w:rPr>
-          <w:rFonts w:ascii="Arial" w:hAnsi="Arial"/>
-          <w:b/>
+          <w:rFonts w:ascii="Arial" w:hAnsi="Arial" w:eastAsia="Arial" w:cs="Arial"/>
+          <w:b w:val="1"/>
+          <w:color w:val="111111"/>
+          <w:sz w:val="20"/>
+          <w:szCs w:val="20"/>
         </w:rPr>
         <w:t xml:space="preserve">Initials/date: </w:t>
       </w:r>
       <w:r>
         <w:rPr>
-          <w:rFonts w:ascii="Arial" w:hAnsi="Arial"/>
+          <w:rFonts w:ascii="Arial" w:hAnsi="Arial" w:eastAsia="Arial" w:cs="Arial"/>
+          <w:color w:val="111111"/>
+          <w:sz w:val="20"/>
+          <w:szCs w:val="20"/>
+          <w:b w:val="1"/>
         </w:rPr>
         <w:t>__________________</w:t>
       </w:r>
     </w:p>
     <w:sectPr>
+      <w:headerReference w:type="default" r:id="rId9"/>
+      <w:footerReference w:type="default" r:id="rId10"/>
       <w:pgSz w:w="12240" w:h="15840"/>
-      <w:pgMar w:top="648" w:right="1152" w:bottom="648" w:left="1152" w:header="720" w:footer="720" w:gutter="0"/>
+      <w:pgMar w:top="936" w:right="1440" w:bottom="936" w:left="1440" w:header="504" w:footer="504" w:gutter="0"/>
       <w:cols w:space="720"/>
       <w:docGrid w:linePitch="360"/>
     </w:sectPr>
   </w:body>
 </w:document>
+</file>
+
+<file path=word/footer1.xml><?xml version="1.0" encoding="utf-8"?>
+<w:ftr xmlns:m="http://schemas.openxmlformats.org/officeDocument/2006/math" xmlns:mc="http://schemas.openxmlformats.org/markup-compatibility/2006" xmlns:mo="http://schemas.microsoft.com/office/mac/office/2008/main" xmlns:mv="urn:schemas-microsoft-com:mac:vml" xmlns:o="urn:schemas-microsoft-com:office:office" xmlns:r="http://schemas.openxmlformats.org/officeDocument/2006/relationships" xmlns:v="urn:schemas-microsoft-com:vml" xmlns:w10="urn:schemas-microsoft-com:office:word" xmlns:w14="http://schemas.microsoft.com/office/word/2010/wordml" xmlns:w="http://schemas.openxmlformats.org/wordprocessingml/2006/main" xmlns:wne="http://schemas.microsoft.com/office/word/2006/wordml" xmlns:wp14="http://schemas.microsoft.com/office/word/2010/wordprocessingDrawing" xmlns:wp="http://schemas.openxmlformats.org/drawingml/2006/wordprocessingDrawing" xmlns:wpc="http://schemas.microsoft.com/office/word/2010/wordprocessingCanvas" xmlns:wpg="http://schemas.microsoft.com/office/word/2010/wordprocessingGroup" xmlns:wpi="http://schemas.microsoft.com/office/word/2010/wordprocessingInk" xmlns:wps="http://schemas.microsoft.com/office/word/2010/wordprocessingShape" mc:Ignorable="w14 wp14">
+  <w:p>
+    <w:pPr>
+      <w:pStyle w:val="Footer"/>
+      <w:spacing w:before="40" w:after="0"/>
+      <w:jc w:val="center"/>
+    </w:pPr>
+    <w:r>
+      <w:rPr>
+        <w:rFonts w:ascii="Arial" w:hAnsi="Arial" w:eastAsia="Arial" w:cs="Arial"/>
+        <w:color w:val="555555"/>
+        <w:sz w:val="16"/>
+        <w:szCs w:val="16"/>
+        <w:b w:val="0"/>
+      </w:rPr>
+      <w:t xml:space="preserve">STARLAB | UNIT 3 | STUDENT HANDOUT 18 | PAGE </w:t>
+    </w:r>
+    <w:r>
+      <w:rPr>
+        <w:rFonts w:ascii="Arial" w:hAnsi="Arial" w:eastAsia="Arial" w:cs="Arial"/>
+        <w:color w:val="555555"/>
+        <w:sz w:val="16"/>
+        <w:szCs w:val="16"/>
+        <w:b w:val="0"/>
+      </w:rPr>
+      <w:fldChar w:fldCharType="begin"/>
+      <w:instrText xml:space="preserve"> PAGE </w:instrText>
+      <w:fldChar w:fldCharType="end"/>
+    </w:r>
+  </w:p>
+</w:ftr>
+</file>
+
+<file path=word/header1.xml><?xml version="1.0" encoding="utf-8"?>
+<w:hdr xmlns:m="http://schemas.openxmlformats.org/officeDocument/2006/math" xmlns:mc="http://schemas.openxmlformats.org/markup-compatibility/2006" xmlns:mo="http://schemas.microsoft.com/office/mac/office/2008/main" xmlns:mv="urn:schemas-microsoft-com:mac:vml" xmlns:o="urn:schemas-microsoft-com:office:office" xmlns:r="http://schemas.openxmlformats.org/officeDocument/2006/relationships" xmlns:v="urn:schemas-microsoft-com:vml" xmlns:w10="urn:schemas-microsoft-com:office:word" xmlns:w14="http://schemas.microsoft.com/office/word/2010/wordml" xmlns:w="http://schemas.openxmlformats.org/wordprocessingml/2006/main" xmlns:wne="http://schemas.microsoft.com/office/word/2006/wordml" xmlns:wp14="http://schemas.microsoft.com/office/word/2010/wordprocessingDrawing" xmlns:wp="http://schemas.openxmlformats.org/drawingml/2006/wordprocessingDrawing" xmlns:wpc="http://schemas.microsoft.com/office/word/2010/wordprocessingCanvas" xmlns:wpg="http://schemas.microsoft.com/office/word/2010/wordprocessingGroup" xmlns:wpi="http://schemas.microsoft.com/office/word/2010/wordprocessingInk" xmlns:wps="http://schemas.microsoft.com/office/word/2010/wordprocessingShape" mc:Ignorable="w14 wp14">
+  <w:p>
+    <w:pPr>
+      <w:pStyle w:val="Header"/>
+    </w:pPr>
+  </w:p>
+</w:hdr>
 </file>
 
 <file path=word/numbering.xml><?xml version="1.0" encoding="utf-8"?>
@@ -4070,11 +4832,14 @@
     <w:qFormat/>
     <w:rsid w:val="00FC693F"/>
     <w:pPr>
-      <w:spacing w:after="100" w:line="259" w:lineRule="auto"/>
+      <w:keepLines w:val="0"/>
+      <w:spacing w:after="60" w:line="247" w:lineRule="auto" w:before="0"/>
     </w:pPr>
     <w:rPr>
-      <w:rFonts w:ascii="Arial" w:hAnsi="Arial"/>
-      <w:sz w:val="21"/>
+      <w:rFonts w:ascii="Arial" w:hAnsi="Arial" w:eastAsia="Arial"/>
+      <w:b w:val="0"/>
+      <w:color w:val="111111"/>
+      <w:sz w:val="19"/>
     </w:rPr>
   </w:style>
   <w:style w:type="paragraph" w:styleId="Header">
@@ -4132,15 +4897,15 @@
     <w:pPr>
       <w:keepNext/>
       <w:keepLines/>
-      <w:spacing w:before="180" w:after="60"/>
+      <w:spacing w:before="180" w:after="60" w:line="240" w:lineRule="auto"/>
       <w:outlineLvl w:val="0"/>
     </w:pPr>
     <w:rPr>
-      <w:rFonts w:asciiTheme="majorHAnsi" w:eastAsiaTheme="majorEastAsia" w:hAnsiTheme="majorHAnsi" w:cstheme="majorBidi" w:ascii="Arial" w:hAnsi="Arial"/>
+      <w:rFonts w:asciiTheme="majorHAnsi" w:eastAsiaTheme="majorEastAsia" w:hAnsiTheme="majorHAnsi" w:cstheme="majorBidi" w:ascii="Arial" w:hAnsi="Arial" w:eastAsia="Arial"/>
       <w:b/>
       <w:bCs/>
-      <w:color w:val="111111"/>
-      <w:sz w:val="32"/>
+      <w:color w:val="E31B23"/>
+      <w:sz w:val="27"/>
       <w:szCs w:val="28"/>
     </w:rPr>
   </w:style>
@@ -4156,15 +4921,15 @@
     <w:pPr>
       <w:keepNext/>
       <w:keepLines/>
-      <w:spacing w:before="180" w:after="60"/>
+      <w:spacing w:before="120" w:after="40" w:line="240" w:lineRule="auto"/>
       <w:outlineLvl w:val="1"/>
     </w:pPr>
     <w:rPr>
-      <w:rFonts w:asciiTheme="majorHAnsi" w:eastAsiaTheme="majorEastAsia" w:hAnsiTheme="majorHAnsi" w:cstheme="majorBidi" w:ascii="Arial" w:hAnsi="Arial"/>
+      <w:rFonts w:asciiTheme="majorHAnsi" w:eastAsiaTheme="majorEastAsia" w:hAnsiTheme="majorHAnsi" w:cstheme="majorBidi" w:ascii="Arial" w:hAnsi="Arial" w:eastAsia="Arial"/>
       <w:b/>
       <w:bCs/>
-      <w:color w:val="4F81BD"/>
-      <w:sz w:val="26"/>
+      <w:color w:val="111111"/>
+      <w:sz w:val="22"/>
       <w:szCs w:val="26"/>
     </w:rPr>
   </w:style>
@@ -4180,15 +4945,15 @@
     <w:pPr>
       <w:keepNext/>
       <w:keepLines/>
-      <w:spacing w:before="180" w:after="60"/>
+      <w:spacing w:before="100" w:after="40" w:line="240" w:lineRule="auto"/>
       <w:outlineLvl w:val="2"/>
     </w:pPr>
     <w:rPr>
-      <w:rFonts w:asciiTheme="majorHAnsi" w:eastAsiaTheme="majorEastAsia" w:hAnsiTheme="majorHAnsi" w:cstheme="majorBidi" w:ascii="Arial" w:hAnsi="Arial"/>
+      <w:rFonts w:asciiTheme="majorHAnsi" w:eastAsiaTheme="majorEastAsia" w:hAnsiTheme="majorHAnsi" w:cstheme="majorBidi" w:ascii="Arial" w:hAnsi="Arial" w:eastAsia="Arial"/>
       <w:b/>
       <w:bCs/>
-      <w:color w:val="111111"/>
-      <w:sz w:val="23"/>
+      <w:color w:val="555555"/>
+      <w:sz w:val="20"/>
     </w:rPr>
   </w:style>
   <w:style w:type="paragraph" w:styleId="Heading4">
@@ -4604,8 +5369,16 @@
       <w:numPr>
         <w:numId w:val="1"/>
       </w:numPr>
+      <w:spacing w:before="0" w:after="60" w:line="247" w:lineRule="auto"/>
+      <w:ind w:left="547" w:hanging="274"/>
       <w:contextualSpacing/>
     </w:pPr>
+    <w:rPr>
+      <w:rFonts w:ascii="Arial" w:hAnsi="Arial" w:eastAsia="Arial"/>
+      <w:b w:val="0"/>
+      <w:color w:val="111111"/>
+      <w:sz w:val="19"/>
+    </w:rPr>
   </w:style>
   <w:style w:type="paragraph" w:styleId="ListBullet2">
     <w:name w:val="List Bullet 2"/>
@@ -4643,8 +5416,16 @@
       <w:numPr>
         <w:numId w:val="5"/>
       </w:numPr>
+      <w:spacing w:before="0" w:after="60" w:line="247" w:lineRule="auto"/>
+      <w:ind w:left="547" w:hanging="274"/>
       <w:contextualSpacing/>
     </w:pPr>
+    <w:rPr>
+      <w:rFonts w:ascii="Arial" w:hAnsi="Arial" w:eastAsia="Arial"/>
+      <w:b w:val="0"/>
+      <w:color w:val="111111"/>
+      <w:sz w:val="19"/>
+    </w:rPr>
   </w:style>
   <w:style w:type="paragraph" w:styleId="ListNumber2">
     <w:name w:val="List Number 2"/>
@@ -15759,6 +16540,91 @@
         <w:shd w:val="clear" w:color="auto" w:fill="FBCAA2" w:themeFill="accent6" w:themeFillTint="7F"/>
       </w:tcPr>
     </w:tblStylePr>
+  </w:style>
+  <w:style w:type="paragraph" w:customStyle="1" w:styleId="STARLABKicker">
+    <w:name w:val="STARLAB Kicker"/>
+    <w:pPr>
+      <w:spacing w:before="0" w:after="60" w:line="240" w:lineRule="auto"/>
+    </w:pPr>
+    <w:rPr>
+      <w:rFonts w:ascii="Arial" w:hAnsi="Arial" w:eastAsia="Arial"/>
+      <w:b/>
+      <w:caps/>
+      <w:color w:val="E31B23"/>
+      <w:sz w:val="18"/>
+    </w:rPr>
+  </w:style>
+  <w:style w:type="paragraph" w:customStyle="1" w:styleId="STARLABResourceTitle">
+    <w:name w:val="STARLAB Resource Title"/>
+    <w:pPr>
+      <w:spacing w:before="0" w:after="60" w:line="240" w:lineRule="auto"/>
+    </w:pPr>
+    <w:rPr>
+      <w:rFonts w:ascii="Arial" w:hAnsi="Arial" w:eastAsia="Arial"/>
+      <w:b/>
+      <w:color w:val="111111"/>
+      <w:sz w:val="38"/>
+    </w:rPr>
+  </w:style>
+  <w:style w:type="paragraph" w:customStyle="1" w:styleId="STARLABResourceMeta">
+    <w:name w:val="STARLAB Resource Meta"/>
+    <w:pPr>
+      <w:spacing w:before="0" w:after="80" w:line="240" w:lineRule="auto"/>
+    </w:pPr>
+    <w:rPr>
+      <w:rFonts w:ascii="Arial" w:hAnsi="Arial" w:eastAsia="Arial"/>
+      <w:b/>
+      <w:color w:val="555555"/>
+      <w:sz w:val="17"/>
+    </w:rPr>
+  </w:style>
+  <w:style w:type="paragraph" w:customStyle="1" w:styleId="STARLABDivider">
+    <w:name w:val="STARLAB Divider"/>
+    <w:pPr>
+      <w:spacing w:before="0" w:after="160" w:line="240" w:lineRule="auto"/>
+    </w:pPr>
+    <w:rPr>
+      <w:rFonts w:ascii="Arial" w:hAnsi="Arial" w:eastAsia="Arial"/>
+      <w:b w:val="0"/>
+      <w:color w:val="E31B23"/>
+      <w:sz w:val="4"/>
+    </w:rPr>
+  </w:style>
+  <w:style w:type="paragraph" w:customStyle="1" w:styleId="STARLABPrompt">
+    <w:name w:val="STARLAB Prompt"/>
+    <w:pPr>
+      <w:spacing w:before="60" w:after="40" w:line="247" w:lineRule="auto"/>
+    </w:pPr>
+    <w:rPr>
+      <w:rFonts w:ascii="Arial" w:hAnsi="Arial" w:eastAsia="Arial"/>
+      <w:b/>
+      <w:color w:val="111111"/>
+      <w:sz w:val="20"/>
+    </w:rPr>
+  </w:style>
+  <w:style w:type="paragraph" w:customStyle="1" w:styleId="STARLABUseNote">
+    <w:name w:val="STARLAB Use Note"/>
+    <w:pPr>
+      <w:spacing w:before="0" w:after="80" w:line="247" w:lineRule="auto"/>
+    </w:pPr>
+    <w:rPr>
+      <w:rFonts w:ascii="Arial" w:hAnsi="Arial" w:eastAsia="Arial"/>
+      <w:b w:val="0"/>
+      <w:color w:val="555555"/>
+      <w:sz w:val="18"/>
+    </w:rPr>
+  </w:style>
+  <w:style w:type="paragraph" w:customStyle="1" w:styleId="STARLABResponseLine">
+    <w:name w:val="STARLAB Response Line"/>
+    <w:pPr>
+      <w:spacing w:before="0" w:after="60" w:line="240" w:lineRule="auto"/>
+    </w:pPr>
+    <w:rPr>
+      <w:rFonts w:ascii="Arial" w:hAnsi="Arial" w:eastAsia="Arial"/>
+      <w:b w:val="0"/>
+      <w:color w:val="111111"/>
+      <w:sz w:val="20"/>
+    </w:rPr>
   </w:style>
 </w:styles>
 </file>
